--- a/Doc/ValidationStage_메뉴얼.docx
+++ b/Doc/ValidationStage_메뉴얼.docx
@@ -1,6 +1,6 @@
 
 <file path=word/document.xml><?xml version="1.0" encoding="utf-8"?>
-<w:document xmlns:wpc="http://schemas.microsoft.com/office/word/2010/wordprocessingCanvas" xmlns:mc="http://schemas.openxmlformats.org/markup-compatibility/2006" xmlns:o="urn:schemas-microsoft-com:office:office" xmlns:r="http://schemas.openxmlformats.org/officeDocument/2006/relationships" xmlns:m="http://schemas.openxmlformats.org/officeDocument/2006/math" xmlns:v="urn:schemas-microsoft-com:vml" xmlns:wp14="http://schemas.microsoft.com/office/word/2010/wordprocessingDrawing" xmlns:wp="http://schemas.openxmlformats.org/drawingml/2006/wordprocessingDrawing" xmlns:w="http://schemas.openxmlformats.org/wordprocessingml/2006/main" xmlns:w14="http://schemas.microsoft.com/office/word/2010/wordml" xmlns:w10="urn:schemas-microsoft-com:office:word" xmlns:w15="http://schemas.microsoft.com/office/word/2012/wordml" xmlns:wpg="http://schemas.microsoft.com/office/word/2010/wordprocessingGroup" xmlns:wpi="http://schemas.microsoft.com/office/word/2010/wordprocessingInk" xmlns:wne="http://schemas.microsoft.com/office/word/2006/wordml" xmlns:wps="http://schemas.microsoft.com/office/word/2010/wordprocessingShape" xmlns:wpsCustomData="http://www.wps.cn/officeDocument/2013/wpsCustomData" mc:Ignorable="w14 w15 wp14">
+<w:document xmlns:wpc="http://schemas.microsoft.com/office/word/2010/wordprocessingCanvas" xmlns:cx="http://schemas.microsoft.com/office/drawing/2014/chartex" xmlns:cx1="http://schemas.microsoft.com/office/drawing/2015/9/8/chartex" xmlns:cx2="http://schemas.microsoft.com/office/drawing/2015/10/21/chartex" xmlns:cx3="http://schemas.microsoft.com/office/drawing/2016/5/9/chartex" xmlns:cx4="http://schemas.microsoft.com/office/drawing/2016/5/10/chartex" xmlns:cx5="http://schemas.microsoft.com/office/drawing/2016/5/11/chartex" xmlns:cx6="http://schemas.microsoft.com/office/drawing/2016/5/12/chartex" xmlns:cx7="http://schemas.microsoft.com/office/drawing/2016/5/13/chartex" xmlns:cx8="http://schemas.microsoft.com/office/drawing/2016/5/14/chartex" xmlns:mc="http://schemas.openxmlformats.org/markup-compatibility/2006" xmlns:aink="http://schemas.microsoft.com/office/drawing/2016/ink" xmlns:am3d="http://schemas.microsoft.com/office/drawing/2017/model3d" xmlns:o="urn:schemas-microsoft-com:office:office" xmlns:oel="http://schemas.microsoft.com/office/2019/extlst" xmlns:r="http://schemas.openxmlformats.org/officeDocument/2006/relationships" xmlns:m="http://schemas.openxmlformats.org/officeDocument/2006/math" xmlns:v="urn:schemas-microsoft-com:vml" xmlns:wp14="http://schemas.microsoft.com/office/word/2010/wordprocessingDrawing" xmlns:wp="http://schemas.openxmlformats.org/drawingml/2006/wordprocessingDrawing" xmlns:w10="urn:schemas-microsoft-com:office:word" xmlns:w="http://schemas.openxmlformats.org/wordprocessingml/2006/main" xmlns:w14="http://schemas.microsoft.com/office/word/2010/wordml" xmlns:w15="http://schemas.microsoft.com/office/word/2012/wordml" xmlns:w16cex="http://schemas.microsoft.com/office/word/2018/wordml/cex" xmlns:w16cid="http://schemas.microsoft.com/office/word/2016/wordml/cid" xmlns:w16="http://schemas.microsoft.com/office/word/2018/wordml" xmlns:w16sdtdh="http://schemas.microsoft.com/office/word/2020/wordml/sdtdatahash" xmlns:w16se="http://schemas.microsoft.com/office/word/2015/wordml/symex" xmlns:wpg="http://schemas.microsoft.com/office/word/2010/wordprocessingGroup" xmlns:wpi="http://schemas.microsoft.com/office/word/2010/wordprocessingInk" xmlns:wne="http://schemas.microsoft.com/office/word/2006/wordml" xmlns:wps="http://schemas.microsoft.com/office/word/2010/wordprocessingShape" mc:Ignorable="w14 w15 w16se w16cid w16 w16cex w16sdtdh wp14">
   <w:body>
     <w:p>
       <w:pPr>
@@ -9,25 +9,24 @@
     </w:p>
     <w:p>
       <w:pPr>
-        <w:pStyle w:val="11"/>
+        <w:pStyle w:val="a7"/>
       </w:pPr>
+      <w:proofErr w:type="spellStart"/>
       <w:r>
         <w:t>ValidationStage</w:t>
       </w:r>
+      <w:proofErr w:type="spellEnd"/>
     </w:p>
     <w:p>
       <w:pPr>
-        <w:pStyle w:val="10"/>
+        <w:pStyle w:val="a6"/>
       </w:pPr>
       <w:r>
         <w:rPr>
           <w:rFonts w:hint="eastAsia"/>
-          <w:lang w:eastAsia="ko-KR"/>
         </w:rPr>
         <w:t>메뉴얼</w:t>
       </w:r>
-      <w:bookmarkStart w:id="10" w:name="_GoBack"/>
-      <w:bookmarkEnd w:id="10"/>
     </w:p>
     <w:p>
       <w:pPr>
@@ -37,7 +36,35 @@
         <w:rPr>
           <w:color w:val="595959"/>
         </w:rPr>
-        <w:t>모션(선형 스테이지 + 헥사포드) · 프로브 · 비전 보정 샘플 프로그램   |   DLL v1.0.0.0</w:t>
+        <w:t xml:space="preserve">모션(선형 스테이지 + </w:t>
+      </w:r>
+      <w:proofErr w:type="spellStart"/>
+      <w:r>
+        <w:rPr>
+          <w:color w:val="595959"/>
+        </w:rPr>
+        <w:t>헥사포드</w:t>
+      </w:r>
+      <w:proofErr w:type="spellEnd"/>
+      <w:r>
+        <w:rPr>
+          <w:color w:val="595959"/>
+        </w:rPr>
+        <w:t xml:space="preserve">) · </w:t>
+      </w:r>
+      <w:proofErr w:type="spellStart"/>
+      <w:r>
+        <w:rPr>
+          <w:color w:val="595959"/>
+        </w:rPr>
+        <w:t>프로브</w:t>
+      </w:r>
+      <w:proofErr w:type="spellEnd"/>
+      <w:r>
+        <w:rPr>
+          <w:color w:val="595959"/>
+        </w:rPr>
+        <w:t xml:space="preserve"> · 비전 보정 샘플 프로그램   |   DLL v1.0.0.0</w:t>
       </w:r>
     </w:p>
     <w:p/>
@@ -48,23 +75,16 @@
     </w:p>
     <w:p>
       <w:pPr>
-        <w:pStyle w:val="12"/>
+        <w:pStyle w:val="10"/>
         <w:tabs>
           <w:tab w:val="right" w:leader="dot" w:pos="9638"/>
         </w:tabs>
         <w:rPr>
-          <w:rFonts w:hint="default" w:eastAsia="맑은 고딕"/>
           <w:b/>
           <w:bCs/>
           <w:color w:val="1F497D" w:themeColor="text2"/>
           <w:sz w:val="30"/>
           <w:szCs w:val="30"/>
-          <w:lang w:val="en-US" w:eastAsia="ko-KR"/>
-          <w14:textFill>
-            <w14:solidFill>
-              <w14:schemeClr w14:val="tx2"/>
-            </w14:solidFill>
-          </w14:textFill>
         </w:rPr>
       </w:pPr>
       <w:r>
@@ -75,22 +95,20 @@
           <w:color w:val="1F497D" w:themeColor="text2"/>
           <w:sz w:val="30"/>
           <w:szCs w:val="30"/>
-          <w:lang w:val="en-US" w:eastAsia="ko-KR"/>
-          <w14:textFill>
-            <w14:solidFill>
-              <w14:schemeClr w14:val="tx2"/>
-            </w14:solidFill>
-          </w14:textFill>
         </w:rPr>
+        <w:lastRenderedPageBreak/>
         <w:t>목차</w:t>
       </w:r>
     </w:p>
     <w:p>
       <w:pPr>
-        <w:pStyle w:val="12"/>
+        <w:pStyle w:val="10"/>
         <w:tabs>
           <w:tab w:val="right" w:leader="dot" w:pos="9638"/>
         </w:tabs>
+        <w:rPr>
+          <w:noProof/>
+        </w:rPr>
       </w:pPr>
       <w:r>
         <w:fldChar w:fldCharType="begin"/>
@@ -101,408 +119,600 @@
       <w:r>
         <w:fldChar w:fldCharType="separate"/>
       </w:r>
-      <w:r>
-        <w:fldChar w:fldCharType="begin"/>
-      </w:r>
-      <w:r>
-        <w:instrText xml:space="preserve"> HYPERLINK \l _Toc12628 </w:instrText>
-      </w:r>
-      <w:r>
-        <w:fldChar w:fldCharType="separate"/>
-      </w:r>
-      <w:r>
-        <w:t>1. 화면 구성</w:t>
-      </w:r>
-      <w:r>
-        <w:tab/>
-      </w:r>
-      <w:r>
-        <w:fldChar w:fldCharType="begin"/>
-      </w:r>
-      <w:r>
-        <w:instrText xml:space="preserve"> PAGEREF _Toc12628 \h </w:instrText>
-      </w:r>
-      <w:r>
-        <w:fldChar w:fldCharType="separate"/>
-      </w:r>
-      <w:r>
-        <w:t>3</w:t>
-      </w:r>
-      <w:r>
-        <w:fldChar w:fldCharType="end"/>
-      </w:r>
-      <w:r>
-        <w:fldChar w:fldCharType="end"/>
-      </w:r>
+      <w:hyperlink w:anchor="_Toc12628" w:history="1">
+        <w:r>
+          <w:rPr>
+            <w:noProof/>
+          </w:rPr>
+          <w:t>1. 화면 구성</w:t>
+        </w:r>
+        <w:r>
+          <w:rPr>
+            <w:noProof/>
+          </w:rPr>
+          <w:tab/>
+        </w:r>
+        <w:r>
+          <w:rPr>
+            <w:noProof/>
+          </w:rPr>
+          <w:fldChar w:fldCharType="begin"/>
+        </w:r>
+        <w:r>
+          <w:rPr>
+            <w:noProof/>
+          </w:rPr>
+          <w:instrText xml:space="preserve"> PAGEREF _Toc12628 \h </w:instrText>
+        </w:r>
+        <w:r>
+          <w:rPr>
+            <w:noProof/>
+          </w:rPr>
+        </w:r>
+        <w:r>
+          <w:rPr>
+            <w:noProof/>
+          </w:rPr>
+          <w:fldChar w:fldCharType="separate"/>
+        </w:r>
+        <w:r>
+          <w:rPr>
+            <w:noProof/>
+          </w:rPr>
+          <w:t>3</w:t>
+        </w:r>
+        <w:r>
+          <w:rPr>
+            <w:noProof/>
+          </w:rPr>
+          <w:fldChar w:fldCharType="end"/>
+        </w:r>
+      </w:hyperlink>
     </w:p>
     <w:p>
       <w:pPr>
-        <w:pStyle w:val="12"/>
+        <w:pStyle w:val="10"/>
         <w:tabs>
           <w:tab w:val="right" w:leader="dot" w:pos="9638"/>
         </w:tabs>
+        <w:rPr>
+          <w:noProof/>
+        </w:rPr>
       </w:pPr>
-      <w:r>
-        <w:fldChar w:fldCharType="begin"/>
-      </w:r>
-      <w:r>
-        <w:instrText xml:space="preserve"> HYPERLINK \l _Toc3578 </w:instrText>
-      </w:r>
-      <w:r>
-        <w:fldChar w:fldCharType="separate"/>
-      </w:r>
-      <w:r>
-        <w:t>2. 기본 사용 순서</w:t>
-      </w:r>
-      <w:r>
-        <w:tab/>
-      </w:r>
-      <w:r>
-        <w:fldChar w:fldCharType="begin"/>
-      </w:r>
-      <w:r>
-        <w:instrText xml:space="preserve"> PAGEREF _Toc3578 \h </w:instrText>
-      </w:r>
-      <w:r>
-        <w:fldChar w:fldCharType="separate"/>
-      </w:r>
-      <w:r>
-        <w:t>4</w:t>
-      </w:r>
-      <w:r>
-        <w:fldChar w:fldCharType="end"/>
-      </w:r>
-      <w:r>
-        <w:fldChar w:fldCharType="end"/>
-      </w:r>
+      <w:hyperlink w:anchor="_Toc3578" w:history="1">
+        <w:r>
+          <w:rPr>
+            <w:noProof/>
+          </w:rPr>
+          <w:t>2. 기본 사용 순서</w:t>
+        </w:r>
+        <w:r>
+          <w:rPr>
+            <w:noProof/>
+          </w:rPr>
+          <w:tab/>
+        </w:r>
+        <w:r>
+          <w:rPr>
+            <w:noProof/>
+          </w:rPr>
+          <w:fldChar w:fldCharType="begin"/>
+        </w:r>
+        <w:r>
+          <w:rPr>
+            <w:noProof/>
+          </w:rPr>
+          <w:instrText xml:space="preserve"> PAGEREF _Toc3578 \h </w:instrText>
+        </w:r>
+        <w:r>
+          <w:rPr>
+            <w:noProof/>
+          </w:rPr>
+        </w:r>
+        <w:r>
+          <w:rPr>
+            <w:noProof/>
+          </w:rPr>
+          <w:fldChar w:fldCharType="separate"/>
+        </w:r>
+        <w:r>
+          <w:rPr>
+            <w:noProof/>
+          </w:rPr>
+          <w:t>4</w:t>
+        </w:r>
+        <w:r>
+          <w:rPr>
+            <w:noProof/>
+          </w:rPr>
+          <w:fldChar w:fldCharType="end"/>
+        </w:r>
+      </w:hyperlink>
     </w:p>
     <w:p>
       <w:pPr>
-        <w:pStyle w:val="12"/>
+        <w:pStyle w:val="10"/>
         <w:tabs>
           <w:tab w:val="right" w:leader="dot" w:pos="9638"/>
         </w:tabs>
+        <w:rPr>
+          <w:noProof/>
+        </w:rPr>
       </w:pPr>
-      <w:r>
-        <w:fldChar w:fldCharType="begin"/>
-      </w:r>
-      <w:r>
-        <w:instrText xml:space="preserve"> HYPERLINK \l _Toc12965 </w:instrText>
-      </w:r>
-      <w:r>
-        <w:fldChar w:fldCharType="separate"/>
-      </w:r>
-      <w:r>
-        <w:t>3. 영역별 버튼</w:t>
-      </w:r>
-      <w:r>
-        <w:tab/>
-      </w:r>
-      <w:r>
-        <w:fldChar w:fldCharType="begin"/>
-      </w:r>
-      <w:r>
-        <w:instrText xml:space="preserve"> PAGEREF _Toc12965 \h </w:instrText>
-      </w:r>
-      <w:r>
-        <w:fldChar w:fldCharType="separate"/>
-      </w:r>
-      <w:r>
-        <w:t>5</w:t>
-      </w:r>
-      <w:r>
-        <w:fldChar w:fldCharType="end"/>
-      </w:r>
-      <w:r>
-        <w:fldChar w:fldCharType="end"/>
-      </w:r>
+      <w:hyperlink w:anchor="_Toc12965" w:history="1">
+        <w:r>
+          <w:rPr>
+            <w:noProof/>
+          </w:rPr>
+          <w:t>3. 영역별 버튼</w:t>
+        </w:r>
+        <w:r>
+          <w:rPr>
+            <w:noProof/>
+          </w:rPr>
+          <w:tab/>
+        </w:r>
+        <w:r>
+          <w:rPr>
+            <w:noProof/>
+          </w:rPr>
+          <w:fldChar w:fldCharType="begin"/>
+        </w:r>
+        <w:r>
+          <w:rPr>
+            <w:noProof/>
+          </w:rPr>
+          <w:instrText xml:space="preserve"> PAGEREF _Toc12965 \h </w:instrText>
+        </w:r>
+        <w:r>
+          <w:rPr>
+            <w:noProof/>
+          </w:rPr>
+        </w:r>
+        <w:r>
+          <w:rPr>
+            <w:noProof/>
+          </w:rPr>
+          <w:fldChar w:fldCharType="separate"/>
+        </w:r>
+        <w:r>
+          <w:rPr>
+            <w:noProof/>
+          </w:rPr>
+          <w:t>5</w:t>
+        </w:r>
+        <w:r>
+          <w:rPr>
+            <w:noProof/>
+          </w:rPr>
+          <w:fldChar w:fldCharType="end"/>
+        </w:r>
+      </w:hyperlink>
     </w:p>
     <w:p>
       <w:pPr>
-        <w:pStyle w:val="13"/>
+        <w:pStyle w:val="20"/>
         <w:tabs>
           <w:tab w:val="right" w:leader="dot" w:pos="9638"/>
         </w:tabs>
+        <w:ind w:left="400"/>
+        <w:rPr>
+          <w:noProof/>
+        </w:rPr>
       </w:pPr>
-      <w:r>
-        <w:fldChar w:fldCharType="begin"/>
-      </w:r>
-      <w:r>
-        <w:instrText xml:space="preserve"> HYPERLINK \l _Toc12608 </w:instrText>
-      </w:r>
-      <w:r>
-        <w:fldChar w:fldCharType="separate"/>
-      </w:r>
-      <w:r>
-        <w:t>3.1 A. 선형 스테이지 (X, Y, Z)</w:t>
-      </w:r>
-      <w:r>
-        <w:tab/>
-      </w:r>
-      <w:r>
-        <w:fldChar w:fldCharType="begin"/>
-      </w:r>
-      <w:r>
-        <w:instrText xml:space="preserve"> PAGEREF _Toc12608 \h </w:instrText>
-      </w:r>
-      <w:r>
-        <w:fldChar w:fldCharType="separate"/>
-      </w:r>
-      <w:r>
-        <w:t>5</w:t>
-      </w:r>
-      <w:r>
-        <w:fldChar w:fldCharType="end"/>
-      </w:r>
-      <w:r>
-        <w:fldChar w:fldCharType="end"/>
-      </w:r>
+      <w:hyperlink w:anchor="_Toc12608" w:history="1">
+        <w:r>
+          <w:rPr>
+            <w:noProof/>
+          </w:rPr>
+          <w:t>3.1 A. 선형 스테이지 (X, Y, Z)</w:t>
+        </w:r>
+        <w:r>
+          <w:rPr>
+            <w:noProof/>
+          </w:rPr>
+          <w:tab/>
+        </w:r>
+        <w:r>
+          <w:rPr>
+            <w:noProof/>
+          </w:rPr>
+          <w:fldChar w:fldCharType="begin"/>
+        </w:r>
+        <w:r>
+          <w:rPr>
+            <w:noProof/>
+          </w:rPr>
+          <w:instrText xml:space="preserve"> PAGEREF _Toc12608 \h </w:instrText>
+        </w:r>
+        <w:r>
+          <w:rPr>
+            <w:noProof/>
+          </w:rPr>
+        </w:r>
+        <w:r>
+          <w:rPr>
+            <w:noProof/>
+          </w:rPr>
+          <w:fldChar w:fldCharType="separate"/>
+        </w:r>
+        <w:r>
+          <w:rPr>
+            <w:noProof/>
+          </w:rPr>
+          <w:t>5</w:t>
+        </w:r>
+        <w:r>
+          <w:rPr>
+            <w:noProof/>
+          </w:rPr>
+          <w:fldChar w:fldCharType="end"/>
+        </w:r>
+      </w:hyperlink>
     </w:p>
     <w:p>
       <w:pPr>
-        <w:pStyle w:val="13"/>
+        <w:pStyle w:val="20"/>
         <w:tabs>
           <w:tab w:val="right" w:leader="dot" w:pos="9638"/>
         </w:tabs>
+        <w:ind w:left="400"/>
+        <w:rPr>
+          <w:noProof/>
+        </w:rPr>
       </w:pPr>
-      <w:r>
-        <w:fldChar w:fldCharType="begin"/>
-      </w:r>
-      <w:r>
-        <w:instrText xml:space="preserve"> HYPERLINK \l _Toc23118 </w:instrText>
-      </w:r>
-      <w:r>
-        <w:fldChar w:fldCharType="separate"/>
-      </w:r>
-      <w:r>
-        <w:t>3.2 B. 헥사포드 (TX, TY, TZ)</w:t>
-      </w:r>
-      <w:r>
-        <w:tab/>
-      </w:r>
-      <w:r>
-        <w:fldChar w:fldCharType="begin"/>
-      </w:r>
-      <w:r>
-        <w:instrText xml:space="preserve"> PAGEREF _Toc23118 \h </w:instrText>
-      </w:r>
-      <w:r>
-        <w:fldChar w:fldCharType="separate"/>
-      </w:r>
-      <w:r>
-        <w:t>6</w:t>
-      </w:r>
-      <w:r>
-        <w:fldChar w:fldCharType="end"/>
-      </w:r>
-      <w:r>
-        <w:fldChar w:fldCharType="end"/>
-      </w:r>
+      <w:hyperlink w:anchor="_Toc23118" w:history="1">
+        <w:r>
+          <w:rPr>
+            <w:noProof/>
+          </w:rPr>
+          <w:t>3.2 B. 헥사포드 (TX, TY, TZ)</w:t>
+        </w:r>
+        <w:r>
+          <w:rPr>
+            <w:noProof/>
+          </w:rPr>
+          <w:tab/>
+        </w:r>
+        <w:r>
+          <w:rPr>
+            <w:noProof/>
+          </w:rPr>
+          <w:fldChar w:fldCharType="begin"/>
+        </w:r>
+        <w:r>
+          <w:rPr>
+            <w:noProof/>
+          </w:rPr>
+          <w:instrText xml:space="preserve"> PAGEREF _Toc23118 \h </w:instrText>
+        </w:r>
+        <w:r>
+          <w:rPr>
+            <w:noProof/>
+          </w:rPr>
+        </w:r>
+        <w:r>
+          <w:rPr>
+            <w:noProof/>
+          </w:rPr>
+          <w:fldChar w:fldCharType="separate"/>
+        </w:r>
+        <w:r>
+          <w:rPr>
+            <w:noProof/>
+          </w:rPr>
+          <w:t>6</w:t>
+        </w:r>
+        <w:r>
+          <w:rPr>
+            <w:noProof/>
+          </w:rPr>
+          <w:fldChar w:fldCharType="end"/>
+        </w:r>
+      </w:hyperlink>
     </w:p>
     <w:p>
       <w:pPr>
-        <w:pStyle w:val="13"/>
+        <w:pStyle w:val="20"/>
         <w:tabs>
           <w:tab w:val="right" w:leader="dot" w:pos="9638"/>
         </w:tabs>
+        <w:ind w:left="400"/>
+        <w:rPr>
+          <w:noProof/>
+        </w:rPr>
       </w:pPr>
-      <w:r>
-        <w:fldChar w:fldCharType="begin"/>
-      </w:r>
-      <w:r>
-        <w:instrText xml:space="preserve"> HYPERLINK \l _Toc28788 </w:instrText>
-      </w:r>
-      <w:r>
-        <w:fldChar w:fldCharType="separate"/>
-      </w:r>
-      <w:r>
-        <w:t>3.3 C. 속도 · 정지 · 비전</w:t>
-      </w:r>
-      <w:r>
-        <w:tab/>
-      </w:r>
-      <w:r>
-        <w:fldChar w:fldCharType="begin"/>
-      </w:r>
-      <w:r>
-        <w:instrText xml:space="preserve"> PAGEREF _Toc28788 \h </w:instrText>
-      </w:r>
-      <w:r>
-        <w:fldChar w:fldCharType="separate"/>
-      </w:r>
-      <w:r>
-        <w:t>7</w:t>
-      </w:r>
-      <w:r>
-        <w:fldChar w:fldCharType="end"/>
-      </w:r>
-      <w:r>
-        <w:fldChar w:fldCharType="end"/>
-      </w:r>
+      <w:hyperlink w:anchor="_Toc28788" w:history="1">
+        <w:r>
+          <w:rPr>
+            <w:noProof/>
+          </w:rPr>
+          <w:t>3.3 C. 속도 · 정지 · 비전</w:t>
+        </w:r>
+        <w:r>
+          <w:rPr>
+            <w:noProof/>
+          </w:rPr>
+          <w:tab/>
+        </w:r>
+        <w:r>
+          <w:rPr>
+            <w:noProof/>
+          </w:rPr>
+          <w:fldChar w:fldCharType="begin"/>
+        </w:r>
+        <w:r>
+          <w:rPr>
+            <w:noProof/>
+          </w:rPr>
+          <w:instrText xml:space="preserve"> PAGEREF _Toc28788 \h </w:instrText>
+        </w:r>
+        <w:r>
+          <w:rPr>
+            <w:noProof/>
+          </w:rPr>
+        </w:r>
+        <w:r>
+          <w:rPr>
+            <w:noProof/>
+          </w:rPr>
+          <w:fldChar w:fldCharType="separate"/>
+        </w:r>
+        <w:r>
+          <w:rPr>
+            <w:noProof/>
+          </w:rPr>
+          <w:t>7</w:t>
+        </w:r>
+        <w:r>
+          <w:rPr>
+            <w:noProof/>
+          </w:rPr>
+          <w:fldChar w:fldCharType="end"/>
+        </w:r>
+      </w:hyperlink>
     </w:p>
     <w:p>
       <w:pPr>
-        <w:pStyle w:val="13"/>
+        <w:pStyle w:val="20"/>
         <w:tabs>
           <w:tab w:val="right" w:leader="dot" w:pos="9638"/>
         </w:tabs>
+        <w:ind w:left="400"/>
+        <w:rPr>
+          <w:noProof/>
+        </w:rPr>
       </w:pPr>
-      <w:r>
-        <w:fldChar w:fldCharType="begin"/>
-      </w:r>
-      <w:r>
-        <w:instrText xml:space="preserve"> HYPERLINK \l _Toc14907 </w:instrText>
-      </w:r>
-      <w:r>
-        <w:fldChar w:fldCharType="separate"/>
-      </w:r>
-      <w:r>
-        <w:t>3.4 D. 프로브</w:t>
-      </w:r>
-      <w:r>
-        <w:tab/>
-      </w:r>
-      <w:r>
-        <w:fldChar w:fldCharType="begin"/>
-      </w:r>
-      <w:r>
-        <w:instrText xml:space="preserve"> PAGEREF _Toc14907 \h </w:instrText>
-      </w:r>
-      <w:r>
-        <w:fldChar w:fldCharType="separate"/>
-      </w:r>
-      <w:r>
-        <w:t>7</w:t>
-      </w:r>
-      <w:r>
-        <w:fldChar w:fldCharType="end"/>
-      </w:r>
-      <w:r>
-        <w:fldChar w:fldCharType="end"/>
-      </w:r>
+      <w:hyperlink w:anchor="_Toc14907" w:history="1">
+        <w:r>
+          <w:rPr>
+            <w:noProof/>
+          </w:rPr>
+          <w:t>3.4 D. 프로브</w:t>
+        </w:r>
+        <w:r>
+          <w:rPr>
+            <w:noProof/>
+          </w:rPr>
+          <w:tab/>
+        </w:r>
+        <w:r>
+          <w:rPr>
+            <w:noProof/>
+          </w:rPr>
+          <w:fldChar w:fldCharType="begin"/>
+        </w:r>
+        <w:r>
+          <w:rPr>
+            <w:noProof/>
+          </w:rPr>
+          <w:instrText xml:space="preserve"> PAGEREF _Toc14907 \h </w:instrText>
+        </w:r>
+        <w:r>
+          <w:rPr>
+            <w:noProof/>
+          </w:rPr>
+        </w:r>
+        <w:r>
+          <w:rPr>
+            <w:noProof/>
+          </w:rPr>
+          <w:fldChar w:fldCharType="separate"/>
+        </w:r>
+        <w:r>
+          <w:rPr>
+            <w:noProof/>
+          </w:rPr>
+          <w:t>7</w:t>
+        </w:r>
+        <w:r>
+          <w:rPr>
+            <w:noProof/>
+          </w:rPr>
+          <w:fldChar w:fldCharType="end"/>
+        </w:r>
+      </w:hyperlink>
     </w:p>
     <w:p>
       <w:pPr>
-        <w:pStyle w:val="13"/>
+        <w:pStyle w:val="20"/>
         <w:tabs>
           <w:tab w:val="right" w:leader="dot" w:pos="9638"/>
         </w:tabs>
+        <w:ind w:left="400"/>
+        <w:rPr>
+          <w:noProof/>
+        </w:rPr>
       </w:pPr>
-      <w:r>
-        <w:fldChar w:fldCharType="begin"/>
-      </w:r>
-      <w:r>
-        <w:instrText xml:space="preserve"> HYPERLINK \l _Toc14252 </w:instrText>
-      </w:r>
-      <w:r>
-        <w:fldChar w:fldCharType="separate"/>
-      </w:r>
-      <w:r>
-        <w:t>3.5 E. 로그</w:t>
-      </w:r>
-      <w:r>
-        <w:tab/>
-      </w:r>
-      <w:r>
-        <w:fldChar w:fldCharType="begin"/>
-      </w:r>
-      <w:r>
-        <w:instrText xml:space="preserve"> PAGEREF _Toc14252 \h </w:instrText>
-      </w:r>
-      <w:r>
-        <w:fldChar w:fldCharType="separate"/>
-      </w:r>
-      <w:r>
-        <w:t>8</w:t>
-      </w:r>
-      <w:r>
-        <w:fldChar w:fldCharType="end"/>
-      </w:r>
-      <w:r>
-        <w:fldChar w:fldCharType="end"/>
-      </w:r>
+      <w:hyperlink w:anchor="_Toc14252" w:history="1">
+        <w:r>
+          <w:rPr>
+            <w:noProof/>
+          </w:rPr>
+          <w:t>3.5 E. 로그</w:t>
+        </w:r>
+        <w:r>
+          <w:rPr>
+            <w:noProof/>
+          </w:rPr>
+          <w:tab/>
+        </w:r>
+        <w:r>
+          <w:rPr>
+            <w:noProof/>
+          </w:rPr>
+          <w:fldChar w:fldCharType="begin"/>
+        </w:r>
+        <w:r>
+          <w:rPr>
+            <w:noProof/>
+          </w:rPr>
+          <w:instrText xml:space="preserve"> PAGEREF _Toc14252 \h </w:instrText>
+        </w:r>
+        <w:r>
+          <w:rPr>
+            <w:noProof/>
+          </w:rPr>
+        </w:r>
+        <w:r>
+          <w:rPr>
+            <w:noProof/>
+          </w:rPr>
+          <w:fldChar w:fldCharType="separate"/>
+        </w:r>
+        <w:r>
+          <w:rPr>
+            <w:noProof/>
+          </w:rPr>
+          <w:t>8</w:t>
+        </w:r>
+        <w:r>
+          <w:rPr>
+            <w:noProof/>
+          </w:rPr>
+          <w:fldChar w:fldCharType="end"/>
+        </w:r>
+      </w:hyperlink>
     </w:p>
     <w:p>
       <w:pPr>
-        <w:pStyle w:val="12"/>
+        <w:pStyle w:val="10"/>
         <w:tabs>
           <w:tab w:val="right" w:leader="dot" w:pos="9638"/>
         </w:tabs>
+        <w:rPr>
+          <w:noProof/>
+        </w:rPr>
       </w:pPr>
-      <w:r>
-        <w:fldChar w:fldCharType="begin"/>
-      </w:r>
-      <w:r>
-        <w:instrText xml:space="preserve"> HYPERLINK \l _Toc28860 </w:instrText>
-      </w:r>
-      <w:r>
-        <w:fldChar w:fldCharType="separate"/>
-      </w:r>
-      <w:r>
-        <w:t>4. 좌표계 관리 창 (헥사포드 [좌표계])</w:t>
-      </w:r>
-      <w:r>
-        <w:tab/>
-      </w:r>
-      <w:r>
-        <w:fldChar w:fldCharType="begin"/>
-      </w:r>
-      <w:r>
-        <w:instrText xml:space="preserve"> PAGEREF _Toc28860 \h </w:instrText>
-      </w:r>
-      <w:r>
-        <w:fldChar w:fldCharType="separate"/>
-      </w:r>
-      <w:r>
-        <w:t>9</w:t>
-      </w:r>
-      <w:r>
-        <w:fldChar w:fldCharType="end"/>
-      </w:r>
-      <w:r>
-        <w:fldChar w:fldCharType="end"/>
-      </w:r>
+      <w:hyperlink w:anchor="_Toc28860" w:history="1">
+        <w:r>
+          <w:rPr>
+            <w:noProof/>
+          </w:rPr>
+          <w:t>4. 좌표계 관리 창 (헥사포드 [좌표계])</w:t>
+        </w:r>
+        <w:r>
+          <w:rPr>
+            <w:noProof/>
+          </w:rPr>
+          <w:tab/>
+        </w:r>
+        <w:r>
+          <w:rPr>
+            <w:noProof/>
+          </w:rPr>
+          <w:fldChar w:fldCharType="begin"/>
+        </w:r>
+        <w:r>
+          <w:rPr>
+            <w:noProof/>
+          </w:rPr>
+          <w:instrText xml:space="preserve"> PAGEREF _Toc28860 \h </w:instrText>
+        </w:r>
+        <w:r>
+          <w:rPr>
+            <w:noProof/>
+          </w:rPr>
+        </w:r>
+        <w:r>
+          <w:rPr>
+            <w:noProof/>
+          </w:rPr>
+          <w:fldChar w:fldCharType="separate"/>
+        </w:r>
+        <w:r>
+          <w:rPr>
+            <w:noProof/>
+          </w:rPr>
+          <w:t>9</w:t>
+        </w:r>
+        <w:r>
+          <w:rPr>
+            <w:noProof/>
+          </w:rPr>
+          <w:fldChar w:fldCharType="end"/>
+        </w:r>
+      </w:hyperlink>
     </w:p>
     <w:p>
       <w:pPr>
-        <w:pStyle w:val="12"/>
+        <w:pStyle w:val="10"/>
         <w:tabs>
           <w:tab w:val="right" w:leader="dot" w:pos="9638"/>
         </w:tabs>
+        <w:rPr>
+          <w:noProof/>
+        </w:rPr>
       </w:pPr>
-      <w:r>
-        <w:fldChar w:fldCharType="begin"/>
-      </w:r>
-      <w:r>
-        <w:instrText xml:space="preserve"> HYPERLINK \l _Toc11349 </w:instrText>
-      </w:r>
-      <w:r>
-        <w:fldChar w:fldCharType="separate"/>
-      </w:r>
-      <w:r>
-        <w:t>5. 3D 보기 창 (헥사포드 [3D 보기])</w:t>
-      </w:r>
-      <w:r>
-        <w:tab/>
-      </w:r>
-      <w:r>
-        <w:fldChar w:fldCharType="begin"/>
-      </w:r>
-      <w:r>
-        <w:instrText xml:space="preserve"> PAGEREF _Toc11349 \h </w:instrText>
-      </w:r>
-      <w:r>
-        <w:fldChar w:fldCharType="separate"/>
-      </w:r>
-      <w:r>
-        <w:t>11</w:t>
-      </w:r>
-      <w:r>
-        <w:fldChar w:fldCharType="end"/>
-      </w:r>
-      <w:r>
-        <w:fldChar w:fldCharType="end"/>
-      </w:r>
+      <w:hyperlink w:anchor="_Toc11349" w:history="1">
+        <w:r>
+          <w:rPr>
+            <w:noProof/>
+          </w:rPr>
+          <w:t>5. 3D 보기 창 (헥사포드 [3D 보기])</w:t>
+        </w:r>
+        <w:r>
+          <w:rPr>
+            <w:noProof/>
+          </w:rPr>
+          <w:tab/>
+        </w:r>
+        <w:r>
+          <w:rPr>
+            <w:noProof/>
+          </w:rPr>
+          <w:fldChar w:fldCharType="begin"/>
+        </w:r>
+        <w:r>
+          <w:rPr>
+            <w:noProof/>
+          </w:rPr>
+          <w:instrText xml:space="preserve"> PAGEREF _Toc11349 \h </w:instrText>
+        </w:r>
+        <w:r>
+          <w:rPr>
+            <w:noProof/>
+          </w:rPr>
+        </w:r>
+        <w:r>
+          <w:rPr>
+            <w:noProof/>
+          </w:rPr>
+          <w:fldChar w:fldCharType="separate"/>
+        </w:r>
+        <w:r>
+          <w:rPr>
+            <w:noProof/>
+          </w:rPr>
+          <w:t>11</w:t>
+        </w:r>
+        <w:r>
+          <w:rPr>
+            <w:noProof/>
+          </w:rPr>
+          <w:fldChar w:fldCharType="end"/>
+        </w:r>
+      </w:hyperlink>
     </w:p>
     <w:p>
       <w:r>
@@ -515,7 +725,7 @@
     <w:p/>
     <w:p>
       <w:pPr>
-        <w:pStyle w:val="2"/>
+        <w:pStyle w:val="1"/>
       </w:pPr>
       <w:bookmarkStart w:id="0" w:name="_Toc12628"/>
       <w:r>
@@ -536,6 +746,7 @@
       <w:r>
         <w:t xml:space="preserve">, TX, TY, TZ = </w:t>
       </w:r>
+      <w:proofErr w:type="gramStart"/>
       <w:r>
         <w:rPr>
           <w:b/>
@@ -543,7 +754,11 @@
         <w:t>arcmin</w:t>
       </w:r>
       <w:r>
-        <w:t xml:space="preserve"> 입니다.</w:t>
+        <w:t xml:space="preserve"> 입니다</w:t>
+      </w:r>
+      <w:proofErr w:type="gramEnd"/>
+      <w:r>
+        <w:t>.</w:t>
       </w:r>
     </w:p>
     <w:p>
@@ -553,8 +768,11 @@
         <w:jc w:val="center"/>
       </w:pPr>
       <w:r>
+        <w:rPr>
+          <w:noProof/>
+        </w:rPr>
         <w:drawing>
-          <wp:inline distT="0" distB="0" distL="0" distR="0">
+          <wp:inline distT="0" distB="0" distL="0" distR="0" wp14:anchorId="44768FC8" wp14:editId="1376D515">
             <wp:extent cx="6119495" cy="3583940"/>
             <wp:effectExtent l="0" t="0" r="0" b="0"/>
             <wp:docPr id="1" name="overview.png"/>
@@ -571,7 +789,7 @@
                     </pic:cNvPicPr>
                   </pic:nvPicPr>
                   <pic:blipFill>
-                    <a:blip r:embed="rId8"/>
+                    <a:blip r:embed="rId7"/>
                     <a:stretch>
                       <a:fillRect/>
                     </a:stretch>
@@ -594,7 +812,7 @@
     </w:p>
     <w:p>
       <w:pPr>
-        <w:pStyle w:val="7"/>
+        <w:pStyle w:val="a3"/>
       </w:pPr>
       <w:r>
         <w:t>그림 1. 메인 화면 구성</w:t>
@@ -602,16 +820,14 @@
     </w:p>
     <w:tbl>
       <w:tblPr>
-        <w:tblStyle w:val="6"/>
         <w:tblW w:w="9638" w:type="dxa"/>
-        <w:tblInd w:w="0" w:type="dxa"/>
         <w:tblBorders>
-          <w:top w:val="single" w:color="BFBFBF" w:sz="4" w:space="0"/>
-          <w:left w:val="single" w:color="BFBFBF" w:sz="4" w:space="0"/>
-          <w:bottom w:val="single" w:color="BFBFBF" w:sz="4" w:space="0"/>
-          <w:right w:val="single" w:color="BFBFBF" w:sz="4" w:space="0"/>
-          <w:insideH w:val="single" w:color="BFBFBF" w:sz="4" w:space="0"/>
-          <w:insideV w:val="single" w:color="BFBFBF" w:sz="4" w:space="0"/>
+          <w:top w:val="single" w:sz="4" w:space="0" w:color="BFBFBF"/>
+          <w:left w:val="single" w:sz="4" w:space="0" w:color="BFBFBF"/>
+          <w:bottom w:val="single" w:sz="4" w:space="0" w:color="BFBFBF"/>
+          <w:right w:val="single" w:sz="4" w:space="0" w:color="BFBFBF"/>
+          <w:insideH w:val="single" w:sz="4" w:space="0" w:color="BFBFBF"/>
+          <w:insideV w:val="single" w:sz="4" w:space="0" w:color="BFBFBF"/>
         </w:tblBorders>
         <w:tblLayout w:type="fixed"/>
         <w:tblCellMar>
@@ -620,6 +836,7 @@
           <w:bottom w:w="40" w:type="dxa"/>
           <w:right w:w="100" w:type="dxa"/>
         </w:tblCellMar>
+        <w:tblLook w:val="04A0" w:firstRow="1" w:lastRow="0" w:firstColumn="1" w:lastColumn="0" w:noHBand="0" w:noVBand="1"/>
       </w:tblPr>
       <w:tblGrid>
         <w:gridCol w:w="771"/>
@@ -627,22 +844,6 @@
         <w:gridCol w:w="6361"/>
       </w:tblGrid>
       <w:tr>
-        <w:tblPrEx>
-          <w:tblBorders>
-            <w:top w:val="single" w:color="BFBFBF" w:sz="4" w:space="0"/>
-            <w:left w:val="single" w:color="BFBFBF" w:sz="4" w:space="0"/>
-            <w:bottom w:val="single" w:color="BFBFBF" w:sz="4" w:space="0"/>
-            <w:right w:val="single" w:color="BFBFBF" w:sz="4" w:space="0"/>
-            <w:insideH w:val="single" w:color="BFBFBF" w:sz="4" w:space="0"/>
-            <w:insideV w:val="single" w:color="BFBFBF" w:sz="4" w:space="0"/>
-          </w:tblBorders>
-          <w:tblCellMar>
-            <w:top w:w="40" w:type="dxa"/>
-            <w:left w:w="100" w:type="dxa"/>
-            <w:bottom w:w="40" w:type="dxa"/>
-            <w:right w:w="100" w:type="dxa"/>
-          </w:tblCellMar>
-        </w:tblPrEx>
         <w:trPr>
           <w:cantSplit/>
           <w:tblHeader/>
@@ -655,7 +856,7 @@
           </w:tcPr>
           <w:p>
             <w:pPr>
-              <w:spacing w:before="0" w:after="0" w:line="264" w:lineRule="auto"/>
+              <w:spacing w:after="0" w:line="264" w:lineRule="auto"/>
             </w:pPr>
             <w:r>
               <w:rPr>
@@ -674,7 +875,7 @@
           </w:tcPr>
           <w:p>
             <w:pPr>
-              <w:spacing w:before="0" w:after="0" w:line="264" w:lineRule="auto"/>
+              <w:spacing w:after="0" w:line="264" w:lineRule="auto"/>
             </w:pPr>
             <w:r>
               <w:rPr>
@@ -693,7 +894,7 @@
           </w:tcPr>
           <w:p>
             <w:pPr>
-              <w:spacing w:before="0" w:after="0" w:line="264" w:lineRule="auto"/>
+              <w:spacing w:after="0" w:line="264" w:lineRule="auto"/>
             </w:pPr>
             <w:r>
               <w:rPr>
@@ -706,22 +907,6 @@
         </w:tc>
       </w:tr>
       <w:tr>
-        <w:tblPrEx>
-          <w:tblBorders>
-            <w:top w:val="single" w:color="BFBFBF" w:sz="4" w:space="0"/>
-            <w:left w:val="single" w:color="BFBFBF" w:sz="4" w:space="0"/>
-            <w:bottom w:val="single" w:color="BFBFBF" w:sz="4" w:space="0"/>
-            <w:right w:val="single" w:color="BFBFBF" w:sz="4" w:space="0"/>
-            <w:insideH w:val="single" w:color="BFBFBF" w:sz="4" w:space="0"/>
-            <w:insideV w:val="single" w:color="BFBFBF" w:sz="4" w:space="0"/>
-          </w:tblBorders>
-          <w:tblCellMar>
-            <w:top w:w="40" w:type="dxa"/>
-            <w:left w:w="100" w:type="dxa"/>
-            <w:bottom w:w="40" w:type="dxa"/>
-            <w:right w:w="100" w:type="dxa"/>
-          </w:tblCellMar>
-        </w:tblPrEx>
         <w:trPr>
           <w:cantSplit/>
         </w:trPr>
@@ -732,7 +917,7 @@
           </w:tcPr>
           <w:p>
             <w:pPr>
-              <w:spacing w:before="0" w:after="0" w:line="264" w:lineRule="auto"/>
+              <w:spacing w:after="0" w:line="264" w:lineRule="auto"/>
             </w:pPr>
             <w:r>
               <w:t>A</w:t>
@@ -746,7 +931,7 @@
           </w:tcPr>
           <w:p>
             <w:pPr>
-              <w:spacing w:before="0" w:after="0" w:line="264" w:lineRule="auto"/>
+              <w:spacing w:after="0" w:line="264" w:lineRule="auto"/>
             </w:pPr>
             <w:r>
               <w:t>선형 스테이지</w:t>
@@ -760,31 +945,23 @@
           </w:tcPr>
           <w:p>
             <w:pPr>
-              <w:spacing w:before="0" w:after="0" w:line="264" w:lineRule="auto"/>
-            </w:pPr>
-            <w:r>
-              <w:t>X, Y, Z 축 연결, 조그, 절대 이동, 정지, 원점 (단위 µm)</w:t>
+              <w:spacing w:after="0" w:line="264" w:lineRule="auto"/>
+            </w:pPr>
+            <w:r>
+              <w:t xml:space="preserve">X, Y, Z 축 연결, </w:t>
+            </w:r>
+            <w:proofErr w:type="spellStart"/>
+            <w:r>
+              <w:t>조그</w:t>
+            </w:r>
+            <w:proofErr w:type="spellEnd"/>
+            <w:r>
+              <w:t>, 절대 이동, 정지, 원점 (단위 µm)</w:t>
             </w:r>
           </w:p>
         </w:tc>
       </w:tr>
       <w:tr>
-        <w:tblPrEx>
-          <w:tblBorders>
-            <w:top w:val="single" w:color="BFBFBF" w:sz="4" w:space="0"/>
-            <w:left w:val="single" w:color="BFBFBF" w:sz="4" w:space="0"/>
-            <w:bottom w:val="single" w:color="BFBFBF" w:sz="4" w:space="0"/>
-            <w:right w:val="single" w:color="BFBFBF" w:sz="4" w:space="0"/>
-            <w:insideH w:val="single" w:color="BFBFBF" w:sz="4" w:space="0"/>
-            <w:insideV w:val="single" w:color="BFBFBF" w:sz="4" w:space="0"/>
-          </w:tblBorders>
-          <w:tblCellMar>
-            <w:top w:w="40" w:type="dxa"/>
-            <w:left w:w="100" w:type="dxa"/>
-            <w:bottom w:w="40" w:type="dxa"/>
-            <w:right w:w="100" w:type="dxa"/>
-          </w:tblCellMar>
-        </w:tblPrEx>
         <w:trPr>
           <w:cantSplit/>
         </w:trPr>
@@ -796,7 +973,7 @@
           </w:tcPr>
           <w:p>
             <w:pPr>
-              <w:spacing w:before="0" w:after="0" w:line="264" w:lineRule="auto"/>
+              <w:spacing w:after="0" w:line="264" w:lineRule="auto"/>
             </w:pPr>
             <w:r>
               <w:t>B</w:t>
@@ -811,11 +988,13 @@
           </w:tcPr>
           <w:p>
             <w:pPr>
-              <w:spacing w:before="0" w:after="0" w:line="264" w:lineRule="auto"/>
-            </w:pPr>
+              <w:spacing w:after="0" w:line="264" w:lineRule="auto"/>
+            </w:pPr>
+            <w:proofErr w:type="spellStart"/>
             <w:r>
               <w:t>헥사포드</w:t>
             </w:r>
+            <w:proofErr w:type="spellEnd"/>
           </w:p>
         </w:tc>
         <w:tc>
@@ -826,31 +1005,23 @@
           </w:tcPr>
           <w:p>
             <w:pPr>
-              <w:spacing w:before="0" w:after="0" w:line="264" w:lineRule="auto"/>
-            </w:pPr>
-            <w:r>
-              <w:t>TX, TY, TZ 축 연결, 조그, 절대 이동, 정지, 레퍼런스, 좌표계, 3D 보기 (단위 arcmin)</w:t>
+              <w:spacing w:after="0" w:line="264" w:lineRule="auto"/>
+            </w:pPr>
+            <w:r>
+              <w:t xml:space="preserve">TX, TY, TZ 축 연결, </w:t>
+            </w:r>
+            <w:proofErr w:type="spellStart"/>
+            <w:r>
+              <w:t>조그</w:t>
+            </w:r>
+            <w:proofErr w:type="spellEnd"/>
+            <w:r>
+              <w:t>, 절대 이동, 정지, 레퍼런스, 좌표계, 3D 보기 (단위 arcmin)</w:t>
             </w:r>
           </w:p>
         </w:tc>
       </w:tr>
       <w:tr>
-        <w:tblPrEx>
-          <w:tblBorders>
-            <w:top w:val="single" w:color="BFBFBF" w:sz="4" w:space="0"/>
-            <w:left w:val="single" w:color="BFBFBF" w:sz="4" w:space="0"/>
-            <w:bottom w:val="single" w:color="BFBFBF" w:sz="4" w:space="0"/>
-            <w:right w:val="single" w:color="BFBFBF" w:sz="4" w:space="0"/>
-            <w:insideH w:val="single" w:color="BFBFBF" w:sz="4" w:space="0"/>
-            <w:insideV w:val="single" w:color="BFBFBF" w:sz="4" w:space="0"/>
-          </w:tblBorders>
-          <w:tblCellMar>
-            <w:top w:w="40" w:type="dxa"/>
-            <w:left w:w="100" w:type="dxa"/>
-            <w:bottom w:w="40" w:type="dxa"/>
-            <w:right w:w="100" w:type="dxa"/>
-          </w:tblCellMar>
-        </w:tblPrEx>
         <w:trPr>
           <w:cantSplit/>
         </w:trPr>
@@ -861,7 +1032,7 @@
           </w:tcPr>
           <w:p>
             <w:pPr>
-              <w:spacing w:before="0" w:after="0" w:line="264" w:lineRule="auto"/>
+              <w:spacing w:after="0" w:line="264" w:lineRule="auto"/>
             </w:pPr>
             <w:r>
               <w:t>C</w:t>
@@ -875,7 +1046,7 @@
           </w:tcPr>
           <w:p>
             <w:pPr>
-              <w:spacing w:before="0" w:after="0" w:line="264" w:lineRule="auto"/>
+              <w:spacing w:after="0" w:line="264" w:lineRule="auto"/>
             </w:pPr>
             <w:r>
               <w:t>속도 · 정지 · 비전</w:t>
@@ -889,31 +1060,23 @@
           </w:tcPr>
           <w:p>
             <w:pPr>
-              <w:spacing w:before="0" w:after="0" w:line="264" w:lineRule="auto"/>
-            </w:pPr>
-            <w:r>
-              <w:t>공용 속도 선택, 전체 정지 / 비상 정지, 비전 연결과 비전 보정</w:t>
+              <w:spacing w:after="0" w:line="264" w:lineRule="auto"/>
+            </w:pPr>
+            <w:r>
+              <w:t xml:space="preserve">공용 속도 선택, 전체 </w:t>
+            </w:r>
+            <w:proofErr w:type="gramStart"/>
+            <w:r>
+              <w:t>정지 /</w:t>
+            </w:r>
+            <w:proofErr w:type="gramEnd"/>
+            <w:r>
+              <w:t xml:space="preserve"> 비상 정지, 비전 연결과 비전 보정</w:t>
             </w:r>
           </w:p>
         </w:tc>
       </w:tr>
       <w:tr>
-        <w:tblPrEx>
-          <w:tblBorders>
-            <w:top w:val="single" w:color="BFBFBF" w:sz="4" w:space="0"/>
-            <w:left w:val="single" w:color="BFBFBF" w:sz="4" w:space="0"/>
-            <w:bottom w:val="single" w:color="BFBFBF" w:sz="4" w:space="0"/>
-            <w:right w:val="single" w:color="BFBFBF" w:sz="4" w:space="0"/>
-            <w:insideH w:val="single" w:color="BFBFBF" w:sz="4" w:space="0"/>
-            <w:insideV w:val="single" w:color="BFBFBF" w:sz="4" w:space="0"/>
-          </w:tblBorders>
-          <w:tblCellMar>
-            <w:top w:w="40" w:type="dxa"/>
-            <w:left w:w="100" w:type="dxa"/>
-            <w:bottom w:w="40" w:type="dxa"/>
-            <w:right w:w="100" w:type="dxa"/>
-          </w:tblCellMar>
-        </w:tblPrEx>
         <w:trPr>
           <w:cantSplit/>
         </w:trPr>
@@ -925,7 +1088,7 @@
           </w:tcPr>
           <w:p>
             <w:pPr>
-              <w:spacing w:before="0" w:after="0" w:line="264" w:lineRule="auto"/>
+              <w:spacing w:after="0" w:line="264" w:lineRule="auto"/>
             </w:pPr>
             <w:r>
               <w:t>D</w:t>
@@ -940,11 +1103,13 @@
           </w:tcPr>
           <w:p>
             <w:pPr>
-              <w:spacing w:before="0" w:after="0" w:line="264" w:lineRule="auto"/>
-            </w:pPr>
+              <w:spacing w:after="0" w:line="264" w:lineRule="auto"/>
+            </w:pPr>
+            <w:proofErr w:type="spellStart"/>
             <w:r>
               <w:t>프로브</w:t>
             </w:r>
+            <w:proofErr w:type="spellEnd"/>
           </w:p>
         </w:tc>
         <w:tc>
@@ -955,31 +1120,28 @@
           </w:tcPr>
           <w:p>
             <w:pPr>
-              <w:spacing w:before="0" w:after="0" w:line="264" w:lineRule="auto"/>
-            </w:pPr>
-            <w:r>
-              <w:t>Solartron 프로브 연결, 모듈 찾기, 측정값 표시, 영점</w:t>
+              <w:spacing w:after="0" w:line="264" w:lineRule="auto"/>
+            </w:pPr>
+            <w:proofErr w:type="spellStart"/>
+            <w:r>
+              <w:t>Solartron</w:t>
+            </w:r>
+            <w:proofErr w:type="spellEnd"/>
+            <w:r>
+              <w:t xml:space="preserve"> </w:t>
+            </w:r>
+            <w:proofErr w:type="spellStart"/>
+            <w:r>
+              <w:t>프로브</w:t>
+            </w:r>
+            <w:proofErr w:type="spellEnd"/>
+            <w:r>
+              <w:t xml:space="preserve"> 연결, 모듈 찾기, 측정값 표시, 영점</w:t>
             </w:r>
           </w:p>
         </w:tc>
       </w:tr>
       <w:tr>
-        <w:tblPrEx>
-          <w:tblBorders>
-            <w:top w:val="single" w:color="BFBFBF" w:sz="4" w:space="0"/>
-            <w:left w:val="single" w:color="BFBFBF" w:sz="4" w:space="0"/>
-            <w:bottom w:val="single" w:color="BFBFBF" w:sz="4" w:space="0"/>
-            <w:right w:val="single" w:color="BFBFBF" w:sz="4" w:space="0"/>
-            <w:insideH w:val="single" w:color="BFBFBF" w:sz="4" w:space="0"/>
-            <w:insideV w:val="single" w:color="BFBFBF" w:sz="4" w:space="0"/>
-          </w:tblBorders>
-          <w:tblCellMar>
-            <w:top w:w="40" w:type="dxa"/>
-            <w:left w:w="100" w:type="dxa"/>
-            <w:bottom w:w="40" w:type="dxa"/>
-            <w:right w:w="100" w:type="dxa"/>
-          </w:tblCellMar>
-        </w:tblPrEx>
         <w:trPr>
           <w:cantSplit/>
         </w:trPr>
@@ -990,7 +1152,7 @@
           </w:tcPr>
           <w:p>
             <w:pPr>
-              <w:spacing w:before="0" w:after="0" w:line="264" w:lineRule="auto"/>
+              <w:spacing w:after="0" w:line="264" w:lineRule="auto"/>
             </w:pPr>
             <w:r>
               <w:t>E</w:t>
@@ -1004,7 +1166,7 @@
           </w:tcPr>
           <w:p>
             <w:pPr>
-              <w:spacing w:before="0" w:after="0" w:line="264" w:lineRule="auto"/>
+              <w:spacing w:after="0" w:line="264" w:lineRule="auto"/>
             </w:pPr>
             <w:r>
               <w:t>로그</w:t>
@@ -1018,7 +1180,7 @@
           </w:tcPr>
           <w:p>
             <w:pPr>
-              <w:spacing w:before="0" w:after="0" w:line="264" w:lineRule="auto"/>
+              <w:spacing w:after="0" w:line="264" w:lineRule="auto"/>
             </w:pPr>
             <w:r>
               <w:t>모든 장비의 진행 상황과 오류 메시지 (시간 순)</w:t>
@@ -1034,17 +1196,18 @@
     </w:p>
     <w:p>
       <w:pPr>
-        <w:pStyle w:val="2"/>
+        <w:pStyle w:val="1"/>
       </w:pPr>
       <w:bookmarkStart w:id="1" w:name="_Toc3578"/>
       <w:r>
+        <w:lastRenderedPageBreak/>
         <w:t>2. 기본 사용 순서</w:t>
       </w:r>
       <w:bookmarkEnd w:id="1"/>
     </w:p>
     <w:p>
       <w:pPr>
-        <w:pStyle w:val="15"/>
+        <w:pStyle w:val="a8"/>
         <w:numPr>
           <w:ilvl w:val="0"/>
           <w:numId w:val="1"/>
@@ -1062,26 +1225,25 @@
       <w:r>
         <w:rPr>
           <w:rFonts w:hint="eastAsia"/>
-          <w:lang w:val="en-US" w:eastAsia="ko-KR"/>
         </w:rPr>
-        <w:t>버튼을 클릭 합니다</w:t>
-      </w:r>
-      <w:r>
-        <w:t xml:space="preserve">. </w:t>
-      </w:r>
+        <w:t xml:space="preserve">버튼을 </w:t>
+      </w:r>
+      <w:proofErr w:type="gramStart"/>
       <w:r>
         <w:rPr>
           <w:rFonts w:hint="eastAsia"/>
-          <w:lang w:eastAsia="ko-KR"/>
         </w:rPr>
-        <w:t>연결</w:t>
+        <w:t>클릭 합니다</w:t>
+      </w:r>
+      <w:proofErr w:type="gramEnd"/>
+      <w:r>
+        <w:t xml:space="preserve">. </w:t>
       </w:r>
       <w:r>
         <w:rPr>
           <w:rFonts w:hint="eastAsia"/>
-          <w:lang w:val="en-US" w:eastAsia="ko-KR"/>
         </w:rPr>
-        <w:t xml:space="preserve"> 후 </w:t>
+        <w:t xml:space="preserve">연결 후 </w:t>
       </w:r>
       <w:r>
         <w:t>속도는 자동으로 '저속'이 됩니다.</w:t>
@@ -1089,17 +1251,25 @@
     </w:p>
     <w:p>
       <w:pPr>
-        <w:pStyle w:val="15"/>
+        <w:pStyle w:val="a8"/>
         <w:numPr>
           <w:ilvl w:val="0"/>
           <w:numId w:val="1"/>
         </w:numPr>
       </w:pPr>
+      <w:proofErr w:type="spellStart"/>
       <w:r>
         <w:rPr>
           <w:b/>
         </w:rPr>
-        <w:t>헥사포드 연결</w:t>
+        <w:t>헥사포드</w:t>
+      </w:r>
+      <w:proofErr w:type="spellEnd"/>
+      <w:r>
+        <w:rPr>
+          <w:b/>
+        </w:rPr>
+        <w:t xml:space="preserve"> 연결</w:t>
       </w:r>
       <w:r>
         <w:t xml:space="preserve"> - B 영역 IP 확인 후 [연결]</w:t>
@@ -1107,66 +1277,54 @@
       <w:r>
         <w:rPr>
           <w:rFonts w:hint="eastAsia"/>
-          <w:lang w:eastAsia="ko-KR"/>
         </w:rPr>
-        <w:t>버튼을</w:t>
-      </w:r>
+        <w:t xml:space="preserve">버튼을 </w:t>
+      </w:r>
+      <w:proofErr w:type="gramStart"/>
       <w:r>
         <w:rPr>
           <w:rFonts w:hint="eastAsia"/>
-          <w:lang w:val="en-US" w:eastAsia="ko-KR"/>
         </w:rPr>
-        <w:t xml:space="preserve"> 클릭 합니다.</w:t>
-      </w:r>
-      <w:r>
-        <w:t xml:space="preserve"> (IP를 모르면 [스캔]). 레퍼런스를 묻는 창이 뜨면 주변을 확인하고 [확인]</w:t>
-      </w:r>
+        <w:t>클릭 합니다</w:t>
+      </w:r>
+      <w:proofErr w:type="gramEnd"/>
       <w:r>
         <w:rPr>
           <w:rFonts w:hint="eastAsia"/>
-          <w:lang w:eastAsia="ko-KR"/>
         </w:rPr>
-        <w:t>을</w:t>
+        <w:t>.</w:t>
+      </w:r>
+      <w:r>
+        <w:t xml:space="preserve"> (IP를 모르면 [스캔]). 레퍼런스를 묻는 창이 뜨면 주변을 확인하고 [확인]</w:t>
       </w:r>
       <w:r>
         <w:rPr>
           <w:rFonts w:hint="eastAsia"/>
-          <w:lang w:val="en-US" w:eastAsia="ko-KR"/>
         </w:rPr>
-        <w:t xml:space="preserve"> 누르면 자동으로 원점을 찾습니다. 연결 후 속도는 자동으로 </w:t>
-      </w:r>
-      <w:r>
-        <w:rPr>
-          <w:rFonts w:hint="default"/>
-          <w:lang w:val="en-US" w:eastAsia="ko-KR"/>
-        </w:rPr>
+        <w:t xml:space="preserve">을 누르면 자동으로 원점을 찾습니다. 연결 후 속도는 자동으로 </w:t>
+      </w:r>
+      <w:r>
         <w:t>‘</w:t>
       </w:r>
       <w:r>
         <w:rPr>
           <w:rFonts w:hint="eastAsia"/>
-          <w:lang w:val="en-US" w:eastAsia="ko-KR"/>
         </w:rPr>
         <w:t>저속</w:t>
       </w:r>
       <w:r>
-        <w:rPr>
-          <w:rFonts w:hint="default"/>
-          <w:lang w:val="en-US" w:eastAsia="ko-KR"/>
-        </w:rPr>
         <w:t>’</w:t>
       </w:r>
       <w:r>
         <w:rPr>
           <w:rFonts w:hint="eastAsia"/>
-          <w:lang w:val="en-US" w:eastAsia="ko-KR"/>
         </w:rPr>
         <w:t>이 됩니다.</w:t>
       </w:r>
     </w:p>
     <w:p>
       <w:pPr>
-        <w:pStyle w:val="15"/>
+        <w:pStyle w:val="a8"/>
         <w:numPr>
           <w:ilvl w:val="0"/>
           <w:numId w:val="1"/>
@@ -1184,7 +1342,6 @@
       <w:r>
         <w:rPr>
           <w:rFonts w:hint="eastAsia"/>
-          <w:lang w:val="en-US" w:eastAsia="ko-KR"/>
         </w:rPr>
         <w:t>선형 스테이지의 기계 원점을 찾습니다</w:t>
       </w:r>
@@ -1194,17 +1351,25 @@
     </w:p>
     <w:p>
       <w:pPr>
-        <w:pStyle w:val="15"/>
+        <w:pStyle w:val="a8"/>
         <w:numPr>
           <w:ilvl w:val="0"/>
           <w:numId w:val="1"/>
         </w:numPr>
       </w:pPr>
+      <w:proofErr w:type="spellStart"/>
       <w:r>
         <w:rPr>
           <w:b/>
         </w:rPr>
-        <w:t>프로브 연결</w:t>
+        <w:t>프로브</w:t>
+      </w:r>
+      <w:proofErr w:type="spellEnd"/>
+      <w:r>
+        <w:rPr>
+          <w:b/>
+        </w:rPr>
+        <w:t xml:space="preserve"> 연결</w:t>
       </w:r>
       <w:r>
         <w:t xml:space="preserve"> - D 영역 [연결]</w:t>
@@ -1212,41 +1377,46 @@
       <w:r>
         <w:rPr>
           <w:rFonts w:hint="eastAsia"/>
-          <w:lang w:eastAsia="ko-KR"/>
         </w:rPr>
-        <w:t>버튼을</w:t>
-      </w:r>
+        <w:t xml:space="preserve">버튼을 </w:t>
+      </w:r>
+      <w:proofErr w:type="gramStart"/>
       <w:r>
         <w:rPr>
           <w:rFonts w:hint="eastAsia"/>
-          <w:lang w:val="en-US" w:eastAsia="ko-KR"/>
         </w:rPr>
-        <w:t xml:space="preserve"> 클릭 합니다</w:t>
-      </w:r>
+        <w:t>클릭 합니다</w:t>
+      </w:r>
+      <w:proofErr w:type="gramEnd"/>
       <w:r>
         <w:t xml:space="preserve">. </w:t>
       </w:r>
       <w:r>
         <w:rPr>
           <w:rFonts w:hint="eastAsia"/>
-          <w:lang w:eastAsia="ko-KR"/>
         </w:rPr>
-        <w:t>초기에</w:t>
-      </w:r>
+        <w:t xml:space="preserve">초기에 </w:t>
+      </w:r>
+      <w:proofErr w:type="spellStart"/>
       <w:r>
         <w:rPr>
           <w:rFonts w:hint="eastAsia"/>
-          <w:lang w:val="en-US" w:eastAsia="ko-KR"/>
         </w:rPr>
-        <w:t xml:space="preserve"> 프로브를 연결하거나 </w:t>
-      </w:r>
-      <w:r>
-        <w:t>표가 비어 있으면 [스캔 (자동 인식)] (약 12초). 라벨을</w:t>
-      </w:r>
+        <w:t>프로브를</w:t>
+      </w:r>
+      <w:proofErr w:type="spellEnd"/>
       <w:r>
         <w:rPr>
           <w:rFonts w:hint="eastAsia"/>
-          <w:lang w:val="en-US" w:eastAsia="ko-KR"/>
+        </w:rPr>
+        <w:t xml:space="preserve"> 연결하거나 </w:t>
+      </w:r>
+      <w:r>
+        <w:t>표가 비어 있으면 [스캔 (자동 인식)] (약 12초). 라벨을</w:t>
+      </w:r>
+      <w:r>
+        <w:rPr>
+          <w:rFonts w:hint="eastAsia"/>
         </w:rPr>
         <w:t xml:space="preserve"> 선택하고</w:t>
       </w:r>
@@ -1256,21 +1426,13 @@
       <w:r>
         <w:rPr>
           <w:rFonts w:hint="eastAsia"/>
-          <w:lang w:eastAsia="ko-KR"/>
         </w:rPr>
-        <w:t>면</w:t>
-      </w:r>
-      <w:r>
-        <w:rPr>
-          <w:rFonts w:hint="eastAsia"/>
-          <w:lang w:val="en-US" w:eastAsia="ko-KR"/>
-        </w:rPr>
-        <w:t xml:space="preserve"> 라벨을 수정할 수 있습니다.</w:t>
+        <w:t>면 라벨을 수정할 수 있습니다.</w:t>
       </w:r>
     </w:p>
     <w:p>
       <w:pPr>
-        <w:pStyle w:val="15"/>
+        <w:pStyle w:val="a8"/>
         <w:numPr>
           <w:ilvl w:val="0"/>
           <w:numId w:val="1"/>
@@ -1283,29 +1445,45 @@
         <w:t>조작</w:t>
       </w:r>
       <w:r>
-        <w:t xml:space="preserve"> - ◀ / ▶ 를 누르고 있으면 이동, 떼면 정지. 정확한 위치는 목표값 입력 후 [이동]</w:t>
+        <w:t xml:space="preserve"> - </w:t>
+      </w:r>
+      <w:proofErr w:type="gramStart"/>
+      <w:r>
+        <w:t>◀ /</w:t>
+      </w:r>
+      <w:proofErr w:type="gramEnd"/>
+      <w:r>
+        <w:t xml:space="preserve"> ▶ 를 누르고 있으면 이동, 떼면 정지. 정확한 위치는 </w:t>
+      </w:r>
+      <w:proofErr w:type="spellStart"/>
+      <w:r>
+        <w:t>목표값</w:t>
+      </w:r>
+      <w:proofErr w:type="spellEnd"/>
+      <w:r>
+        <w:t xml:space="preserve"> 입력 후 [이동]</w:t>
       </w:r>
       <w:r>
         <w:rPr>
           <w:rFonts w:hint="eastAsia"/>
-          <w:lang w:eastAsia="ko-KR"/>
         </w:rPr>
-        <w:t>버튼을</w:t>
-      </w:r>
+        <w:t xml:space="preserve">버튼을 </w:t>
+      </w:r>
+      <w:proofErr w:type="gramStart"/>
       <w:r>
         <w:rPr>
           <w:rFonts w:hint="eastAsia"/>
-          <w:lang w:val="en-US" w:eastAsia="ko-KR"/>
         </w:rPr>
-        <w:t xml:space="preserve"> 클릭 합니다</w:t>
-      </w:r>
+        <w:t>클릭 합니다</w:t>
+      </w:r>
+      <w:proofErr w:type="gramEnd"/>
       <w:r>
         <w:t>.</w:t>
       </w:r>
     </w:p>
     <w:p>
       <w:pPr>
-        <w:pStyle w:val="15"/>
+        <w:pStyle w:val="a8"/>
         <w:numPr>
           <w:ilvl w:val="0"/>
           <w:numId w:val="1"/>
@@ -1323,7 +1501,6 @@
       <w:r>
         <w:rPr>
           <w:rFonts w:hint="eastAsia"/>
-          <w:lang w:val="en-US" w:eastAsia="ko-KR"/>
         </w:rPr>
         <w:t xml:space="preserve"> IP와 Port 입력 후</w:t>
       </w:r>
@@ -1333,33 +1510,31 @@
       <w:r>
         <w:rPr>
           <w:rFonts w:hint="eastAsia"/>
-          <w:lang w:eastAsia="ko-KR"/>
         </w:rPr>
-        <w:t>버튼을</w:t>
-      </w:r>
+        <w:t xml:space="preserve">버튼을 </w:t>
+      </w:r>
+      <w:proofErr w:type="gramStart"/>
       <w:r>
         <w:rPr>
           <w:rFonts w:hint="eastAsia"/>
-          <w:lang w:val="en-US" w:eastAsia="ko-KR"/>
         </w:rPr>
-        <w:t xml:space="preserve"> 클릭 합니다.</w:t>
-      </w:r>
-      <w:r>
-        <w:t xml:space="preserve"> </w:t>
-      </w:r>
+        <w:t>클릭 합니다</w:t>
+      </w:r>
+      <w:proofErr w:type="gramEnd"/>
       <w:r>
         <w:rPr>
           <w:rFonts w:hint="eastAsia"/>
-          <w:lang w:eastAsia="ko-KR"/>
         </w:rPr>
-        <w:t>그</w:t>
+        <w:t>.</w:t>
+      </w:r>
+      <w:r>
+        <w:t xml:space="preserve"> </w:t>
       </w:r>
       <w:r>
         <w:rPr>
           <w:rFonts w:hint="eastAsia"/>
-          <w:lang w:val="en-US" w:eastAsia="ko-KR"/>
         </w:rPr>
-        <w:t xml:space="preserve"> 이</w:t>
+        <w:t>그 이</w:t>
       </w:r>
       <w:r>
         <w:t>후 [비전 보정]</w:t>
@@ -1367,14 +1542,13 @@
       <w:r>
         <w:rPr>
           <w:rFonts w:hint="eastAsia"/>
-          <w:lang w:val="en-US" w:eastAsia="ko-KR"/>
         </w:rPr>
         <w:t xml:space="preserve"> 클릭 시 Offset값만큼 모션 보정이 됩니다.</w:t>
       </w:r>
     </w:p>
     <w:p>
       <w:pPr>
-        <w:pStyle w:val="15"/>
+        <w:pStyle w:val="a8"/>
         <w:numPr>
           <w:ilvl w:val="0"/>
           <w:numId w:val="1"/>
@@ -1394,7 +1568,7 @@
       <w:pPr>
         <w:keepNext/>
         <w:pBdr>
-          <w:left w:val="single" w:color="C00000" w:sz="24" w:space="8"/>
+          <w:left w:val="single" w:sz="24" w:space="8" w:color="C00000"/>
         </w:pBdr>
         <w:shd w:val="clear" w:color="auto" w:fill="FDECEA"/>
         <w:spacing w:before="120" w:after="0"/>
@@ -1411,7 +1585,7 @@
     <w:p>
       <w:pPr>
         <w:pBdr>
-          <w:left w:val="single" w:color="C00000" w:sz="24" w:space="8"/>
+          <w:left w:val="single" w:sz="24" w:space="8" w:color="C00000"/>
         </w:pBdr>
         <w:shd w:val="clear" w:color="auto" w:fill="FDECEA"/>
         <w:spacing w:after="160"/>
@@ -1432,16 +1606,8 @@
       <w:r>
         <w:rPr>
           <w:rFonts w:hint="eastAsia"/>
-          <w:lang w:eastAsia="ko-KR"/>
         </w:rPr>
-        <w:t>추게</w:t>
-      </w:r>
-      <w:r>
-        <w:rPr>
-          <w:rFonts w:hint="eastAsia"/>
-          <w:lang w:val="en-US" w:eastAsia="ko-KR"/>
-        </w:rPr>
-        <w:t xml:space="preserve"> 됩</w:t>
+        <w:t>추게 됩</w:t>
       </w:r>
       <w:r>
         <w:t>니다.</w:t>
@@ -1451,20 +1617,21 @@
       <w:r>
         <w:br w:type="page"/>
       </w:r>
+    </w:p>
+    <w:p>
+      <w:pPr>
+        <w:pStyle w:val="1"/>
+      </w:pPr>
+      <w:bookmarkStart w:id="2" w:name="_Toc12965"/>
+      <w:r>
+        <w:lastRenderedPageBreak/>
+        <w:t>3. 영역별 버튼</w:t>
+      </w:r>
+      <w:bookmarkEnd w:id="2"/>
     </w:p>
     <w:p>
       <w:pPr>
         <w:pStyle w:val="2"/>
-      </w:pPr>
-      <w:bookmarkStart w:id="2" w:name="_Toc12965"/>
-      <w:r>
-        <w:t>3. 영역별 버튼</w:t>
-      </w:r>
-      <w:bookmarkEnd w:id="2"/>
-    </w:p>
-    <w:p>
-      <w:pPr>
-        <w:pStyle w:val="3"/>
       </w:pPr>
       <w:bookmarkStart w:id="3" w:name="_Toc12608"/>
       <w:r>
@@ -1479,8 +1646,11 @@
         <w:jc w:val="center"/>
       </w:pPr>
       <w:r>
+        <w:rPr>
+          <w:noProof/>
+        </w:rPr>
         <w:drawing>
-          <wp:inline distT="0" distB="0" distL="0" distR="0">
+          <wp:inline distT="0" distB="0" distL="0" distR="0" wp14:anchorId="50D94FE8" wp14:editId="3BDB69D9">
             <wp:extent cx="6119495" cy="2771140"/>
             <wp:effectExtent l="0" t="0" r="0" b="0"/>
             <wp:docPr id="2" name="stage.png"/>
@@ -1497,7 +1667,7 @@
                     </pic:cNvPicPr>
                   </pic:nvPicPr>
                   <pic:blipFill>
-                    <a:blip r:embed="rId9"/>
+                    <a:blip r:embed="rId8"/>
                     <a:stretch>
                       <a:fillRect/>
                     </a:stretch>
@@ -1520,7 +1690,7 @@
     </w:p>
     <w:p>
       <w:pPr>
-        <w:pStyle w:val="7"/>
+        <w:pStyle w:val="a3"/>
       </w:pPr>
       <w:r>
         <w:t>그림 2. 선형 스테이지 영역 (Y, Z 줄도 X 줄과 같음)</w:t>
@@ -1528,16 +1698,14 @@
     </w:p>
     <w:tbl>
       <w:tblPr>
-        <w:tblStyle w:val="6"/>
         <w:tblW w:w="9638" w:type="dxa"/>
-        <w:tblInd w:w="0" w:type="dxa"/>
         <w:tblBorders>
-          <w:top w:val="single" w:color="BFBFBF" w:sz="4" w:space="0"/>
-          <w:left w:val="single" w:color="BFBFBF" w:sz="4" w:space="0"/>
-          <w:bottom w:val="single" w:color="BFBFBF" w:sz="4" w:space="0"/>
-          <w:right w:val="single" w:color="BFBFBF" w:sz="4" w:space="0"/>
-          <w:insideH w:val="single" w:color="BFBFBF" w:sz="4" w:space="0"/>
-          <w:insideV w:val="single" w:color="BFBFBF" w:sz="4" w:space="0"/>
+          <w:top w:val="single" w:sz="4" w:space="0" w:color="BFBFBF"/>
+          <w:left w:val="single" w:sz="4" w:space="0" w:color="BFBFBF"/>
+          <w:bottom w:val="single" w:sz="4" w:space="0" w:color="BFBFBF"/>
+          <w:right w:val="single" w:sz="4" w:space="0" w:color="BFBFBF"/>
+          <w:insideH w:val="single" w:sz="4" w:space="0" w:color="BFBFBF"/>
+          <w:insideV w:val="single" w:sz="4" w:space="0" w:color="BFBFBF"/>
         </w:tblBorders>
         <w:tblLayout w:type="fixed"/>
         <w:tblCellMar>
@@ -1546,6 +1714,7 @@
           <w:bottom w:w="40" w:type="dxa"/>
           <w:right w:w="100" w:type="dxa"/>
         </w:tblCellMar>
+        <w:tblLook w:val="04A0" w:firstRow="1" w:lastRow="0" w:firstColumn="1" w:lastColumn="0" w:noHBand="0" w:noVBand="1"/>
       </w:tblPr>
       <w:tblGrid>
         <w:gridCol w:w="771"/>
@@ -1553,22 +1722,6 @@
         <w:gridCol w:w="6361"/>
       </w:tblGrid>
       <w:tr>
-        <w:tblPrEx>
-          <w:tblBorders>
-            <w:top w:val="single" w:color="BFBFBF" w:sz="4" w:space="0"/>
-            <w:left w:val="single" w:color="BFBFBF" w:sz="4" w:space="0"/>
-            <w:bottom w:val="single" w:color="BFBFBF" w:sz="4" w:space="0"/>
-            <w:right w:val="single" w:color="BFBFBF" w:sz="4" w:space="0"/>
-            <w:insideH w:val="single" w:color="BFBFBF" w:sz="4" w:space="0"/>
-            <w:insideV w:val="single" w:color="BFBFBF" w:sz="4" w:space="0"/>
-          </w:tblBorders>
-          <w:tblCellMar>
-            <w:top w:w="40" w:type="dxa"/>
-            <w:left w:w="100" w:type="dxa"/>
-            <w:bottom w:w="40" w:type="dxa"/>
-            <w:right w:w="100" w:type="dxa"/>
-          </w:tblCellMar>
-        </w:tblPrEx>
         <w:trPr>
           <w:cantSplit/>
           <w:tblHeader/>
@@ -1581,7 +1734,7 @@
           </w:tcPr>
           <w:p>
             <w:pPr>
-              <w:spacing w:before="0" w:after="0" w:line="264" w:lineRule="auto"/>
+              <w:spacing w:after="0" w:line="264" w:lineRule="auto"/>
               <w:jc w:val="center"/>
             </w:pPr>
             <w:r>
@@ -1601,7 +1754,7 @@
           </w:tcPr>
           <w:p>
             <w:pPr>
-              <w:spacing w:before="0" w:after="0" w:line="264" w:lineRule="auto"/>
+              <w:spacing w:after="0" w:line="264" w:lineRule="auto"/>
             </w:pPr>
             <w:r>
               <w:rPr>
@@ -1620,7 +1773,7 @@
           </w:tcPr>
           <w:p>
             <w:pPr>
-              <w:spacing w:before="0" w:after="0" w:line="264" w:lineRule="auto"/>
+              <w:spacing w:after="0" w:line="264" w:lineRule="auto"/>
             </w:pPr>
             <w:r>
               <w:rPr>
@@ -1633,22 +1786,6 @@
         </w:tc>
       </w:tr>
       <w:tr>
-        <w:tblPrEx>
-          <w:tblBorders>
-            <w:top w:val="single" w:color="BFBFBF" w:sz="4" w:space="0"/>
-            <w:left w:val="single" w:color="BFBFBF" w:sz="4" w:space="0"/>
-            <w:bottom w:val="single" w:color="BFBFBF" w:sz="4" w:space="0"/>
-            <w:right w:val="single" w:color="BFBFBF" w:sz="4" w:space="0"/>
-            <w:insideH w:val="single" w:color="BFBFBF" w:sz="4" w:space="0"/>
-            <w:insideV w:val="single" w:color="BFBFBF" w:sz="4" w:space="0"/>
-          </w:tblBorders>
-          <w:tblCellMar>
-            <w:top w:w="40" w:type="dxa"/>
-            <w:left w:w="100" w:type="dxa"/>
-            <w:bottom w:w="40" w:type="dxa"/>
-            <w:right w:w="100" w:type="dxa"/>
-          </w:tblCellMar>
-        </w:tblPrEx>
         <w:trPr>
           <w:cantSplit/>
         </w:trPr>
@@ -1659,7 +1796,7 @@
           </w:tcPr>
           <w:p>
             <w:pPr>
-              <w:spacing w:before="0" w:after="0" w:line="264" w:lineRule="auto"/>
+              <w:spacing w:after="0" w:line="264" w:lineRule="auto"/>
               <w:jc w:val="center"/>
             </w:pPr>
             <w:r>
@@ -1679,11 +1816,16 @@
           </w:tcPr>
           <w:p>
             <w:pPr>
-              <w:spacing w:before="0" w:after="0" w:line="264" w:lineRule="auto"/>
-            </w:pPr>
-            <w:r>
-              <w:t>IP 입력칸</w:t>
-            </w:r>
+              <w:spacing w:after="0" w:line="264" w:lineRule="auto"/>
+            </w:pPr>
+            <w:r>
+              <w:t xml:space="preserve">IP </w:t>
+            </w:r>
+            <w:proofErr w:type="spellStart"/>
+            <w:r>
+              <w:t>입력칸</w:t>
+            </w:r>
+            <w:proofErr w:type="spellEnd"/>
           </w:p>
         </w:tc>
         <w:tc>
@@ -1693,7 +1835,7 @@
           </w:tcPr>
           <w:p>
             <w:pPr>
-              <w:spacing w:before="0" w:after="0" w:line="264" w:lineRule="auto"/>
+              <w:spacing w:after="0" w:line="264" w:lineRule="auto"/>
             </w:pPr>
             <w:r>
               <w:t>스테이지 컨트롤러 주소</w:t>
@@ -1702,22 +1844,6 @@
         </w:tc>
       </w:tr>
       <w:tr>
-        <w:tblPrEx>
-          <w:tblBorders>
-            <w:top w:val="single" w:color="BFBFBF" w:sz="4" w:space="0"/>
-            <w:left w:val="single" w:color="BFBFBF" w:sz="4" w:space="0"/>
-            <w:bottom w:val="single" w:color="BFBFBF" w:sz="4" w:space="0"/>
-            <w:right w:val="single" w:color="BFBFBF" w:sz="4" w:space="0"/>
-            <w:insideH w:val="single" w:color="BFBFBF" w:sz="4" w:space="0"/>
-            <w:insideV w:val="single" w:color="BFBFBF" w:sz="4" w:space="0"/>
-          </w:tblBorders>
-          <w:tblCellMar>
-            <w:top w:w="40" w:type="dxa"/>
-            <w:left w:w="100" w:type="dxa"/>
-            <w:bottom w:w="40" w:type="dxa"/>
-            <w:right w:w="100" w:type="dxa"/>
-          </w:tblCellMar>
-        </w:tblPrEx>
         <w:trPr>
           <w:cantSplit/>
         </w:trPr>
@@ -1729,7 +1855,7 @@
           </w:tcPr>
           <w:p>
             <w:pPr>
-              <w:spacing w:before="0" w:after="0" w:line="264" w:lineRule="auto"/>
+              <w:spacing w:after="0" w:line="264" w:lineRule="auto"/>
               <w:jc w:val="center"/>
             </w:pPr>
             <w:r>
@@ -1750,10 +1876,18 @@
           </w:tcPr>
           <w:p>
             <w:pPr>
-              <w:spacing w:before="0" w:after="0" w:line="264" w:lineRule="auto"/>
-            </w:pPr>
-            <w:r>
-              <w:t>[연결] / [해제]</w:t>
+              <w:spacing w:after="0" w:line="264" w:lineRule="auto"/>
+            </w:pPr>
+            <w:r>
+              <w:t>[연결</w:t>
+            </w:r>
+            <w:proofErr w:type="gramStart"/>
+            <w:r>
+              <w:t>] /</w:t>
+            </w:r>
+            <w:proofErr w:type="gramEnd"/>
+            <w:r>
+              <w:t xml:space="preserve"> [해제]</w:t>
             </w:r>
           </w:p>
         </w:tc>
@@ -1765,31 +1899,23 @@
           </w:tcPr>
           <w:p>
             <w:pPr>
-              <w:spacing w:before="0" w:after="0" w:line="264" w:lineRule="auto"/>
-            </w:pPr>
-            <w:r>
-              <w:t>스테이지 연결 / 연결 해제</w:t>
+              <w:spacing w:after="0" w:line="264" w:lineRule="auto"/>
+            </w:pPr>
+            <w:r>
+              <w:t xml:space="preserve">스테이지 </w:t>
+            </w:r>
+            <w:proofErr w:type="gramStart"/>
+            <w:r>
+              <w:t>연결 /</w:t>
+            </w:r>
+            <w:proofErr w:type="gramEnd"/>
+            <w:r>
+              <w:t xml:space="preserve"> 연결 해제</w:t>
             </w:r>
           </w:p>
         </w:tc>
       </w:tr>
       <w:tr>
-        <w:tblPrEx>
-          <w:tblBorders>
-            <w:top w:val="single" w:color="BFBFBF" w:sz="4" w:space="0"/>
-            <w:left w:val="single" w:color="BFBFBF" w:sz="4" w:space="0"/>
-            <w:bottom w:val="single" w:color="BFBFBF" w:sz="4" w:space="0"/>
-            <w:right w:val="single" w:color="BFBFBF" w:sz="4" w:space="0"/>
-            <w:insideH w:val="single" w:color="BFBFBF" w:sz="4" w:space="0"/>
-            <w:insideV w:val="single" w:color="BFBFBF" w:sz="4" w:space="0"/>
-          </w:tblBorders>
-          <w:tblCellMar>
-            <w:top w:w="40" w:type="dxa"/>
-            <w:left w:w="100" w:type="dxa"/>
-            <w:bottom w:w="40" w:type="dxa"/>
-            <w:right w:w="100" w:type="dxa"/>
-          </w:tblCellMar>
-        </w:tblPrEx>
         <w:trPr>
           <w:cantSplit/>
         </w:trPr>
@@ -1800,7 +1926,7 @@
           </w:tcPr>
           <w:p>
             <w:pPr>
-              <w:spacing w:before="0" w:after="0" w:line="264" w:lineRule="auto"/>
+              <w:spacing w:after="0" w:line="264" w:lineRule="auto"/>
               <w:jc w:val="center"/>
             </w:pPr>
             <w:r>
@@ -1820,7 +1946,7 @@
           </w:tcPr>
           <w:p>
             <w:pPr>
-              <w:spacing w:before="0" w:after="0" w:line="264" w:lineRule="auto"/>
+              <w:spacing w:after="0" w:line="264" w:lineRule="auto"/>
             </w:pPr>
             <w:r>
               <w:t>연결 상태</w:t>
@@ -1834,19 +1960,22 @@
           </w:tcPr>
           <w:p>
             <w:pPr>
-              <w:spacing w:before="0" w:after="0" w:line="264" w:lineRule="auto"/>
-              <w:rPr>
-                <w:rFonts w:hint="eastAsia" w:eastAsia="맑은 고딕"/>
-                <w:lang w:val="en-US" w:eastAsia="ko-KR"/>
-              </w:rPr>
-            </w:pPr>
-            <w:r>
-              <w:t>연결 안됨 / 연결 중... / 연결됨 / 연결 실패</w:t>
+              <w:spacing w:after="0" w:line="264" w:lineRule="auto"/>
+            </w:pPr>
+            <w:r>
+              <w:t xml:space="preserve">연결 </w:t>
+            </w:r>
+            <w:proofErr w:type="gramStart"/>
+            <w:r>
+              <w:t>안됨 /</w:t>
+            </w:r>
+            <w:proofErr w:type="gramEnd"/>
+            <w:r>
+              <w:t xml:space="preserve"> 연결 중... / 연결됨 / 연결 실패</w:t>
             </w:r>
             <w:r>
               <w:rPr>
                 <w:rFonts w:hint="eastAsia"/>
-                <w:lang w:val="en-US" w:eastAsia="ko-KR"/>
               </w:rPr>
               <w:t xml:space="preserve"> 상태 표시</w:t>
             </w:r>
@@ -1854,22 +1983,6 @@
         </w:tc>
       </w:tr>
       <w:tr>
-        <w:tblPrEx>
-          <w:tblBorders>
-            <w:top w:val="single" w:color="BFBFBF" w:sz="4" w:space="0"/>
-            <w:left w:val="single" w:color="BFBFBF" w:sz="4" w:space="0"/>
-            <w:bottom w:val="single" w:color="BFBFBF" w:sz="4" w:space="0"/>
-            <w:right w:val="single" w:color="BFBFBF" w:sz="4" w:space="0"/>
-            <w:insideH w:val="single" w:color="BFBFBF" w:sz="4" w:space="0"/>
-            <w:insideV w:val="single" w:color="BFBFBF" w:sz="4" w:space="0"/>
-          </w:tblBorders>
-          <w:tblCellMar>
-            <w:top w:w="40" w:type="dxa"/>
-            <w:left w:w="100" w:type="dxa"/>
-            <w:bottom w:w="40" w:type="dxa"/>
-            <w:right w:w="100" w:type="dxa"/>
-          </w:tblCellMar>
-        </w:tblPrEx>
         <w:trPr>
           <w:cantSplit/>
         </w:trPr>
@@ -1881,7 +1994,7 @@
           </w:tcPr>
           <w:p>
             <w:pPr>
-              <w:spacing w:before="0" w:after="0" w:line="264" w:lineRule="auto"/>
+              <w:spacing w:after="0" w:line="264" w:lineRule="auto"/>
               <w:jc w:val="center"/>
             </w:pPr>
             <w:r>
@@ -1902,10 +2015,23 @@
           </w:tcPr>
           <w:p>
             <w:pPr>
-              <w:spacing w:before="0" w:after="0" w:line="264" w:lineRule="auto"/>
-            </w:pPr>
-            <w:r>
-              <w:t>◀ / ▶ (조그)</w:t>
+              <w:spacing w:after="0" w:line="264" w:lineRule="auto"/>
+            </w:pPr>
+            <w:proofErr w:type="gramStart"/>
+            <w:r>
+              <w:t>◀ /</w:t>
+            </w:r>
+            <w:proofErr w:type="gramEnd"/>
+            <w:r>
+              <w:t xml:space="preserve"> ▶ (</w:t>
+            </w:r>
+            <w:proofErr w:type="spellStart"/>
+            <w:r>
+              <w:t>조그</w:t>
+            </w:r>
+            <w:proofErr w:type="spellEnd"/>
+            <w:r>
+              <w:t>)</w:t>
             </w:r>
           </w:p>
         </w:tc>
@@ -1917,7 +2043,7 @@
           </w:tcPr>
           <w:p>
             <w:pPr>
-              <w:spacing w:before="0" w:after="0" w:line="264" w:lineRule="auto"/>
+              <w:spacing w:after="0" w:line="264" w:lineRule="auto"/>
             </w:pPr>
             <w:r>
               <w:t>누르고 있는 동안 이동, 떼면 정지</w:t>
@@ -1926,22 +2052,6 @@
         </w:tc>
       </w:tr>
       <w:tr>
-        <w:tblPrEx>
-          <w:tblBorders>
-            <w:top w:val="single" w:color="BFBFBF" w:sz="4" w:space="0"/>
-            <w:left w:val="single" w:color="BFBFBF" w:sz="4" w:space="0"/>
-            <w:bottom w:val="single" w:color="BFBFBF" w:sz="4" w:space="0"/>
-            <w:right w:val="single" w:color="BFBFBF" w:sz="4" w:space="0"/>
-            <w:insideH w:val="single" w:color="BFBFBF" w:sz="4" w:space="0"/>
-            <w:insideV w:val="single" w:color="BFBFBF" w:sz="4" w:space="0"/>
-          </w:tblBorders>
-          <w:tblCellMar>
-            <w:top w:w="40" w:type="dxa"/>
-            <w:left w:w="100" w:type="dxa"/>
-            <w:bottom w:w="40" w:type="dxa"/>
-            <w:right w:w="100" w:type="dxa"/>
-          </w:tblCellMar>
-        </w:tblPrEx>
         <w:trPr>
           <w:cantSplit/>
         </w:trPr>
@@ -1952,7 +2062,7 @@
           </w:tcPr>
           <w:p>
             <w:pPr>
-              <w:spacing w:before="0" w:after="0" w:line="264" w:lineRule="auto"/>
+              <w:spacing w:after="0" w:line="264" w:lineRule="auto"/>
               <w:jc w:val="center"/>
             </w:pPr>
             <w:r>
@@ -1972,7 +2082,7 @@
           </w:tcPr>
           <w:p>
             <w:pPr>
-              <w:spacing w:before="0" w:after="0" w:line="264" w:lineRule="auto"/>
+              <w:spacing w:after="0" w:line="264" w:lineRule="auto"/>
             </w:pPr>
             <w:r>
               <w:t>현재 위치</w:t>
@@ -1986,7 +2096,7 @@
           </w:tcPr>
           <w:p>
             <w:pPr>
-              <w:spacing w:before="0" w:after="0" w:line="264" w:lineRule="auto"/>
+              <w:spacing w:after="0" w:line="264" w:lineRule="auto"/>
             </w:pPr>
             <w:r>
               <w:t>현재 위치 (µm)</w:t>
@@ -1995,22 +2105,6 @@
         </w:tc>
       </w:tr>
       <w:tr>
-        <w:tblPrEx>
-          <w:tblBorders>
-            <w:top w:val="single" w:color="BFBFBF" w:sz="4" w:space="0"/>
-            <w:left w:val="single" w:color="BFBFBF" w:sz="4" w:space="0"/>
-            <w:bottom w:val="single" w:color="BFBFBF" w:sz="4" w:space="0"/>
-            <w:right w:val="single" w:color="BFBFBF" w:sz="4" w:space="0"/>
-            <w:insideH w:val="single" w:color="BFBFBF" w:sz="4" w:space="0"/>
-            <w:insideV w:val="single" w:color="BFBFBF" w:sz="4" w:space="0"/>
-          </w:tblBorders>
-          <w:tblCellMar>
-            <w:top w:w="40" w:type="dxa"/>
-            <w:left w:w="100" w:type="dxa"/>
-            <w:bottom w:w="40" w:type="dxa"/>
-            <w:right w:w="100" w:type="dxa"/>
-          </w:tblCellMar>
-        </w:tblPrEx>
         <w:trPr>
           <w:cantSplit/>
         </w:trPr>
@@ -2022,7 +2116,7 @@
           </w:tcPr>
           <w:p>
             <w:pPr>
-              <w:spacing w:before="0" w:after="0" w:line="264" w:lineRule="auto"/>
+              <w:spacing w:after="0" w:line="264" w:lineRule="auto"/>
               <w:jc w:val="center"/>
             </w:pPr>
             <w:r>
@@ -2043,7 +2137,7 @@
           </w:tcPr>
           <w:p>
             <w:pPr>
-              <w:spacing w:before="0" w:after="0" w:line="264" w:lineRule="auto"/>
+              <w:spacing w:after="0" w:line="264" w:lineRule="auto"/>
             </w:pPr>
             <w:r>
               <w:t>축 상태</w:t>
@@ -2058,19 +2152,19 @@
           </w:tcPr>
           <w:p>
             <w:pPr>
-              <w:spacing w:before="0" w:after="0" w:line="264" w:lineRule="auto"/>
-              <w:rPr>
-                <w:rFonts w:hint="eastAsia" w:eastAsia="맑은 고딕"/>
-                <w:lang w:val="en-US" w:eastAsia="ko-KR"/>
-              </w:rPr>
-            </w:pPr>
-            <w:r>
-              <w:t>IDLE / MOVING / LIMIT / ALARM</w:t>
+              <w:spacing w:after="0" w:line="264" w:lineRule="auto"/>
+            </w:pPr>
+            <w:proofErr w:type="gramStart"/>
+            <w:r>
+              <w:t>IDLE /</w:t>
+            </w:r>
+            <w:proofErr w:type="gramEnd"/>
+            <w:r>
+              <w:t xml:space="preserve"> MOVING / LIMIT / ALARM</w:t>
             </w:r>
             <w:r>
               <w:rPr>
                 <w:rFonts w:hint="eastAsia"/>
-                <w:lang w:val="en-US" w:eastAsia="ko-KR"/>
               </w:rPr>
               <w:t xml:space="preserve"> 상태 표시</w:t>
             </w:r>
@@ -2078,22 +2172,6 @@
         </w:tc>
       </w:tr>
       <w:tr>
-        <w:tblPrEx>
-          <w:tblBorders>
-            <w:top w:val="single" w:color="BFBFBF" w:sz="4" w:space="0"/>
-            <w:left w:val="single" w:color="BFBFBF" w:sz="4" w:space="0"/>
-            <w:bottom w:val="single" w:color="BFBFBF" w:sz="4" w:space="0"/>
-            <w:right w:val="single" w:color="BFBFBF" w:sz="4" w:space="0"/>
-            <w:insideH w:val="single" w:color="BFBFBF" w:sz="4" w:space="0"/>
-            <w:insideV w:val="single" w:color="BFBFBF" w:sz="4" w:space="0"/>
-          </w:tblBorders>
-          <w:tblCellMar>
-            <w:top w:w="40" w:type="dxa"/>
-            <w:left w:w="100" w:type="dxa"/>
-            <w:bottom w:w="40" w:type="dxa"/>
-            <w:right w:w="100" w:type="dxa"/>
-          </w:tblCellMar>
-        </w:tblPrEx>
         <w:trPr>
           <w:cantSplit/>
         </w:trPr>
@@ -2104,7 +2182,7 @@
           </w:tcPr>
           <w:p>
             <w:pPr>
-              <w:spacing w:before="0" w:after="0" w:line="264" w:lineRule="auto"/>
+              <w:spacing w:after="0" w:line="264" w:lineRule="auto"/>
               <w:jc w:val="center"/>
             </w:pPr>
             <w:r>
@@ -2124,7 +2202,7 @@
           </w:tcPr>
           <w:p>
             <w:pPr>
-              <w:spacing w:before="0" w:after="0" w:line="264" w:lineRule="auto"/>
+              <w:spacing w:after="0" w:line="264" w:lineRule="auto"/>
             </w:pPr>
             <w:r>
               <w:t>목표 위치 입력</w:t>
@@ -2138,31 +2216,23 @@
           </w:tcPr>
           <w:p>
             <w:pPr>
-              <w:spacing w:before="0" w:after="0" w:line="264" w:lineRule="auto"/>
-            </w:pPr>
-            <w:r>
-              <w:t>절대 이동 목표값 (µm)</w:t>
+              <w:spacing w:after="0" w:line="264" w:lineRule="auto"/>
+            </w:pPr>
+            <w:r>
+              <w:t xml:space="preserve">절대 이동 </w:t>
+            </w:r>
+            <w:proofErr w:type="spellStart"/>
+            <w:r>
+              <w:t>목표값</w:t>
+            </w:r>
+            <w:proofErr w:type="spellEnd"/>
+            <w:r>
+              <w:t xml:space="preserve"> (µm)</w:t>
             </w:r>
           </w:p>
         </w:tc>
       </w:tr>
       <w:tr>
-        <w:tblPrEx>
-          <w:tblBorders>
-            <w:top w:val="single" w:color="BFBFBF" w:sz="4" w:space="0"/>
-            <w:left w:val="single" w:color="BFBFBF" w:sz="4" w:space="0"/>
-            <w:bottom w:val="single" w:color="BFBFBF" w:sz="4" w:space="0"/>
-            <w:right w:val="single" w:color="BFBFBF" w:sz="4" w:space="0"/>
-            <w:insideH w:val="single" w:color="BFBFBF" w:sz="4" w:space="0"/>
-            <w:insideV w:val="single" w:color="BFBFBF" w:sz="4" w:space="0"/>
-          </w:tblBorders>
-          <w:tblCellMar>
-            <w:top w:w="40" w:type="dxa"/>
-            <w:left w:w="100" w:type="dxa"/>
-            <w:bottom w:w="40" w:type="dxa"/>
-            <w:right w:w="100" w:type="dxa"/>
-          </w:tblCellMar>
-        </w:tblPrEx>
         <w:trPr>
           <w:cantSplit/>
         </w:trPr>
@@ -2174,7 +2244,7 @@
           </w:tcPr>
           <w:p>
             <w:pPr>
-              <w:spacing w:before="0" w:after="0" w:line="264" w:lineRule="auto"/>
+              <w:spacing w:after="0" w:line="264" w:lineRule="auto"/>
               <w:jc w:val="center"/>
             </w:pPr>
             <w:r>
@@ -2195,7 +2265,7 @@
           </w:tcPr>
           <w:p>
             <w:pPr>
-              <w:spacing w:before="0" w:after="0" w:line="264" w:lineRule="auto"/>
+              <w:spacing w:after="0" w:line="264" w:lineRule="auto"/>
             </w:pPr>
             <w:r>
               <w:t>[이동]</w:t>
@@ -2210,7 +2280,7 @@
           </w:tcPr>
           <w:p>
             <w:pPr>
-              <w:spacing w:before="0" w:after="0" w:line="264" w:lineRule="auto"/>
+              <w:spacing w:after="0" w:line="264" w:lineRule="auto"/>
             </w:pPr>
             <w:r>
               <w:t>입력한 위치로 이동</w:t>
@@ -2219,22 +2289,6 @@
         </w:tc>
       </w:tr>
       <w:tr>
-        <w:tblPrEx>
-          <w:tblBorders>
-            <w:top w:val="single" w:color="BFBFBF" w:sz="4" w:space="0"/>
-            <w:left w:val="single" w:color="BFBFBF" w:sz="4" w:space="0"/>
-            <w:bottom w:val="single" w:color="BFBFBF" w:sz="4" w:space="0"/>
-            <w:right w:val="single" w:color="BFBFBF" w:sz="4" w:space="0"/>
-            <w:insideH w:val="single" w:color="BFBFBF" w:sz="4" w:space="0"/>
-            <w:insideV w:val="single" w:color="BFBFBF" w:sz="4" w:space="0"/>
-          </w:tblBorders>
-          <w:tblCellMar>
-            <w:top w:w="40" w:type="dxa"/>
-            <w:left w:w="100" w:type="dxa"/>
-            <w:bottom w:w="40" w:type="dxa"/>
-            <w:right w:w="100" w:type="dxa"/>
-          </w:tblCellMar>
-        </w:tblPrEx>
         <w:trPr>
           <w:cantSplit/>
         </w:trPr>
@@ -2245,7 +2299,7 @@
           </w:tcPr>
           <w:p>
             <w:pPr>
-              <w:spacing w:before="0" w:after="0" w:line="264" w:lineRule="auto"/>
+              <w:spacing w:after="0" w:line="264" w:lineRule="auto"/>
               <w:jc w:val="center"/>
             </w:pPr>
             <w:r>
@@ -2265,7 +2319,7 @@
           </w:tcPr>
           <w:p>
             <w:pPr>
-              <w:spacing w:before="0" w:after="0" w:line="264" w:lineRule="auto"/>
+              <w:spacing w:after="0" w:line="264" w:lineRule="auto"/>
             </w:pPr>
             <w:r>
               <w:t>[정지]</w:t>
@@ -2279,7 +2333,7 @@
           </w:tcPr>
           <w:p>
             <w:pPr>
-              <w:spacing w:before="0" w:after="0" w:line="264" w:lineRule="auto"/>
+              <w:spacing w:after="0" w:line="264" w:lineRule="auto"/>
             </w:pPr>
             <w:r>
               <w:t>해당 축 정지</w:t>
@@ -2288,22 +2342,6 @@
         </w:tc>
       </w:tr>
       <w:tr>
-        <w:tblPrEx>
-          <w:tblBorders>
-            <w:top w:val="single" w:color="BFBFBF" w:sz="4" w:space="0"/>
-            <w:left w:val="single" w:color="BFBFBF" w:sz="4" w:space="0"/>
-            <w:bottom w:val="single" w:color="BFBFBF" w:sz="4" w:space="0"/>
-            <w:right w:val="single" w:color="BFBFBF" w:sz="4" w:space="0"/>
-            <w:insideH w:val="single" w:color="BFBFBF" w:sz="4" w:space="0"/>
-            <w:insideV w:val="single" w:color="BFBFBF" w:sz="4" w:space="0"/>
-          </w:tblBorders>
-          <w:tblCellMar>
-            <w:top w:w="40" w:type="dxa"/>
-            <w:left w:w="100" w:type="dxa"/>
-            <w:bottom w:w="40" w:type="dxa"/>
-            <w:right w:w="100" w:type="dxa"/>
-          </w:tblCellMar>
-        </w:tblPrEx>
         <w:trPr>
           <w:cantSplit/>
         </w:trPr>
@@ -2315,7 +2353,7 @@
           </w:tcPr>
           <w:p>
             <w:pPr>
-              <w:spacing w:before="0" w:after="0" w:line="264" w:lineRule="auto"/>
+              <w:spacing w:after="0" w:line="264" w:lineRule="auto"/>
               <w:jc w:val="center"/>
             </w:pPr>
             <w:r>
@@ -2336,7 +2374,7 @@
           </w:tcPr>
           <w:p>
             <w:pPr>
-              <w:spacing w:before="0" w:after="0" w:line="264" w:lineRule="auto"/>
+              <w:spacing w:after="0" w:line="264" w:lineRule="auto"/>
             </w:pPr>
             <w:r>
               <w:t>[기계 원점 찾기]</w:t>
@@ -2351,7 +2389,7 @@
           </w:tcPr>
           <w:p>
             <w:pPr>
-              <w:spacing w:before="0" w:after="0" w:line="264" w:lineRule="auto"/>
+              <w:spacing w:after="0" w:line="264" w:lineRule="auto"/>
             </w:pPr>
             <w:r>
               <w:t>X, Y, Z</w:t>
@@ -2359,7 +2397,6 @@
             <w:r>
               <w:rPr>
                 <w:rFonts w:hint="eastAsia"/>
-                <w:lang w:eastAsia="ko-KR"/>
               </w:rPr>
               <w:t>의</w:t>
             </w:r>
@@ -2370,22 +2407,6 @@
         </w:tc>
       </w:tr>
       <w:tr>
-        <w:tblPrEx>
-          <w:tblBorders>
-            <w:top w:val="single" w:color="BFBFBF" w:sz="4" w:space="0"/>
-            <w:left w:val="single" w:color="BFBFBF" w:sz="4" w:space="0"/>
-            <w:bottom w:val="single" w:color="BFBFBF" w:sz="4" w:space="0"/>
-            <w:right w:val="single" w:color="BFBFBF" w:sz="4" w:space="0"/>
-            <w:insideH w:val="single" w:color="BFBFBF" w:sz="4" w:space="0"/>
-            <w:insideV w:val="single" w:color="BFBFBF" w:sz="4" w:space="0"/>
-          </w:tblBorders>
-          <w:tblCellMar>
-            <w:top w:w="40" w:type="dxa"/>
-            <w:left w:w="100" w:type="dxa"/>
-            <w:bottom w:w="40" w:type="dxa"/>
-            <w:right w:w="100" w:type="dxa"/>
-          </w:tblCellMar>
-        </w:tblPrEx>
         <w:trPr>
           <w:cantSplit/>
         </w:trPr>
@@ -2396,7 +2417,7 @@
           </w:tcPr>
           <w:p>
             <w:pPr>
-              <w:spacing w:before="0" w:after="0" w:line="264" w:lineRule="auto"/>
+              <w:spacing w:after="0" w:line="264" w:lineRule="auto"/>
               <w:jc w:val="center"/>
             </w:pPr>
             <w:r>
@@ -2416,7 +2437,7 @@
           </w:tcPr>
           <w:p>
             <w:pPr>
-              <w:spacing w:before="0" w:after="0" w:line="264" w:lineRule="auto"/>
+              <w:spacing w:after="0" w:line="264" w:lineRule="auto"/>
             </w:pPr>
             <w:r>
               <w:t>[현재 위치를 원점으로]</w:t>
@@ -2430,7 +2451,7 @@
           </w:tcPr>
           <w:p>
             <w:pPr>
-              <w:spacing w:before="0" w:after="0" w:line="264" w:lineRule="auto"/>
+              <w:spacing w:after="0" w:line="264" w:lineRule="auto"/>
             </w:pPr>
             <w:r>
               <w:t>현재 X, Y, Z 위치를 0으로 설정</w:t>
@@ -2439,22 +2460,6 @@
         </w:tc>
       </w:tr>
       <w:tr>
-        <w:tblPrEx>
-          <w:tblBorders>
-            <w:top w:val="single" w:color="BFBFBF" w:sz="4" w:space="0"/>
-            <w:left w:val="single" w:color="BFBFBF" w:sz="4" w:space="0"/>
-            <w:bottom w:val="single" w:color="BFBFBF" w:sz="4" w:space="0"/>
-            <w:right w:val="single" w:color="BFBFBF" w:sz="4" w:space="0"/>
-            <w:insideH w:val="single" w:color="BFBFBF" w:sz="4" w:space="0"/>
-            <w:insideV w:val="single" w:color="BFBFBF" w:sz="4" w:space="0"/>
-          </w:tblBorders>
-          <w:tblCellMar>
-            <w:top w:w="40" w:type="dxa"/>
-            <w:left w:w="100" w:type="dxa"/>
-            <w:bottom w:w="40" w:type="dxa"/>
-            <w:right w:w="100" w:type="dxa"/>
-          </w:tblCellMar>
-        </w:tblPrEx>
         <w:trPr>
           <w:cantSplit/>
         </w:trPr>
@@ -2466,7 +2471,7 @@
           </w:tcPr>
           <w:p>
             <w:pPr>
-              <w:spacing w:before="0" w:after="0" w:line="264" w:lineRule="auto"/>
+              <w:spacing w:after="0" w:line="264" w:lineRule="auto"/>
               <w:jc w:val="center"/>
             </w:pPr>
             <w:r>
@@ -2487,7 +2492,7 @@
           </w:tcPr>
           <w:p>
             <w:pPr>
-              <w:spacing w:before="0" w:after="0" w:line="264" w:lineRule="auto"/>
+              <w:spacing w:after="0" w:line="264" w:lineRule="auto"/>
             </w:pPr>
             <w:r>
               <w:t>[원점으로 이동]</w:t>
@@ -2502,7 +2507,7 @@
           </w:tcPr>
           <w:p>
             <w:pPr>
-              <w:spacing w:before="0" w:after="0" w:line="264" w:lineRule="auto"/>
+              <w:spacing w:after="0" w:line="264" w:lineRule="auto"/>
             </w:pPr>
             <w:r>
               <w:t>X, Y, Z를 0 위치로 이동</w:t>
@@ -2518,11 +2523,20 @@
     </w:p>
     <w:p>
       <w:pPr>
-        <w:pStyle w:val="3"/>
+        <w:pStyle w:val="2"/>
       </w:pPr>
       <w:bookmarkStart w:id="4" w:name="_Toc23118"/>
       <w:r>
-        <w:t>3.2 B. 헥사포드 (TX, TY, TZ)</w:t>
+        <w:lastRenderedPageBreak/>
+        <w:t xml:space="preserve">3.2 B. </w:t>
+      </w:r>
+      <w:proofErr w:type="spellStart"/>
+      <w:r>
+        <w:t>헥사포드</w:t>
+      </w:r>
+      <w:proofErr w:type="spellEnd"/>
+      <w:r>
+        <w:t xml:space="preserve"> (TX, TY, TZ)</w:t>
       </w:r>
       <w:bookmarkEnd w:id="4"/>
     </w:p>
@@ -2533,8 +2547,11 @@
         <w:jc w:val="center"/>
       </w:pPr>
       <w:r>
+        <w:rPr>
+          <w:noProof/>
+        </w:rPr>
         <w:drawing>
-          <wp:inline distT="0" distB="0" distL="0" distR="0">
+          <wp:inline distT="0" distB="0" distL="0" distR="0" wp14:anchorId="6B787941" wp14:editId="07D0A123">
             <wp:extent cx="6119495" cy="2828925"/>
             <wp:effectExtent l="0" t="0" r="0" b="0"/>
             <wp:docPr id="3" name="hexapod.png"/>
@@ -2551,7 +2568,7 @@
                     </pic:cNvPicPr>
                   </pic:nvPicPr>
                   <pic:blipFill>
-                    <a:blip r:embed="rId10"/>
+                    <a:blip r:embed="rId9"/>
                     <a:stretch>
                       <a:fillRect/>
                     </a:stretch>
@@ -2574,24 +2591,30 @@
     </w:p>
     <w:p>
       <w:pPr>
-        <w:pStyle w:val="7"/>
+        <w:pStyle w:val="a3"/>
       </w:pPr>
       <w:r>
-        <w:t>그림 3. 헥사포드 영역 (TY, TZ 줄도 TX 줄과 같음)</w:t>
+        <w:t xml:space="preserve">그림 3. </w:t>
+      </w:r>
+      <w:proofErr w:type="spellStart"/>
+      <w:r>
+        <w:t>헥사포드</w:t>
+      </w:r>
+      <w:proofErr w:type="spellEnd"/>
+      <w:r>
+        <w:t xml:space="preserve"> 영역 (TY, TZ 줄도 TX 줄과 같음)</w:t>
       </w:r>
     </w:p>
     <w:tbl>
       <w:tblPr>
-        <w:tblStyle w:val="6"/>
         <w:tblW w:w="9638" w:type="dxa"/>
-        <w:tblInd w:w="0" w:type="dxa"/>
         <w:tblBorders>
-          <w:top w:val="single" w:color="BFBFBF" w:sz="4" w:space="0"/>
-          <w:left w:val="single" w:color="BFBFBF" w:sz="4" w:space="0"/>
-          <w:bottom w:val="single" w:color="BFBFBF" w:sz="4" w:space="0"/>
-          <w:right w:val="single" w:color="BFBFBF" w:sz="4" w:space="0"/>
-          <w:insideH w:val="single" w:color="BFBFBF" w:sz="4" w:space="0"/>
-          <w:insideV w:val="single" w:color="BFBFBF" w:sz="4" w:space="0"/>
+          <w:top w:val="single" w:sz="4" w:space="0" w:color="BFBFBF"/>
+          <w:left w:val="single" w:sz="4" w:space="0" w:color="BFBFBF"/>
+          <w:bottom w:val="single" w:sz="4" w:space="0" w:color="BFBFBF"/>
+          <w:right w:val="single" w:sz="4" w:space="0" w:color="BFBFBF"/>
+          <w:insideH w:val="single" w:sz="4" w:space="0" w:color="BFBFBF"/>
+          <w:insideV w:val="single" w:sz="4" w:space="0" w:color="BFBFBF"/>
         </w:tblBorders>
         <w:tblLayout w:type="fixed"/>
         <w:tblCellMar>
@@ -2600,6 +2623,7 @@
           <w:bottom w:w="40" w:type="dxa"/>
           <w:right w:w="100" w:type="dxa"/>
         </w:tblCellMar>
+        <w:tblLook w:val="04A0" w:firstRow="1" w:lastRow="0" w:firstColumn="1" w:lastColumn="0" w:noHBand="0" w:noVBand="1"/>
       </w:tblPr>
       <w:tblGrid>
         <w:gridCol w:w="771"/>
@@ -2607,22 +2631,6 @@
         <w:gridCol w:w="6361"/>
       </w:tblGrid>
       <w:tr>
-        <w:tblPrEx>
-          <w:tblBorders>
-            <w:top w:val="single" w:color="BFBFBF" w:sz="4" w:space="0"/>
-            <w:left w:val="single" w:color="BFBFBF" w:sz="4" w:space="0"/>
-            <w:bottom w:val="single" w:color="BFBFBF" w:sz="4" w:space="0"/>
-            <w:right w:val="single" w:color="BFBFBF" w:sz="4" w:space="0"/>
-            <w:insideH w:val="single" w:color="BFBFBF" w:sz="4" w:space="0"/>
-            <w:insideV w:val="single" w:color="BFBFBF" w:sz="4" w:space="0"/>
-          </w:tblBorders>
-          <w:tblCellMar>
-            <w:top w:w="40" w:type="dxa"/>
-            <w:left w:w="100" w:type="dxa"/>
-            <w:bottom w:w="40" w:type="dxa"/>
-            <w:right w:w="100" w:type="dxa"/>
-          </w:tblCellMar>
-        </w:tblPrEx>
         <w:trPr>
           <w:cantSplit/>
           <w:tblHeader/>
@@ -2635,7 +2643,7 @@
           </w:tcPr>
           <w:p>
             <w:pPr>
-              <w:spacing w:before="0" w:after="0" w:line="264" w:lineRule="auto"/>
+              <w:spacing w:after="0" w:line="264" w:lineRule="auto"/>
               <w:jc w:val="center"/>
             </w:pPr>
             <w:r>
@@ -2655,7 +2663,7 @@
           </w:tcPr>
           <w:p>
             <w:pPr>
-              <w:spacing w:before="0" w:after="0" w:line="264" w:lineRule="auto"/>
+              <w:spacing w:after="0" w:line="264" w:lineRule="auto"/>
             </w:pPr>
             <w:r>
               <w:rPr>
@@ -2674,7 +2682,7 @@
           </w:tcPr>
           <w:p>
             <w:pPr>
-              <w:spacing w:before="0" w:after="0" w:line="264" w:lineRule="auto"/>
+              <w:spacing w:after="0" w:line="264" w:lineRule="auto"/>
             </w:pPr>
             <w:r>
               <w:rPr>
@@ -2687,22 +2695,6 @@
         </w:tc>
       </w:tr>
       <w:tr>
-        <w:tblPrEx>
-          <w:tblBorders>
-            <w:top w:val="single" w:color="BFBFBF" w:sz="4" w:space="0"/>
-            <w:left w:val="single" w:color="BFBFBF" w:sz="4" w:space="0"/>
-            <w:bottom w:val="single" w:color="BFBFBF" w:sz="4" w:space="0"/>
-            <w:right w:val="single" w:color="BFBFBF" w:sz="4" w:space="0"/>
-            <w:insideH w:val="single" w:color="BFBFBF" w:sz="4" w:space="0"/>
-            <w:insideV w:val="single" w:color="BFBFBF" w:sz="4" w:space="0"/>
-          </w:tblBorders>
-          <w:tblCellMar>
-            <w:top w:w="40" w:type="dxa"/>
-            <w:left w:w="100" w:type="dxa"/>
-            <w:bottom w:w="40" w:type="dxa"/>
-            <w:right w:w="100" w:type="dxa"/>
-          </w:tblCellMar>
-        </w:tblPrEx>
         <w:trPr>
           <w:cantSplit/>
         </w:trPr>
@@ -2713,7 +2705,7 @@
           </w:tcPr>
           <w:p>
             <w:pPr>
-              <w:spacing w:before="0" w:after="0" w:line="264" w:lineRule="auto"/>
+              <w:spacing w:after="0" w:line="264" w:lineRule="auto"/>
               <w:jc w:val="center"/>
             </w:pPr>
             <w:r>
@@ -2733,11 +2725,16 @@
           </w:tcPr>
           <w:p>
             <w:pPr>
-              <w:spacing w:before="0" w:after="0" w:line="264" w:lineRule="auto"/>
-            </w:pPr>
-            <w:r>
-              <w:t>IP 입력칸</w:t>
-            </w:r>
+              <w:spacing w:after="0" w:line="264" w:lineRule="auto"/>
+            </w:pPr>
+            <w:r>
+              <w:t xml:space="preserve">IP </w:t>
+            </w:r>
+            <w:proofErr w:type="spellStart"/>
+            <w:r>
+              <w:t>입력칸</w:t>
+            </w:r>
+            <w:proofErr w:type="spellEnd"/>
           </w:p>
         </w:tc>
         <w:tc>
@@ -2747,31 +2744,20 @@
           </w:tcPr>
           <w:p>
             <w:pPr>
-              <w:spacing w:before="0" w:after="0" w:line="264" w:lineRule="auto"/>
-            </w:pPr>
-            <w:r>
-              <w:t>헥사포드 컨트롤러 IP</w:t>
+              <w:spacing w:after="0" w:line="264" w:lineRule="auto"/>
+            </w:pPr>
+            <w:proofErr w:type="spellStart"/>
+            <w:r>
+              <w:t>헥사포드</w:t>
+            </w:r>
+            <w:proofErr w:type="spellEnd"/>
+            <w:r>
+              <w:t xml:space="preserve"> 컨트롤러 IP</w:t>
             </w:r>
           </w:p>
         </w:tc>
       </w:tr>
       <w:tr>
-        <w:tblPrEx>
-          <w:tblBorders>
-            <w:top w:val="single" w:color="BFBFBF" w:sz="4" w:space="0"/>
-            <w:left w:val="single" w:color="BFBFBF" w:sz="4" w:space="0"/>
-            <w:bottom w:val="single" w:color="BFBFBF" w:sz="4" w:space="0"/>
-            <w:right w:val="single" w:color="BFBFBF" w:sz="4" w:space="0"/>
-            <w:insideH w:val="single" w:color="BFBFBF" w:sz="4" w:space="0"/>
-            <w:insideV w:val="single" w:color="BFBFBF" w:sz="4" w:space="0"/>
-          </w:tblBorders>
-          <w:tblCellMar>
-            <w:top w:w="40" w:type="dxa"/>
-            <w:left w:w="100" w:type="dxa"/>
-            <w:bottom w:w="40" w:type="dxa"/>
-            <w:right w:w="100" w:type="dxa"/>
-          </w:tblCellMar>
-        </w:tblPrEx>
         <w:trPr>
           <w:cantSplit/>
         </w:trPr>
@@ -2783,7 +2769,7 @@
           </w:tcPr>
           <w:p>
             <w:pPr>
-              <w:spacing w:before="0" w:after="0" w:line="264" w:lineRule="auto"/>
+              <w:spacing w:after="0" w:line="264" w:lineRule="auto"/>
               <w:jc w:val="center"/>
             </w:pPr>
             <w:r>
@@ -2804,7 +2790,7 @@
           </w:tcPr>
           <w:p>
             <w:pPr>
-              <w:spacing w:before="0" w:after="0" w:line="264" w:lineRule="auto"/>
+              <w:spacing w:after="0" w:line="264" w:lineRule="auto"/>
             </w:pPr>
             <w:r>
               <w:t>[스캔]</w:t>
@@ -2819,11 +2805,7 @@
           </w:tcPr>
           <w:p>
             <w:pPr>
-              <w:spacing w:before="0" w:after="0" w:line="264" w:lineRule="auto"/>
-              <w:rPr>
-                <w:rFonts w:hint="eastAsia" w:eastAsia="맑은 고딕"/>
-                <w:lang w:eastAsia="ko-KR"/>
-              </w:rPr>
+              <w:spacing w:after="0" w:line="264" w:lineRule="auto"/>
             </w:pPr>
             <w:r>
               <w:t>PI 컨트롤러</w:t>
@@ -2831,41 +2813,35 @@
             <w:r>
               <w:rPr>
                 <w:rFonts w:hint="eastAsia"/>
-                <w:lang w:eastAsia="ko-KR"/>
-              </w:rPr>
-              <w:t>의</w:t>
+              </w:rPr>
+              <w:t>의 IP를</w:t>
+            </w:r>
+            <w:r>
+              <w:t xml:space="preserve"> 찾아 IP </w:t>
+            </w:r>
+            <w:proofErr w:type="spellStart"/>
+            <w:r>
+              <w:t>입력칸</w:t>
             </w:r>
             <w:r>
               <w:rPr>
                 <w:rFonts w:hint="eastAsia"/>
-                <w:lang w:val="en-US" w:eastAsia="ko-KR"/>
-              </w:rPr>
-              <w:t xml:space="preserve"> IP를</w:t>
-            </w:r>
-            <w:r>
-              <w:t xml:space="preserve"> 찾아 IP 입력칸</w:t>
-            </w:r>
+              </w:rPr>
+              <w:t>에</w:t>
+            </w:r>
+            <w:proofErr w:type="spellEnd"/>
             <w:r>
               <w:rPr>
                 <w:rFonts w:hint="eastAsia"/>
-                <w:lang w:eastAsia="ko-KR"/>
-              </w:rPr>
-              <w:t>에</w:t>
+              </w:rPr>
+              <w:t xml:space="preserve"> 자동으로</w:t>
+            </w:r>
+            <w:r>
+              <w:t xml:space="preserve"> </w:t>
             </w:r>
             <w:r>
               <w:rPr>
                 <w:rFonts w:hint="eastAsia"/>
-                <w:lang w:val="en-US" w:eastAsia="ko-KR"/>
-              </w:rPr>
-              <w:t xml:space="preserve"> 자동으로</w:t>
-            </w:r>
-            <w:r>
-              <w:t xml:space="preserve"> </w:t>
-            </w:r>
-            <w:r>
-              <w:rPr>
-                <w:rFonts w:hint="eastAsia"/>
-                <w:lang w:eastAsia="ko-KR"/>
               </w:rPr>
               <w:t>입력</w:t>
             </w:r>
@@ -2873,22 +2849,6 @@
         </w:tc>
       </w:tr>
       <w:tr>
-        <w:tblPrEx>
-          <w:tblBorders>
-            <w:top w:val="single" w:color="BFBFBF" w:sz="4" w:space="0"/>
-            <w:left w:val="single" w:color="BFBFBF" w:sz="4" w:space="0"/>
-            <w:bottom w:val="single" w:color="BFBFBF" w:sz="4" w:space="0"/>
-            <w:right w:val="single" w:color="BFBFBF" w:sz="4" w:space="0"/>
-            <w:insideH w:val="single" w:color="BFBFBF" w:sz="4" w:space="0"/>
-            <w:insideV w:val="single" w:color="BFBFBF" w:sz="4" w:space="0"/>
-          </w:tblBorders>
-          <w:tblCellMar>
-            <w:top w:w="40" w:type="dxa"/>
-            <w:left w:w="100" w:type="dxa"/>
-            <w:bottom w:w="40" w:type="dxa"/>
-            <w:right w:w="100" w:type="dxa"/>
-          </w:tblCellMar>
-        </w:tblPrEx>
         <w:trPr>
           <w:cantSplit/>
         </w:trPr>
@@ -2899,7 +2859,7 @@
           </w:tcPr>
           <w:p>
             <w:pPr>
-              <w:spacing w:before="0" w:after="0" w:line="264" w:lineRule="auto"/>
+              <w:spacing w:after="0" w:line="264" w:lineRule="auto"/>
               <w:jc w:val="center"/>
             </w:pPr>
             <w:r>
@@ -2919,10 +2879,18 @@
           </w:tcPr>
           <w:p>
             <w:pPr>
-              <w:spacing w:before="0" w:after="0" w:line="264" w:lineRule="auto"/>
-            </w:pPr>
-            <w:r>
-              <w:t>[연결] / [해제]</w:t>
+              <w:spacing w:after="0" w:line="264" w:lineRule="auto"/>
+            </w:pPr>
+            <w:r>
+              <w:t>[연결</w:t>
+            </w:r>
+            <w:proofErr w:type="gramStart"/>
+            <w:r>
+              <w:t>] /</w:t>
+            </w:r>
+            <w:proofErr w:type="gramEnd"/>
+            <w:r>
+              <w:t xml:space="preserve"> [해제]</w:t>
             </w:r>
           </w:p>
         </w:tc>
@@ -2933,31 +2901,28 @@
           </w:tcPr>
           <w:p>
             <w:pPr>
-              <w:spacing w:before="0" w:after="0" w:line="264" w:lineRule="auto"/>
-            </w:pPr>
-            <w:r>
-              <w:t>헥사포드 연결 / 연결 해제</w:t>
+              <w:spacing w:after="0" w:line="264" w:lineRule="auto"/>
+            </w:pPr>
+            <w:proofErr w:type="spellStart"/>
+            <w:r>
+              <w:t>헥사포드</w:t>
+            </w:r>
+            <w:proofErr w:type="spellEnd"/>
+            <w:r>
+              <w:t xml:space="preserve"> </w:t>
+            </w:r>
+            <w:proofErr w:type="gramStart"/>
+            <w:r>
+              <w:t>연결 /</w:t>
+            </w:r>
+            <w:proofErr w:type="gramEnd"/>
+            <w:r>
+              <w:t xml:space="preserve"> 연결 해제</w:t>
             </w:r>
           </w:p>
         </w:tc>
       </w:tr>
       <w:tr>
-        <w:tblPrEx>
-          <w:tblBorders>
-            <w:top w:val="single" w:color="BFBFBF" w:sz="4" w:space="0"/>
-            <w:left w:val="single" w:color="BFBFBF" w:sz="4" w:space="0"/>
-            <w:bottom w:val="single" w:color="BFBFBF" w:sz="4" w:space="0"/>
-            <w:right w:val="single" w:color="BFBFBF" w:sz="4" w:space="0"/>
-            <w:insideH w:val="single" w:color="BFBFBF" w:sz="4" w:space="0"/>
-            <w:insideV w:val="single" w:color="BFBFBF" w:sz="4" w:space="0"/>
-          </w:tblBorders>
-          <w:tblCellMar>
-            <w:top w:w="40" w:type="dxa"/>
-            <w:left w:w="100" w:type="dxa"/>
-            <w:bottom w:w="40" w:type="dxa"/>
-            <w:right w:w="100" w:type="dxa"/>
-          </w:tblCellMar>
-        </w:tblPrEx>
         <w:trPr>
           <w:cantSplit/>
         </w:trPr>
@@ -2969,7 +2934,7 @@
           </w:tcPr>
           <w:p>
             <w:pPr>
-              <w:spacing w:before="0" w:after="0" w:line="264" w:lineRule="auto"/>
+              <w:spacing w:after="0" w:line="264" w:lineRule="auto"/>
               <w:jc w:val="center"/>
             </w:pPr>
             <w:r>
@@ -2990,7 +2955,7 @@
           </w:tcPr>
           <w:p>
             <w:pPr>
-              <w:spacing w:before="0" w:after="0" w:line="264" w:lineRule="auto"/>
+              <w:spacing w:after="0" w:line="264" w:lineRule="auto"/>
             </w:pPr>
             <w:r>
               <w:t>[좌표계]</w:t>
@@ -3005,7 +2970,7 @@
           </w:tcPr>
           <w:p>
             <w:pPr>
-              <w:spacing w:before="0" w:after="0" w:line="264" w:lineRule="auto"/>
+              <w:spacing w:after="0" w:line="264" w:lineRule="auto"/>
             </w:pPr>
             <w:r>
               <w:t>좌표계 관리 창 열기</w:t>
@@ -3014,22 +2979,6 @@
         </w:tc>
       </w:tr>
       <w:tr>
-        <w:tblPrEx>
-          <w:tblBorders>
-            <w:top w:val="single" w:color="BFBFBF" w:sz="4" w:space="0"/>
-            <w:left w:val="single" w:color="BFBFBF" w:sz="4" w:space="0"/>
-            <w:bottom w:val="single" w:color="BFBFBF" w:sz="4" w:space="0"/>
-            <w:right w:val="single" w:color="BFBFBF" w:sz="4" w:space="0"/>
-            <w:insideH w:val="single" w:color="BFBFBF" w:sz="4" w:space="0"/>
-            <w:insideV w:val="single" w:color="BFBFBF" w:sz="4" w:space="0"/>
-          </w:tblBorders>
-          <w:tblCellMar>
-            <w:top w:w="40" w:type="dxa"/>
-            <w:left w:w="100" w:type="dxa"/>
-            <w:bottom w:w="40" w:type="dxa"/>
-            <w:right w:w="100" w:type="dxa"/>
-          </w:tblCellMar>
-        </w:tblPrEx>
         <w:trPr>
           <w:cantSplit/>
         </w:trPr>
@@ -3040,7 +2989,7 @@
           </w:tcPr>
           <w:p>
             <w:pPr>
-              <w:spacing w:before="0" w:after="0" w:line="264" w:lineRule="auto"/>
+              <w:spacing w:after="0" w:line="264" w:lineRule="auto"/>
               <w:jc w:val="center"/>
             </w:pPr>
             <w:r>
@@ -3060,7 +3009,7 @@
           </w:tcPr>
           <w:p>
             <w:pPr>
-              <w:spacing w:before="0" w:after="0" w:line="264" w:lineRule="auto"/>
+              <w:spacing w:after="0" w:line="264" w:lineRule="auto"/>
             </w:pPr>
             <w:r>
               <w:t>[3D 보기]</w:t>
@@ -3074,31 +3023,20 @@
           </w:tcPr>
           <w:p>
             <w:pPr>
-              <w:spacing w:before="0" w:after="0" w:line="264" w:lineRule="auto"/>
-            </w:pPr>
-            <w:r>
-              <w:t>헥사포드 3D 자세 보기 창 열기</w:t>
+              <w:spacing w:after="0" w:line="264" w:lineRule="auto"/>
+            </w:pPr>
+            <w:proofErr w:type="spellStart"/>
+            <w:r>
+              <w:t>헥사포드</w:t>
+            </w:r>
+            <w:proofErr w:type="spellEnd"/>
+            <w:r>
+              <w:t xml:space="preserve"> 3D 자세 보기 창 열기</w:t>
             </w:r>
           </w:p>
         </w:tc>
       </w:tr>
       <w:tr>
-        <w:tblPrEx>
-          <w:tblBorders>
-            <w:top w:val="single" w:color="BFBFBF" w:sz="4" w:space="0"/>
-            <w:left w:val="single" w:color="BFBFBF" w:sz="4" w:space="0"/>
-            <w:bottom w:val="single" w:color="BFBFBF" w:sz="4" w:space="0"/>
-            <w:right w:val="single" w:color="BFBFBF" w:sz="4" w:space="0"/>
-            <w:insideH w:val="single" w:color="BFBFBF" w:sz="4" w:space="0"/>
-            <w:insideV w:val="single" w:color="BFBFBF" w:sz="4" w:space="0"/>
-          </w:tblBorders>
-          <w:tblCellMar>
-            <w:top w:w="40" w:type="dxa"/>
-            <w:left w:w="100" w:type="dxa"/>
-            <w:bottom w:w="40" w:type="dxa"/>
-            <w:right w:w="100" w:type="dxa"/>
-          </w:tblCellMar>
-        </w:tblPrEx>
         <w:trPr>
           <w:cantSplit/>
         </w:trPr>
@@ -3110,7 +3048,7 @@
           </w:tcPr>
           <w:p>
             <w:pPr>
-              <w:spacing w:before="0" w:after="0" w:line="264" w:lineRule="auto"/>
+              <w:spacing w:after="0" w:line="264" w:lineRule="auto"/>
               <w:jc w:val="center"/>
             </w:pPr>
             <w:r>
@@ -3131,7 +3069,7 @@
           </w:tcPr>
           <w:p>
             <w:pPr>
-              <w:spacing w:before="0" w:after="0" w:line="264" w:lineRule="auto"/>
+              <w:spacing w:after="0" w:line="264" w:lineRule="auto"/>
             </w:pPr>
             <w:r>
               <w:t>연결 상태</w:t>
@@ -3146,19 +3084,22 @@
           </w:tcPr>
           <w:p>
             <w:pPr>
-              <w:spacing w:before="0" w:after="0" w:line="264" w:lineRule="auto"/>
-              <w:rPr>
-                <w:rFonts w:hint="eastAsia" w:eastAsia="맑은 고딕"/>
-                <w:lang w:val="en-US" w:eastAsia="ko-KR"/>
-              </w:rPr>
-            </w:pPr>
-            <w:r>
-              <w:t>연결 안됨 / 연결됨</w:t>
+              <w:spacing w:after="0" w:line="264" w:lineRule="auto"/>
+            </w:pPr>
+            <w:r>
+              <w:t xml:space="preserve">연결 </w:t>
+            </w:r>
+            <w:proofErr w:type="gramStart"/>
+            <w:r>
+              <w:t>안됨 /</w:t>
+            </w:r>
+            <w:proofErr w:type="gramEnd"/>
+            <w:r>
+              <w:t xml:space="preserve"> 연결됨</w:t>
             </w:r>
             <w:r>
               <w:rPr>
                 <w:rFonts w:hint="eastAsia"/>
-                <w:lang w:val="en-US" w:eastAsia="ko-KR"/>
               </w:rPr>
               <w:t xml:space="preserve"> 표시</w:t>
             </w:r>
@@ -3166,22 +3107,6 @@
         </w:tc>
       </w:tr>
       <w:tr>
-        <w:tblPrEx>
-          <w:tblBorders>
-            <w:top w:val="single" w:color="BFBFBF" w:sz="4" w:space="0"/>
-            <w:left w:val="single" w:color="BFBFBF" w:sz="4" w:space="0"/>
-            <w:bottom w:val="single" w:color="BFBFBF" w:sz="4" w:space="0"/>
-            <w:right w:val="single" w:color="BFBFBF" w:sz="4" w:space="0"/>
-            <w:insideH w:val="single" w:color="BFBFBF" w:sz="4" w:space="0"/>
-            <w:insideV w:val="single" w:color="BFBFBF" w:sz="4" w:space="0"/>
-          </w:tblBorders>
-          <w:tblCellMar>
-            <w:top w:w="40" w:type="dxa"/>
-            <w:left w:w="100" w:type="dxa"/>
-            <w:bottom w:w="40" w:type="dxa"/>
-            <w:right w:w="100" w:type="dxa"/>
-          </w:tblCellMar>
-        </w:tblPrEx>
         <w:trPr>
           <w:cantSplit/>
         </w:trPr>
@@ -3192,7 +3117,7 @@
           </w:tcPr>
           <w:p>
             <w:pPr>
-              <w:spacing w:before="0" w:after="0" w:line="264" w:lineRule="auto"/>
+              <w:spacing w:after="0" w:line="264" w:lineRule="auto"/>
               <w:jc w:val="center"/>
             </w:pPr>
             <w:r>
@@ -3212,10 +3137,23 @@
           </w:tcPr>
           <w:p>
             <w:pPr>
-              <w:spacing w:before="0" w:after="0" w:line="264" w:lineRule="auto"/>
-            </w:pPr>
-            <w:r>
-              <w:t>◀ / ▶ (조그)</w:t>
+              <w:spacing w:after="0" w:line="264" w:lineRule="auto"/>
+            </w:pPr>
+            <w:proofErr w:type="gramStart"/>
+            <w:r>
+              <w:t>◀ /</w:t>
+            </w:r>
+            <w:proofErr w:type="gramEnd"/>
+            <w:r>
+              <w:t xml:space="preserve"> ▶ (</w:t>
+            </w:r>
+            <w:proofErr w:type="spellStart"/>
+            <w:r>
+              <w:t>조그</w:t>
+            </w:r>
+            <w:proofErr w:type="spellEnd"/>
+            <w:r>
+              <w:t>)</w:t>
             </w:r>
           </w:p>
         </w:tc>
@@ -3226,7 +3164,7 @@
           </w:tcPr>
           <w:p>
             <w:pPr>
-              <w:spacing w:before="0" w:after="0" w:line="264" w:lineRule="auto"/>
+              <w:spacing w:after="0" w:line="264" w:lineRule="auto"/>
             </w:pPr>
             <w:r>
               <w:t xml:space="preserve">누르고 있는 동안 </w:t>
@@ -3234,7 +3172,6 @@
             <w:r>
               <w:rPr>
                 <w:rFonts w:hint="eastAsia"/>
-                <w:lang w:eastAsia="ko-KR"/>
               </w:rPr>
               <w:t>이동</w:t>
             </w:r>
@@ -3245,22 +3182,6 @@
         </w:tc>
       </w:tr>
       <w:tr>
-        <w:tblPrEx>
-          <w:tblBorders>
-            <w:top w:val="single" w:color="BFBFBF" w:sz="4" w:space="0"/>
-            <w:left w:val="single" w:color="BFBFBF" w:sz="4" w:space="0"/>
-            <w:bottom w:val="single" w:color="BFBFBF" w:sz="4" w:space="0"/>
-            <w:right w:val="single" w:color="BFBFBF" w:sz="4" w:space="0"/>
-            <w:insideH w:val="single" w:color="BFBFBF" w:sz="4" w:space="0"/>
-            <w:insideV w:val="single" w:color="BFBFBF" w:sz="4" w:space="0"/>
-          </w:tblBorders>
-          <w:tblCellMar>
-            <w:top w:w="40" w:type="dxa"/>
-            <w:left w:w="100" w:type="dxa"/>
-            <w:bottom w:w="40" w:type="dxa"/>
-            <w:right w:w="100" w:type="dxa"/>
-          </w:tblCellMar>
-        </w:tblPrEx>
         <w:trPr>
           <w:cantSplit/>
         </w:trPr>
@@ -3272,7 +3193,7 @@
           </w:tcPr>
           <w:p>
             <w:pPr>
-              <w:spacing w:before="0" w:after="0" w:line="264" w:lineRule="auto"/>
+              <w:spacing w:after="0" w:line="264" w:lineRule="auto"/>
               <w:jc w:val="center"/>
             </w:pPr>
             <w:r>
@@ -3293,7 +3214,7 @@
           </w:tcPr>
           <w:p>
             <w:pPr>
-              <w:spacing w:before="0" w:after="0" w:line="264" w:lineRule="auto"/>
+              <w:spacing w:after="0" w:line="264" w:lineRule="auto"/>
             </w:pPr>
             <w:r>
               <w:t>현재 위치</w:t>
@@ -3308,31 +3229,21 @@
           </w:tcPr>
           <w:p>
             <w:pPr>
-              <w:spacing w:before="0" w:after="0" w:line="264" w:lineRule="auto"/>
+              <w:spacing w:after="0" w:line="264" w:lineRule="auto"/>
             </w:pPr>
             <w:r>
               <w:t>현재 각도 (arcmin)</w:t>
+            </w:r>
+            <w:r>
+              <w:rPr>
+                <w:rFonts w:hint="eastAsia"/>
+              </w:rPr>
+              <w:t xml:space="preserve"> 표시</w:t>
             </w:r>
           </w:p>
         </w:tc>
       </w:tr>
       <w:tr>
-        <w:tblPrEx>
-          <w:tblBorders>
-            <w:top w:val="single" w:color="BFBFBF" w:sz="4" w:space="0"/>
-            <w:left w:val="single" w:color="BFBFBF" w:sz="4" w:space="0"/>
-            <w:bottom w:val="single" w:color="BFBFBF" w:sz="4" w:space="0"/>
-            <w:right w:val="single" w:color="BFBFBF" w:sz="4" w:space="0"/>
-            <w:insideH w:val="single" w:color="BFBFBF" w:sz="4" w:space="0"/>
-            <w:insideV w:val="single" w:color="BFBFBF" w:sz="4" w:space="0"/>
-          </w:tblBorders>
-          <w:tblCellMar>
-            <w:top w:w="40" w:type="dxa"/>
-            <w:left w:w="100" w:type="dxa"/>
-            <w:bottom w:w="40" w:type="dxa"/>
-            <w:right w:w="100" w:type="dxa"/>
-          </w:tblCellMar>
-        </w:tblPrEx>
         <w:trPr>
           <w:cantSplit/>
         </w:trPr>
@@ -3343,7 +3254,7 @@
           </w:tcPr>
           <w:p>
             <w:pPr>
-              <w:spacing w:before="0" w:after="0" w:line="264" w:lineRule="auto"/>
+              <w:spacing w:after="0" w:line="264" w:lineRule="auto"/>
               <w:jc w:val="center"/>
             </w:pPr>
             <w:r>
@@ -3363,7 +3274,7 @@
           </w:tcPr>
           <w:p>
             <w:pPr>
-              <w:spacing w:before="0" w:after="0" w:line="264" w:lineRule="auto"/>
+              <w:spacing w:after="0" w:line="264" w:lineRule="auto"/>
             </w:pPr>
             <w:r>
               <w:t>축 상태</w:t>
@@ -3377,19 +3288,19 @@
           </w:tcPr>
           <w:p>
             <w:pPr>
-              <w:spacing w:before="0" w:after="0" w:line="264" w:lineRule="auto"/>
-              <w:rPr>
-                <w:rFonts w:hint="default" w:eastAsia="맑은 고딕"/>
-                <w:lang w:val="en-US" w:eastAsia="ko-KR"/>
-              </w:rPr>
-            </w:pPr>
-            <w:r>
-              <w:t>IDLE / MOVING / LIMIT / ALARM</w:t>
+              <w:spacing w:after="0" w:line="264" w:lineRule="auto"/>
+            </w:pPr>
+            <w:proofErr w:type="gramStart"/>
+            <w:r>
+              <w:t>IDLE /</w:t>
+            </w:r>
+            <w:proofErr w:type="gramEnd"/>
+            <w:r>
+              <w:t xml:space="preserve"> MOVING / LIMIT / ALARM</w:t>
             </w:r>
             <w:r>
               <w:rPr>
                 <w:rFonts w:hint="eastAsia"/>
-                <w:lang w:val="en-US" w:eastAsia="ko-KR"/>
               </w:rPr>
               <w:t xml:space="preserve"> 상태 표시</w:t>
             </w:r>
@@ -3397,22 +3308,6 @@
         </w:tc>
       </w:tr>
       <w:tr>
-        <w:tblPrEx>
-          <w:tblBorders>
-            <w:top w:val="single" w:color="BFBFBF" w:sz="4" w:space="0"/>
-            <w:left w:val="single" w:color="BFBFBF" w:sz="4" w:space="0"/>
-            <w:bottom w:val="single" w:color="BFBFBF" w:sz="4" w:space="0"/>
-            <w:right w:val="single" w:color="BFBFBF" w:sz="4" w:space="0"/>
-            <w:insideH w:val="single" w:color="BFBFBF" w:sz="4" w:space="0"/>
-            <w:insideV w:val="single" w:color="BFBFBF" w:sz="4" w:space="0"/>
-          </w:tblBorders>
-          <w:tblCellMar>
-            <w:top w:w="40" w:type="dxa"/>
-            <w:left w:w="100" w:type="dxa"/>
-            <w:bottom w:w="40" w:type="dxa"/>
-            <w:right w:w="100" w:type="dxa"/>
-          </w:tblCellMar>
-        </w:tblPrEx>
         <w:trPr>
           <w:cantSplit/>
         </w:trPr>
@@ -3424,7 +3319,7 @@
           </w:tcPr>
           <w:p>
             <w:pPr>
-              <w:spacing w:before="0" w:after="0" w:line="264" w:lineRule="auto"/>
+              <w:spacing w:after="0" w:line="264" w:lineRule="auto"/>
               <w:jc w:val="center"/>
             </w:pPr>
             <w:r>
@@ -3445,7 +3340,7 @@
           </w:tcPr>
           <w:p>
             <w:pPr>
-              <w:spacing w:before="0" w:after="0" w:line="264" w:lineRule="auto"/>
+              <w:spacing w:after="0" w:line="264" w:lineRule="auto"/>
             </w:pPr>
             <w:r>
               <w:t>목표 위치 입력</w:t>
@@ -3460,31 +3355,23 @@
           </w:tcPr>
           <w:p>
             <w:pPr>
-              <w:spacing w:before="0" w:after="0" w:line="264" w:lineRule="auto"/>
-            </w:pPr>
-            <w:r>
-              <w:t>절대 이동 목표값 (arcmin)</w:t>
+              <w:spacing w:after="0" w:line="264" w:lineRule="auto"/>
+            </w:pPr>
+            <w:r>
+              <w:t xml:space="preserve">절대 이동 </w:t>
+            </w:r>
+            <w:proofErr w:type="spellStart"/>
+            <w:r>
+              <w:t>목표값</w:t>
+            </w:r>
+            <w:proofErr w:type="spellEnd"/>
+            <w:r>
+              <w:t xml:space="preserve"> (arcmin)</w:t>
             </w:r>
           </w:p>
         </w:tc>
       </w:tr>
       <w:tr>
-        <w:tblPrEx>
-          <w:tblBorders>
-            <w:top w:val="single" w:color="BFBFBF" w:sz="4" w:space="0"/>
-            <w:left w:val="single" w:color="BFBFBF" w:sz="4" w:space="0"/>
-            <w:bottom w:val="single" w:color="BFBFBF" w:sz="4" w:space="0"/>
-            <w:right w:val="single" w:color="BFBFBF" w:sz="4" w:space="0"/>
-            <w:insideH w:val="single" w:color="BFBFBF" w:sz="4" w:space="0"/>
-            <w:insideV w:val="single" w:color="BFBFBF" w:sz="4" w:space="0"/>
-          </w:tblBorders>
-          <w:tblCellMar>
-            <w:top w:w="40" w:type="dxa"/>
-            <w:left w:w="100" w:type="dxa"/>
-            <w:bottom w:w="40" w:type="dxa"/>
-            <w:right w:w="100" w:type="dxa"/>
-          </w:tblCellMar>
-        </w:tblPrEx>
         <w:trPr>
           <w:cantSplit/>
         </w:trPr>
@@ -3495,7 +3382,7 @@
           </w:tcPr>
           <w:p>
             <w:pPr>
-              <w:spacing w:before="0" w:after="0" w:line="264" w:lineRule="auto"/>
+              <w:spacing w:after="0" w:line="264" w:lineRule="auto"/>
               <w:jc w:val="center"/>
             </w:pPr>
             <w:r>
@@ -3515,7 +3402,7 @@
           </w:tcPr>
           <w:p>
             <w:pPr>
-              <w:spacing w:before="0" w:after="0" w:line="264" w:lineRule="auto"/>
+              <w:spacing w:after="0" w:line="264" w:lineRule="auto"/>
             </w:pPr>
             <w:r>
               <w:t>[이동]</w:t>
@@ -3529,7 +3416,7 @@
           </w:tcPr>
           <w:p>
             <w:pPr>
-              <w:spacing w:before="0" w:after="0" w:line="264" w:lineRule="auto"/>
+              <w:spacing w:after="0" w:line="264" w:lineRule="auto"/>
             </w:pPr>
             <w:r>
               <w:t>입력한 각도로 이동</w:t>
@@ -3538,22 +3425,6 @@
         </w:tc>
       </w:tr>
       <w:tr>
-        <w:tblPrEx>
-          <w:tblBorders>
-            <w:top w:val="single" w:color="BFBFBF" w:sz="4" w:space="0"/>
-            <w:left w:val="single" w:color="BFBFBF" w:sz="4" w:space="0"/>
-            <w:bottom w:val="single" w:color="BFBFBF" w:sz="4" w:space="0"/>
-            <w:right w:val="single" w:color="BFBFBF" w:sz="4" w:space="0"/>
-            <w:insideH w:val="single" w:color="BFBFBF" w:sz="4" w:space="0"/>
-            <w:insideV w:val="single" w:color="BFBFBF" w:sz="4" w:space="0"/>
-          </w:tblBorders>
-          <w:tblCellMar>
-            <w:top w:w="40" w:type="dxa"/>
-            <w:left w:w="100" w:type="dxa"/>
-            <w:bottom w:w="40" w:type="dxa"/>
-            <w:right w:w="100" w:type="dxa"/>
-          </w:tblCellMar>
-        </w:tblPrEx>
         <w:trPr>
           <w:cantSplit/>
         </w:trPr>
@@ -3565,7 +3436,7 @@
           </w:tcPr>
           <w:p>
             <w:pPr>
-              <w:spacing w:before="0" w:after="0" w:line="264" w:lineRule="auto"/>
+              <w:spacing w:after="0" w:line="264" w:lineRule="auto"/>
               <w:jc w:val="center"/>
             </w:pPr>
             <w:r>
@@ -3586,7 +3457,7 @@
           </w:tcPr>
           <w:p>
             <w:pPr>
-              <w:spacing w:before="0" w:after="0" w:line="264" w:lineRule="auto"/>
+              <w:spacing w:after="0" w:line="264" w:lineRule="auto"/>
             </w:pPr>
             <w:r>
               <w:t>[정지]</w:t>
@@ -3601,7 +3472,7 @@
           </w:tcPr>
           <w:p>
             <w:pPr>
-              <w:spacing w:before="0" w:after="0" w:line="264" w:lineRule="auto"/>
+              <w:spacing w:after="0" w:line="264" w:lineRule="auto"/>
             </w:pPr>
             <w:r>
               <w:t>해당 축 정지</w:t>
@@ -3610,22 +3481,6 @@
         </w:tc>
       </w:tr>
       <w:tr>
-        <w:tblPrEx>
-          <w:tblBorders>
-            <w:top w:val="single" w:color="BFBFBF" w:sz="4" w:space="0"/>
-            <w:left w:val="single" w:color="BFBFBF" w:sz="4" w:space="0"/>
-            <w:bottom w:val="single" w:color="BFBFBF" w:sz="4" w:space="0"/>
-            <w:right w:val="single" w:color="BFBFBF" w:sz="4" w:space="0"/>
-            <w:insideH w:val="single" w:color="BFBFBF" w:sz="4" w:space="0"/>
-            <w:insideV w:val="single" w:color="BFBFBF" w:sz="4" w:space="0"/>
-          </w:tblBorders>
-          <w:tblCellMar>
-            <w:top w:w="40" w:type="dxa"/>
-            <w:left w:w="100" w:type="dxa"/>
-            <w:bottom w:w="40" w:type="dxa"/>
-            <w:right w:w="100" w:type="dxa"/>
-          </w:tblCellMar>
-        </w:tblPrEx>
         <w:trPr>
           <w:cantSplit/>
         </w:trPr>
@@ -3636,7 +3491,7 @@
           </w:tcPr>
           <w:p>
             <w:pPr>
-              <w:spacing w:before="0" w:after="0" w:line="264" w:lineRule="auto"/>
+              <w:spacing w:after="0" w:line="264" w:lineRule="auto"/>
               <w:jc w:val="center"/>
             </w:pPr>
             <w:r>
@@ -3656,7 +3511,7 @@
           </w:tcPr>
           <w:p>
             <w:pPr>
-              <w:spacing w:before="0" w:after="0" w:line="264" w:lineRule="auto"/>
+              <w:spacing w:after="0" w:line="264" w:lineRule="auto"/>
             </w:pPr>
             <w:r>
               <w:t>[레퍼런스]</w:t>
@@ -3670,31 +3525,20 @@
           </w:tcPr>
           <w:p>
             <w:pPr>
-              <w:spacing w:before="0" w:after="0" w:line="264" w:lineRule="auto"/>
-            </w:pPr>
-            <w:r>
-              <w:t>헥사포드 기준 위치 잡기</w:t>
+              <w:spacing w:after="0" w:line="264" w:lineRule="auto"/>
+            </w:pPr>
+            <w:proofErr w:type="spellStart"/>
+            <w:r>
+              <w:t>헥사포드</w:t>
+            </w:r>
+            <w:proofErr w:type="spellEnd"/>
+            <w:r>
+              <w:t xml:space="preserve"> 기준 위치 잡기</w:t>
             </w:r>
           </w:p>
         </w:tc>
       </w:tr>
       <w:tr>
-        <w:tblPrEx>
-          <w:tblBorders>
-            <w:top w:val="single" w:color="BFBFBF" w:sz="4" w:space="0"/>
-            <w:left w:val="single" w:color="BFBFBF" w:sz="4" w:space="0"/>
-            <w:bottom w:val="single" w:color="BFBFBF" w:sz="4" w:space="0"/>
-            <w:right w:val="single" w:color="BFBFBF" w:sz="4" w:space="0"/>
-            <w:insideH w:val="single" w:color="BFBFBF" w:sz="4" w:space="0"/>
-            <w:insideV w:val="single" w:color="BFBFBF" w:sz="4" w:space="0"/>
-          </w:tblBorders>
-          <w:tblCellMar>
-            <w:top w:w="40" w:type="dxa"/>
-            <w:left w:w="100" w:type="dxa"/>
-            <w:bottom w:w="40" w:type="dxa"/>
-            <w:right w:w="100" w:type="dxa"/>
-          </w:tblCellMar>
-        </w:tblPrEx>
         <w:trPr>
           <w:cantSplit/>
         </w:trPr>
@@ -3706,7 +3550,7 @@
           </w:tcPr>
           <w:p>
             <w:pPr>
-              <w:spacing w:before="0" w:after="0" w:line="264" w:lineRule="auto"/>
+              <w:spacing w:after="0" w:line="264" w:lineRule="auto"/>
               <w:jc w:val="center"/>
             </w:pPr>
             <w:r>
@@ -3727,7 +3571,7 @@
           </w:tcPr>
           <w:p>
             <w:pPr>
-              <w:spacing w:before="0" w:after="0" w:line="264" w:lineRule="auto"/>
+              <w:spacing w:after="0" w:line="264" w:lineRule="auto"/>
             </w:pPr>
             <w:r>
               <w:t>[원점으로 이동]</w:t>
@@ -3742,10 +3586,19 @@
           </w:tcPr>
           <w:p>
             <w:pPr>
-              <w:spacing w:before="0" w:after="0" w:line="264" w:lineRule="auto"/>
-            </w:pPr>
-            <w:r>
-              <w:t>TX, TY, TZ를 0으로 이동</w:t>
+              <w:spacing w:after="0" w:line="264" w:lineRule="auto"/>
+            </w:pPr>
+            <w:r>
+              <w:t>TX, TY, TZ를 0</w:t>
+            </w:r>
+            <w:r>
+              <w:rPr>
+                <w:rFonts w:hint="eastAsia"/>
+              </w:rPr>
+              <w:t xml:space="preserve"> 위치로</w:t>
+            </w:r>
+            <w:r>
+              <w:t xml:space="preserve"> 이동</w:t>
             </w:r>
           </w:p>
         </w:tc>
@@ -3753,15 +3606,11 @@
     </w:tbl>
     <w:p>
       <w:pPr>
-        <w:spacing w:after="80"/>
-      </w:pPr>
-    </w:p>
-    <w:p>
-      <w:pPr>
-        <w:pStyle w:val="3"/>
+        <w:pStyle w:val="2"/>
       </w:pPr>
       <w:bookmarkStart w:id="5" w:name="_Toc28788"/>
       <w:r>
+        <w:lastRenderedPageBreak/>
         <w:t>3.3 C. 속도 · 정지 · 비전</w:t>
       </w:r>
       <w:bookmarkEnd w:id="5"/>
@@ -3773,8 +3622,11 @@
         <w:jc w:val="center"/>
       </w:pPr>
       <w:r>
+        <w:rPr>
+          <w:noProof/>
+        </w:rPr>
         <w:drawing>
-          <wp:inline distT="0" distB="0" distL="0" distR="0">
+          <wp:inline distT="0" distB="0" distL="0" distR="0" wp14:anchorId="69C26C31" wp14:editId="62BD81A5">
             <wp:extent cx="6119495" cy="416560"/>
             <wp:effectExtent l="0" t="0" r="0" b="0"/>
             <wp:docPr id="4" name="control.png"/>
@@ -3791,7 +3643,7 @@
                     </pic:cNvPicPr>
                   </pic:nvPicPr>
                   <pic:blipFill>
-                    <a:blip r:embed="rId11"/>
+                    <a:blip r:embed="rId10"/>
                     <a:stretch>
                       <a:fillRect/>
                     </a:stretch>
@@ -3814,7 +3666,7 @@
     </w:p>
     <w:p>
       <w:pPr>
-        <w:pStyle w:val="7"/>
+        <w:pStyle w:val="a3"/>
       </w:pPr>
       <w:r>
         <w:t>그림 4. 속도 · 정지 · 비전 줄</w:t>
@@ -3822,16 +3674,14 @@
     </w:p>
     <w:tbl>
       <w:tblPr>
-        <w:tblStyle w:val="6"/>
         <w:tblW w:w="9638" w:type="dxa"/>
-        <w:tblInd w:w="0" w:type="dxa"/>
         <w:tblBorders>
-          <w:top w:val="single" w:color="BFBFBF" w:sz="4" w:space="0"/>
-          <w:left w:val="single" w:color="BFBFBF" w:sz="4" w:space="0"/>
-          <w:bottom w:val="single" w:color="BFBFBF" w:sz="4" w:space="0"/>
-          <w:right w:val="single" w:color="BFBFBF" w:sz="4" w:space="0"/>
-          <w:insideH w:val="single" w:color="BFBFBF" w:sz="4" w:space="0"/>
-          <w:insideV w:val="single" w:color="BFBFBF" w:sz="4" w:space="0"/>
+          <w:top w:val="single" w:sz="4" w:space="0" w:color="BFBFBF"/>
+          <w:left w:val="single" w:sz="4" w:space="0" w:color="BFBFBF"/>
+          <w:bottom w:val="single" w:sz="4" w:space="0" w:color="BFBFBF"/>
+          <w:right w:val="single" w:sz="4" w:space="0" w:color="BFBFBF"/>
+          <w:insideH w:val="single" w:sz="4" w:space="0" w:color="BFBFBF"/>
+          <w:insideV w:val="single" w:sz="4" w:space="0" w:color="BFBFBF"/>
         </w:tblBorders>
         <w:tblLayout w:type="fixed"/>
         <w:tblCellMar>
@@ -3840,6 +3690,7 @@
           <w:bottom w:w="40" w:type="dxa"/>
           <w:right w:w="100" w:type="dxa"/>
         </w:tblCellMar>
+        <w:tblLook w:val="04A0" w:firstRow="1" w:lastRow="0" w:firstColumn="1" w:lastColumn="0" w:noHBand="0" w:noVBand="1"/>
       </w:tblPr>
       <w:tblGrid>
         <w:gridCol w:w="771"/>
@@ -3847,22 +3698,6 @@
         <w:gridCol w:w="6361"/>
       </w:tblGrid>
       <w:tr>
-        <w:tblPrEx>
-          <w:tblBorders>
-            <w:top w:val="single" w:color="BFBFBF" w:sz="4" w:space="0"/>
-            <w:left w:val="single" w:color="BFBFBF" w:sz="4" w:space="0"/>
-            <w:bottom w:val="single" w:color="BFBFBF" w:sz="4" w:space="0"/>
-            <w:right w:val="single" w:color="BFBFBF" w:sz="4" w:space="0"/>
-            <w:insideH w:val="single" w:color="BFBFBF" w:sz="4" w:space="0"/>
-            <w:insideV w:val="single" w:color="BFBFBF" w:sz="4" w:space="0"/>
-          </w:tblBorders>
-          <w:tblCellMar>
-            <w:top w:w="40" w:type="dxa"/>
-            <w:left w:w="100" w:type="dxa"/>
-            <w:bottom w:w="40" w:type="dxa"/>
-            <w:right w:w="100" w:type="dxa"/>
-          </w:tblCellMar>
-        </w:tblPrEx>
         <w:trPr>
           <w:cantSplit/>
           <w:tblHeader/>
@@ -3875,7 +3710,7 @@
           </w:tcPr>
           <w:p>
             <w:pPr>
-              <w:spacing w:before="0" w:after="0" w:line="264" w:lineRule="auto"/>
+              <w:spacing w:after="0" w:line="264" w:lineRule="auto"/>
               <w:jc w:val="center"/>
             </w:pPr>
             <w:r>
@@ -3895,7 +3730,7 @@
           </w:tcPr>
           <w:p>
             <w:pPr>
-              <w:spacing w:before="0" w:after="0" w:line="264" w:lineRule="auto"/>
+              <w:spacing w:after="0" w:line="264" w:lineRule="auto"/>
             </w:pPr>
             <w:r>
               <w:rPr>
@@ -3914,7 +3749,7 @@
           </w:tcPr>
           <w:p>
             <w:pPr>
-              <w:spacing w:before="0" w:after="0" w:line="264" w:lineRule="auto"/>
+              <w:spacing w:after="0" w:line="264" w:lineRule="auto"/>
             </w:pPr>
             <w:r>
               <w:rPr>
@@ -3927,22 +3762,6 @@
         </w:tc>
       </w:tr>
       <w:tr>
-        <w:tblPrEx>
-          <w:tblBorders>
-            <w:top w:val="single" w:color="BFBFBF" w:sz="4" w:space="0"/>
-            <w:left w:val="single" w:color="BFBFBF" w:sz="4" w:space="0"/>
-            <w:bottom w:val="single" w:color="BFBFBF" w:sz="4" w:space="0"/>
-            <w:right w:val="single" w:color="BFBFBF" w:sz="4" w:space="0"/>
-            <w:insideH w:val="single" w:color="BFBFBF" w:sz="4" w:space="0"/>
-            <w:insideV w:val="single" w:color="BFBFBF" w:sz="4" w:space="0"/>
-          </w:tblBorders>
-          <w:tblCellMar>
-            <w:top w:w="40" w:type="dxa"/>
-            <w:left w:w="100" w:type="dxa"/>
-            <w:bottom w:w="40" w:type="dxa"/>
-            <w:right w:w="100" w:type="dxa"/>
-          </w:tblCellMar>
-        </w:tblPrEx>
         <w:trPr>
           <w:cantSplit/>
         </w:trPr>
@@ -3953,7 +3772,7 @@
           </w:tcPr>
           <w:p>
             <w:pPr>
-              <w:spacing w:before="0" w:after="0" w:line="264" w:lineRule="auto"/>
+              <w:spacing w:after="0" w:line="264" w:lineRule="auto"/>
               <w:jc w:val="center"/>
             </w:pPr>
             <w:r>
@@ -3973,7 +3792,7 @@
           </w:tcPr>
           <w:p>
             <w:pPr>
-              <w:spacing w:before="0" w:after="0" w:line="264" w:lineRule="auto"/>
+              <w:spacing w:after="0" w:line="264" w:lineRule="auto"/>
             </w:pPr>
             <w:r>
               <w:t>속도</w:t>
@@ -3987,31 +3806,36 @@
           </w:tcPr>
           <w:p>
             <w:pPr>
-              <w:spacing w:before="0" w:after="0" w:line="264" w:lineRule="auto"/>
-            </w:pPr>
-            <w:r>
-              <w:t>저속 / 중속 / 고속 - 스테이지와 헥사포드에 함께 적용</w:t>
+              <w:spacing w:after="0" w:line="264" w:lineRule="auto"/>
+            </w:pPr>
+            <w:proofErr w:type="gramStart"/>
+            <w:r>
+              <w:t>저속 /</w:t>
+            </w:r>
+            <w:proofErr w:type="gramEnd"/>
+            <w:r>
+              <w:t xml:space="preserve"> </w:t>
+            </w:r>
+            <w:proofErr w:type="spellStart"/>
+            <w:r>
+              <w:t>중속</w:t>
+            </w:r>
+            <w:proofErr w:type="spellEnd"/>
+            <w:r>
+              <w:t xml:space="preserve"> / 고속 - 스테이지와 </w:t>
+            </w:r>
+            <w:proofErr w:type="spellStart"/>
+            <w:r>
+              <w:t>헥사포드에</w:t>
+            </w:r>
+            <w:proofErr w:type="spellEnd"/>
+            <w:r>
+              <w:t xml:space="preserve"> 함께 적용</w:t>
             </w:r>
           </w:p>
         </w:tc>
       </w:tr>
       <w:tr>
-        <w:tblPrEx>
-          <w:tblBorders>
-            <w:top w:val="single" w:color="BFBFBF" w:sz="4" w:space="0"/>
-            <w:left w:val="single" w:color="BFBFBF" w:sz="4" w:space="0"/>
-            <w:bottom w:val="single" w:color="BFBFBF" w:sz="4" w:space="0"/>
-            <w:right w:val="single" w:color="BFBFBF" w:sz="4" w:space="0"/>
-            <w:insideH w:val="single" w:color="BFBFBF" w:sz="4" w:space="0"/>
-            <w:insideV w:val="single" w:color="BFBFBF" w:sz="4" w:space="0"/>
-          </w:tblBorders>
-          <w:tblCellMar>
-            <w:top w:w="40" w:type="dxa"/>
-            <w:left w:w="100" w:type="dxa"/>
-            <w:bottom w:w="40" w:type="dxa"/>
-            <w:right w:w="100" w:type="dxa"/>
-          </w:tblCellMar>
-        </w:tblPrEx>
         <w:trPr>
           <w:cantSplit/>
         </w:trPr>
@@ -4023,7 +3847,7 @@
           </w:tcPr>
           <w:p>
             <w:pPr>
-              <w:spacing w:before="0" w:after="0" w:line="264" w:lineRule="auto"/>
+              <w:spacing w:after="0" w:line="264" w:lineRule="auto"/>
               <w:jc w:val="center"/>
             </w:pPr>
             <w:r>
@@ -4044,7 +3868,7 @@
           </w:tcPr>
           <w:p>
             <w:pPr>
-              <w:spacing w:before="0" w:after="0" w:line="264" w:lineRule="auto"/>
+              <w:spacing w:after="0" w:line="264" w:lineRule="auto"/>
             </w:pPr>
             <w:r>
               <w:t>[전체 정지]</w:t>
@@ -4059,7 +3883,7 @@
           </w:tcPr>
           <w:p>
             <w:pPr>
-              <w:spacing w:before="0" w:after="0" w:line="264" w:lineRule="auto"/>
+              <w:spacing w:after="0" w:line="264" w:lineRule="auto"/>
             </w:pPr>
             <w:r>
               <w:t>모든 축 감속 정지</w:t>
@@ -4068,22 +3892,6 @@
         </w:tc>
       </w:tr>
       <w:tr>
-        <w:tblPrEx>
-          <w:tblBorders>
-            <w:top w:val="single" w:color="BFBFBF" w:sz="4" w:space="0"/>
-            <w:left w:val="single" w:color="BFBFBF" w:sz="4" w:space="0"/>
-            <w:bottom w:val="single" w:color="BFBFBF" w:sz="4" w:space="0"/>
-            <w:right w:val="single" w:color="BFBFBF" w:sz="4" w:space="0"/>
-            <w:insideH w:val="single" w:color="BFBFBF" w:sz="4" w:space="0"/>
-            <w:insideV w:val="single" w:color="BFBFBF" w:sz="4" w:space="0"/>
-          </w:tblBorders>
-          <w:tblCellMar>
-            <w:top w:w="40" w:type="dxa"/>
-            <w:left w:w="100" w:type="dxa"/>
-            <w:bottom w:w="40" w:type="dxa"/>
-            <w:right w:w="100" w:type="dxa"/>
-          </w:tblCellMar>
-        </w:tblPrEx>
         <w:trPr>
           <w:cantSplit/>
         </w:trPr>
@@ -4094,7 +3902,7 @@
           </w:tcPr>
           <w:p>
             <w:pPr>
-              <w:spacing w:before="0" w:after="0" w:line="264" w:lineRule="auto"/>
+              <w:spacing w:after="0" w:line="264" w:lineRule="auto"/>
               <w:jc w:val="center"/>
             </w:pPr>
             <w:r>
@@ -4114,7 +3922,7 @@
           </w:tcPr>
           <w:p>
             <w:pPr>
-              <w:spacing w:before="0" w:after="0" w:line="264" w:lineRule="auto"/>
+              <w:spacing w:after="0" w:line="264" w:lineRule="auto"/>
             </w:pPr>
             <w:r>
               <w:t>[전체 정지 (비상)]</w:t>
@@ -4128,7 +3936,7 @@
           </w:tcPr>
           <w:p>
             <w:pPr>
-              <w:spacing w:before="0" w:after="0" w:line="264" w:lineRule="auto"/>
+              <w:spacing w:after="0" w:line="264" w:lineRule="auto"/>
             </w:pPr>
             <w:r>
               <w:t>모든 축 즉시 정지</w:t>
@@ -4137,22 +3945,6 @@
         </w:tc>
       </w:tr>
       <w:tr>
-        <w:tblPrEx>
-          <w:tblBorders>
-            <w:top w:val="single" w:color="BFBFBF" w:sz="4" w:space="0"/>
-            <w:left w:val="single" w:color="BFBFBF" w:sz="4" w:space="0"/>
-            <w:bottom w:val="single" w:color="BFBFBF" w:sz="4" w:space="0"/>
-            <w:right w:val="single" w:color="BFBFBF" w:sz="4" w:space="0"/>
-            <w:insideH w:val="single" w:color="BFBFBF" w:sz="4" w:space="0"/>
-            <w:insideV w:val="single" w:color="BFBFBF" w:sz="4" w:space="0"/>
-          </w:tblBorders>
-          <w:tblCellMar>
-            <w:top w:w="40" w:type="dxa"/>
-            <w:left w:w="100" w:type="dxa"/>
-            <w:bottom w:w="40" w:type="dxa"/>
-            <w:right w:w="100" w:type="dxa"/>
-          </w:tblCellMar>
-        </w:tblPrEx>
         <w:trPr>
           <w:cantSplit/>
         </w:trPr>
@@ -4164,7 +3956,7 @@
           </w:tcPr>
           <w:p>
             <w:pPr>
-              <w:spacing w:before="0" w:after="0" w:line="264" w:lineRule="auto"/>
+              <w:spacing w:after="0" w:line="264" w:lineRule="auto"/>
               <w:jc w:val="center"/>
             </w:pPr>
             <w:r>
@@ -4185,11 +3977,16 @@
           </w:tcPr>
           <w:p>
             <w:pPr>
-              <w:spacing w:before="0" w:after="0" w:line="264" w:lineRule="auto"/>
-            </w:pPr>
-            <w:r>
-              <w:t>비전 IP:포트</w:t>
-            </w:r>
+              <w:spacing w:after="0" w:line="264" w:lineRule="auto"/>
+            </w:pPr>
+            <w:r>
+              <w:t xml:space="preserve">비전 </w:t>
+            </w:r>
+            <w:proofErr w:type="gramStart"/>
+            <w:r>
+              <w:t>IP:포트</w:t>
+            </w:r>
+            <w:proofErr w:type="gramEnd"/>
           </w:p>
         </w:tc>
         <w:tc>
@@ -4200,7 +3997,7 @@
           </w:tcPr>
           <w:p>
             <w:pPr>
-              <w:spacing w:before="0" w:after="0" w:line="264" w:lineRule="auto"/>
+              <w:spacing w:after="0" w:line="264" w:lineRule="auto"/>
             </w:pPr>
             <w:r>
               <w:t>비전 프로그램 주소</w:t>
@@ -4209,22 +4006,6 @@
         </w:tc>
       </w:tr>
       <w:tr>
-        <w:tblPrEx>
-          <w:tblBorders>
-            <w:top w:val="single" w:color="BFBFBF" w:sz="4" w:space="0"/>
-            <w:left w:val="single" w:color="BFBFBF" w:sz="4" w:space="0"/>
-            <w:bottom w:val="single" w:color="BFBFBF" w:sz="4" w:space="0"/>
-            <w:right w:val="single" w:color="BFBFBF" w:sz="4" w:space="0"/>
-            <w:insideH w:val="single" w:color="BFBFBF" w:sz="4" w:space="0"/>
-            <w:insideV w:val="single" w:color="BFBFBF" w:sz="4" w:space="0"/>
-          </w:tblBorders>
-          <w:tblCellMar>
-            <w:top w:w="40" w:type="dxa"/>
-            <w:left w:w="100" w:type="dxa"/>
-            <w:bottom w:w="40" w:type="dxa"/>
-            <w:right w:w="100" w:type="dxa"/>
-          </w:tblCellMar>
-        </w:tblPrEx>
         <w:trPr>
           <w:cantSplit/>
         </w:trPr>
@@ -4235,7 +4016,7 @@
           </w:tcPr>
           <w:p>
             <w:pPr>
-              <w:spacing w:before="0" w:after="0" w:line="264" w:lineRule="auto"/>
+              <w:spacing w:after="0" w:line="264" w:lineRule="auto"/>
               <w:jc w:val="center"/>
             </w:pPr>
             <w:r>
@@ -4255,10 +4036,18 @@
           </w:tcPr>
           <w:p>
             <w:pPr>
-              <w:spacing w:before="0" w:after="0" w:line="264" w:lineRule="auto"/>
-            </w:pPr>
-            <w:r>
-              <w:t>[연결] / [해제]</w:t>
+              <w:spacing w:after="0" w:line="264" w:lineRule="auto"/>
+            </w:pPr>
+            <w:r>
+              <w:t>[연결</w:t>
+            </w:r>
+            <w:proofErr w:type="gramStart"/>
+            <w:r>
+              <w:t>] /</w:t>
+            </w:r>
+            <w:proofErr w:type="gramEnd"/>
+            <w:r>
+              <w:t xml:space="preserve"> [해제]</w:t>
             </w:r>
           </w:p>
         </w:tc>
@@ -4269,31 +4058,23 @@
           </w:tcPr>
           <w:p>
             <w:pPr>
-              <w:spacing w:before="0" w:after="0" w:line="264" w:lineRule="auto"/>
-            </w:pPr>
-            <w:r>
-              <w:t>비전 프로그램 연결 / 연결 해제</w:t>
+              <w:spacing w:after="0" w:line="264" w:lineRule="auto"/>
+            </w:pPr>
+            <w:r>
+              <w:t xml:space="preserve">비전 프로그램 </w:t>
+            </w:r>
+            <w:proofErr w:type="gramStart"/>
+            <w:r>
+              <w:t>연결 /</w:t>
+            </w:r>
+            <w:proofErr w:type="gramEnd"/>
+            <w:r>
+              <w:t xml:space="preserve"> 연결 해제</w:t>
             </w:r>
           </w:p>
         </w:tc>
       </w:tr>
       <w:tr>
-        <w:tblPrEx>
-          <w:tblBorders>
-            <w:top w:val="single" w:color="BFBFBF" w:sz="4" w:space="0"/>
-            <w:left w:val="single" w:color="BFBFBF" w:sz="4" w:space="0"/>
-            <w:bottom w:val="single" w:color="BFBFBF" w:sz="4" w:space="0"/>
-            <w:right w:val="single" w:color="BFBFBF" w:sz="4" w:space="0"/>
-            <w:insideH w:val="single" w:color="BFBFBF" w:sz="4" w:space="0"/>
-            <w:insideV w:val="single" w:color="BFBFBF" w:sz="4" w:space="0"/>
-          </w:tblBorders>
-          <w:tblCellMar>
-            <w:top w:w="40" w:type="dxa"/>
-            <w:left w:w="100" w:type="dxa"/>
-            <w:bottom w:w="40" w:type="dxa"/>
-            <w:right w:w="100" w:type="dxa"/>
-          </w:tblCellMar>
-        </w:tblPrEx>
         <w:trPr>
           <w:cantSplit/>
         </w:trPr>
@@ -4305,7 +4086,7 @@
           </w:tcPr>
           <w:p>
             <w:pPr>
-              <w:spacing w:before="0" w:after="0" w:line="264" w:lineRule="auto"/>
+              <w:spacing w:after="0" w:line="264" w:lineRule="auto"/>
               <w:jc w:val="center"/>
             </w:pPr>
             <w:r>
@@ -4326,7 +4107,7 @@
           </w:tcPr>
           <w:p>
             <w:pPr>
-              <w:spacing w:before="0" w:after="0" w:line="264" w:lineRule="auto"/>
+              <w:spacing w:after="0" w:line="264" w:lineRule="auto"/>
             </w:pPr>
             <w:r>
               <w:t>[비전 보정]</w:t>
@@ -4341,7 +4122,7 @@
           </w:tcPr>
           <w:p>
             <w:pPr>
-              <w:spacing w:before="0" w:after="0" w:line="264" w:lineRule="auto"/>
+              <w:spacing w:after="0" w:line="264" w:lineRule="auto"/>
             </w:pPr>
             <w:r>
               <w:t>비전 오프셋만큼 보정 이동</w:t>
@@ -4350,22 +4131,6 @@
         </w:tc>
       </w:tr>
       <w:tr>
-        <w:tblPrEx>
-          <w:tblBorders>
-            <w:top w:val="single" w:color="BFBFBF" w:sz="4" w:space="0"/>
-            <w:left w:val="single" w:color="BFBFBF" w:sz="4" w:space="0"/>
-            <w:bottom w:val="single" w:color="BFBFBF" w:sz="4" w:space="0"/>
-            <w:right w:val="single" w:color="BFBFBF" w:sz="4" w:space="0"/>
-            <w:insideH w:val="single" w:color="BFBFBF" w:sz="4" w:space="0"/>
-            <w:insideV w:val="single" w:color="BFBFBF" w:sz="4" w:space="0"/>
-          </w:tblBorders>
-          <w:tblCellMar>
-            <w:top w:w="40" w:type="dxa"/>
-            <w:left w:w="100" w:type="dxa"/>
-            <w:bottom w:w="40" w:type="dxa"/>
-            <w:right w:w="100" w:type="dxa"/>
-          </w:tblCellMar>
-        </w:tblPrEx>
         <w:trPr>
           <w:cantSplit/>
         </w:trPr>
@@ -4376,7 +4141,7 @@
           </w:tcPr>
           <w:p>
             <w:pPr>
-              <w:spacing w:before="0" w:after="0" w:line="264" w:lineRule="auto"/>
+              <w:spacing w:after="0" w:line="264" w:lineRule="auto"/>
               <w:jc w:val="center"/>
             </w:pPr>
             <w:r>
@@ -4396,7 +4161,7 @@
           </w:tcPr>
           <w:p>
             <w:pPr>
-              <w:spacing w:before="0" w:after="0" w:line="264" w:lineRule="auto"/>
+              <w:spacing w:after="0" w:line="264" w:lineRule="auto"/>
             </w:pPr>
             <w:r>
               <w:t>비전 연결 상태</w:t>
@@ -4410,19 +4175,22 @@
           </w:tcPr>
           <w:p>
             <w:pPr>
-              <w:spacing w:before="0" w:after="0" w:line="264" w:lineRule="auto"/>
-              <w:rPr>
-                <w:rFonts w:hint="eastAsia" w:eastAsia="맑은 고딕"/>
-                <w:lang w:val="en-US" w:eastAsia="ko-KR"/>
-              </w:rPr>
-            </w:pPr>
-            <w:r>
-              <w:t>연결 안됨 / 연결 중... / 연결됨 / 연결 실패</w:t>
+              <w:spacing w:after="0" w:line="264" w:lineRule="auto"/>
+            </w:pPr>
+            <w:r>
+              <w:t xml:space="preserve">연결 </w:t>
+            </w:r>
+            <w:proofErr w:type="gramStart"/>
+            <w:r>
+              <w:t>안됨 /</w:t>
+            </w:r>
+            <w:proofErr w:type="gramEnd"/>
+            <w:r>
+              <w:t xml:space="preserve"> 연결 중... / 연결됨 / 연결 실패</w:t>
             </w:r>
             <w:r>
               <w:rPr>
                 <w:rFonts w:hint="eastAsia"/>
-                <w:lang w:val="en-US" w:eastAsia="ko-KR"/>
               </w:rPr>
               <w:t xml:space="preserve"> 상태 표시</w:t>
             </w:r>
@@ -4439,7 +4207,7 @@
       <w:pPr>
         <w:keepNext/>
         <w:pBdr>
-          <w:left w:val="single" w:color="2E5496" w:sz="24" w:space="8"/>
+          <w:left w:val="single" w:sz="24" w:space="8" w:color="2E5496"/>
         </w:pBdr>
         <w:shd w:val="clear" w:color="auto" w:fill="EAF1FB"/>
         <w:spacing w:before="120" w:after="0"/>
@@ -4457,7 +4225,7 @@
       <w:pPr>
         <w:keepNext/>
         <w:pBdr>
-          <w:left w:val="single" w:color="2E5496" w:sz="24" w:space="8"/>
+          <w:left w:val="single" w:sz="24" w:space="8" w:color="2E5496"/>
         </w:pBdr>
         <w:shd w:val="clear" w:color="auto" w:fill="EAF1FB"/>
         <w:spacing w:after="0"/>
@@ -4469,7 +4237,6 @@
       <w:r>
         <w:rPr>
           <w:rFonts w:hint="eastAsia"/>
-          <w:lang w:val="en-US" w:eastAsia="ko-KR"/>
         </w:rPr>
         <w:t xml:space="preserve">R_S명령어를 이용하여 응답 받은 A_R 데이터에서 마크의 </w:t>
       </w:r>
@@ -4480,25 +4247,38 @@
     <w:p>
       <w:pPr>
         <w:pBdr>
-          <w:left w:val="single" w:color="2E5496" w:sz="24" w:space="8"/>
+          <w:left w:val="single" w:sz="24" w:space="8" w:color="2E5496"/>
         </w:pBdr>
         <w:shd w:val="clear" w:color="auto" w:fill="EAF1FB"/>
         <w:spacing w:after="160"/>
         <w:ind w:left="200" w:right="100"/>
       </w:pPr>
       <w:r>
-        <w:t>X, Y, Z는 스테이지, TX, TY, TZ는 헥사포드가 동시에 움직이며, 연결되지 않은 장비는 건너뜁니다.</w:t>
+        <w:t xml:space="preserve">X, Y, Z는 스테이지, TX, TY, TZ는 </w:t>
+      </w:r>
+      <w:proofErr w:type="spellStart"/>
+      <w:r>
+        <w:t>헥사포드가</w:t>
+      </w:r>
+      <w:proofErr w:type="spellEnd"/>
+      <w:r>
+        <w:t xml:space="preserve"> 동시에 움직이며, 연결되지 않은 장비는 건너뜁니다.</w:t>
       </w:r>
     </w:p>
     <w:p>
       <w:pPr>
-        <w:pStyle w:val="3"/>
+        <w:pStyle w:val="2"/>
       </w:pPr>
       <w:bookmarkStart w:id="6" w:name="_Toc14907"/>
       <w:r>
-        <w:t>3.4 D. 프로브</w:t>
+        <w:t xml:space="preserve">3.4 D. </w:t>
+      </w:r>
+      <w:proofErr w:type="spellStart"/>
+      <w:r>
+        <w:t>프로브</w:t>
       </w:r>
       <w:bookmarkEnd w:id="6"/>
+      <w:proofErr w:type="spellEnd"/>
     </w:p>
     <w:p>
       <w:pPr>
@@ -4507,8 +4287,11 @@
         <w:jc w:val="center"/>
       </w:pPr>
       <w:r>
+        <w:rPr>
+          <w:noProof/>
+        </w:rPr>
         <w:drawing>
-          <wp:inline distT="0" distB="0" distL="0" distR="0">
+          <wp:inline distT="0" distB="0" distL="0" distR="0" wp14:anchorId="1B237BB9" wp14:editId="3B4E2772">
             <wp:extent cx="6119495" cy="1499235"/>
             <wp:effectExtent l="0" t="0" r="0" b="0"/>
             <wp:docPr id="5" name="probe.png"/>
@@ -4525,7 +4308,7 @@
                     </pic:cNvPicPr>
                   </pic:nvPicPr>
                   <pic:blipFill>
-                    <a:blip r:embed="rId12"/>
+                    <a:blip r:embed="rId11"/>
                     <a:stretch>
                       <a:fillRect/>
                     </a:stretch>
@@ -4548,24 +4331,30 @@
     </w:p>
     <w:p>
       <w:pPr>
-        <w:pStyle w:val="7"/>
+        <w:pStyle w:val="a3"/>
       </w:pPr>
       <w:r>
-        <w:t>그림 5. 프로브 영역</w:t>
+        <w:t xml:space="preserve">그림 5. </w:t>
+      </w:r>
+      <w:proofErr w:type="spellStart"/>
+      <w:r>
+        <w:t>프로브</w:t>
+      </w:r>
+      <w:proofErr w:type="spellEnd"/>
+      <w:r>
+        <w:t xml:space="preserve"> 영역</w:t>
       </w:r>
     </w:p>
     <w:tbl>
       <w:tblPr>
-        <w:tblStyle w:val="6"/>
         <w:tblW w:w="9638" w:type="dxa"/>
-        <w:tblInd w:w="0" w:type="dxa"/>
         <w:tblBorders>
-          <w:top w:val="single" w:color="BFBFBF" w:sz="4" w:space="0"/>
-          <w:left w:val="single" w:color="BFBFBF" w:sz="4" w:space="0"/>
-          <w:bottom w:val="single" w:color="BFBFBF" w:sz="4" w:space="0"/>
-          <w:right w:val="single" w:color="BFBFBF" w:sz="4" w:space="0"/>
-          <w:insideH w:val="single" w:color="BFBFBF" w:sz="4" w:space="0"/>
-          <w:insideV w:val="single" w:color="BFBFBF" w:sz="4" w:space="0"/>
+          <w:top w:val="single" w:sz="4" w:space="0" w:color="BFBFBF"/>
+          <w:left w:val="single" w:sz="4" w:space="0" w:color="BFBFBF"/>
+          <w:bottom w:val="single" w:sz="4" w:space="0" w:color="BFBFBF"/>
+          <w:right w:val="single" w:sz="4" w:space="0" w:color="BFBFBF"/>
+          <w:insideH w:val="single" w:sz="4" w:space="0" w:color="BFBFBF"/>
+          <w:insideV w:val="single" w:sz="4" w:space="0" w:color="BFBFBF"/>
         </w:tblBorders>
         <w:tblLayout w:type="fixed"/>
         <w:tblCellMar>
@@ -4574,6 +4363,7 @@
           <w:bottom w:w="40" w:type="dxa"/>
           <w:right w:w="100" w:type="dxa"/>
         </w:tblCellMar>
+        <w:tblLook w:val="04A0" w:firstRow="1" w:lastRow="0" w:firstColumn="1" w:lastColumn="0" w:noHBand="0" w:noVBand="1"/>
       </w:tblPr>
       <w:tblGrid>
         <w:gridCol w:w="771"/>
@@ -4581,22 +4371,6 @@
         <w:gridCol w:w="6361"/>
       </w:tblGrid>
       <w:tr>
-        <w:tblPrEx>
-          <w:tblBorders>
-            <w:top w:val="single" w:color="BFBFBF" w:sz="4" w:space="0"/>
-            <w:left w:val="single" w:color="BFBFBF" w:sz="4" w:space="0"/>
-            <w:bottom w:val="single" w:color="BFBFBF" w:sz="4" w:space="0"/>
-            <w:right w:val="single" w:color="BFBFBF" w:sz="4" w:space="0"/>
-            <w:insideH w:val="single" w:color="BFBFBF" w:sz="4" w:space="0"/>
-            <w:insideV w:val="single" w:color="BFBFBF" w:sz="4" w:space="0"/>
-          </w:tblBorders>
-          <w:tblCellMar>
-            <w:top w:w="40" w:type="dxa"/>
-            <w:left w:w="100" w:type="dxa"/>
-            <w:bottom w:w="40" w:type="dxa"/>
-            <w:right w:w="100" w:type="dxa"/>
-          </w:tblCellMar>
-        </w:tblPrEx>
         <w:trPr>
           <w:cantSplit/>
           <w:tblHeader/>
@@ -4609,7 +4383,7 @@
           </w:tcPr>
           <w:p>
             <w:pPr>
-              <w:spacing w:before="0" w:after="0" w:line="264" w:lineRule="auto"/>
+              <w:spacing w:after="0" w:line="264" w:lineRule="auto"/>
               <w:jc w:val="center"/>
             </w:pPr>
             <w:r>
@@ -4629,7 +4403,7 @@
           </w:tcPr>
           <w:p>
             <w:pPr>
-              <w:spacing w:before="0" w:after="0" w:line="264" w:lineRule="auto"/>
+              <w:spacing w:after="0" w:line="264" w:lineRule="auto"/>
             </w:pPr>
             <w:r>
               <w:rPr>
@@ -4648,7 +4422,7 @@
           </w:tcPr>
           <w:p>
             <w:pPr>
-              <w:spacing w:before="0" w:after="0" w:line="264" w:lineRule="auto"/>
+              <w:spacing w:after="0" w:line="264" w:lineRule="auto"/>
             </w:pPr>
             <w:r>
               <w:rPr>
@@ -4661,22 +4435,6 @@
         </w:tc>
       </w:tr>
       <w:tr>
-        <w:tblPrEx>
-          <w:tblBorders>
-            <w:top w:val="single" w:color="BFBFBF" w:sz="4" w:space="0"/>
-            <w:left w:val="single" w:color="BFBFBF" w:sz="4" w:space="0"/>
-            <w:bottom w:val="single" w:color="BFBFBF" w:sz="4" w:space="0"/>
-            <w:right w:val="single" w:color="BFBFBF" w:sz="4" w:space="0"/>
-            <w:insideH w:val="single" w:color="BFBFBF" w:sz="4" w:space="0"/>
-            <w:insideV w:val="single" w:color="BFBFBF" w:sz="4" w:space="0"/>
-          </w:tblBorders>
-          <w:tblCellMar>
-            <w:top w:w="40" w:type="dxa"/>
-            <w:left w:w="100" w:type="dxa"/>
-            <w:bottom w:w="40" w:type="dxa"/>
-            <w:right w:w="100" w:type="dxa"/>
-          </w:tblCellMar>
-        </w:tblPrEx>
         <w:trPr>
           <w:cantSplit/>
         </w:trPr>
@@ -4687,7 +4445,7 @@
           </w:tcPr>
           <w:p>
             <w:pPr>
-              <w:spacing w:before="0" w:after="0" w:line="264" w:lineRule="auto"/>
+              <w:spacing w:after="0" w:line="264" w:lineRule="auto"/>
               <w:jc w:val="center"/>
             </w:pPr>
             <w:r>
@@ -4707,7 +4465,7 @@
           </w:tcPr>
           <w:p>
             <w:pPr>
-              <w:spacing w:before="0" w:after="0" w:line="264" w:lineRule="auto"/>
+              <w:spacing w:after="0" w:line="264" w:lineRule="auto"/>
             </w:pPr>
             <w:r>
               <w:t>[연결]</w:t>
@@ -4721,7 +4479,7 @@
           </w:tcPr>
           <w:p>
             <w:pPr>
-              <w:spacing w:before="0" w:after="0" w:line="264" w:lineRule="auto"/>
+              <w:spacing w:after="0" w:line="264" w:lineRule="auto"/>
             </w:pPr>
             <w:r>
               <w:t>Orbit 컨트롤러 연결 + 연속 읽기 시작</w:t>
@@ -4730,22 +4488,6 @@
         </w:tc>
       </w:tr>
       <w:tr>
-        <w:tblPrEx>
-          <w:tblBorders>
-            <w:top w:val="single" w:color="BFBFBF" w:sz="4" w:space="0"/>
-            <w:left w:val="single" w:color="BFBFBF" w:sz="4" w:space="0"/>
-            <w:bottom w:val="single" w:color="BFBFBF" w:sz="4" w:space="0"/>
-            <w:right w:val="single" w:color="BFBFBF" w:sz="4" w:space="0"/>
-            <w:insideH w:val="single" w:color="BFBFBF" w:sz="4" w:space="0"/>
-            <w:insideV w:val="single" w:color="BFBFBF" w:sz="4" w:space="0"/>
-          </w:tblBorders>
-          <w:tblCellMar>
-            <w:top w:w="40" w:type="dxa"/>
-            <w:left w:w="100" w:type="dxa"/>
-            <w:bottom w:w="40" w:type="dxa"/>
-            <w:right w:w="100" w:type="dxa"/>
-          </w:tblCellMar>
-        </w:tblPrEx>
         <w:trPr>
           <w:cantSplit/>
         </w:trPr>
@@ -4757,7 +4499,7 @@
           </w:tcPr>
           <w:p>
             <w:pPr>
-              <w:spacing w:before="0" w:after="0" w:line="264" w:lineRule="auto"/>
+              <w:spacing w:after="0" w:line="264" w:lineRule="auto"/>
               <w:jc w:val="center"/>
             </w:pPr>
             <w:r>
@@ -4778,7 +4520,7 @@
           </w:tcPr>
           <w:p>
             <w:pPr>
-              <w:spacing w:before="0" w:after="0" w:line="264" w:lineRule="auto"/>
+              <w:spacing w:after="0" w:line="264" w:lineRule="auto"/>
             </w:pPr>
             <w:r>
               <w:t>[해제]</w:t>
@@ -4793,7 +4535,7 @@
           </w:tcPr>
           <w:p>
             <w:pPr>
-              <w:spacing w:before="0" w:after="0" w:line="264" w:lineRule="auto"/>
+              <w:spacing w:after="0" w:line="264" w:lineRule="auto"/>
             </w:pPr>
             <w:r>
               <w:t>연결 해제</w:t>
@@ -4802,22 +4544,6 @@
         </w:tc>
       </w:tr>
       <w:tr>
-        <w:tblPrEx>
-          <w:tblBorders>
-            <w:top w:val="single" w:color="BFBFBF" w:sz="4" w:space="0"/>
-            <w:left w:val="single" w:color="BFBFBF" w:sz="4" w:space="0"/>
-            <w:bottom w:val="single" w:color="BFBFBF" w:sz="4" w:space="0"/>
-            <w:right w:val="single" w:color="BFBFBF" w:sz="4" w:space="0"/>
-            <w:insideH w:val="single" w:color="BFBFBF" w:sz="4" w:space="0"/>
-            <w:insideV w:val="single" w:color="BFBFBF" w:sz="4" w:space="0"/>
-          </w:tblBorders>
-          <w:tblCellMar>
-            <w:top w:w="40" w:type="dxa"/>
-            <w:left w:w="100" w:type="dxa"/>
-            <w:bottom w:w="40" w:type="dxa"/>
-            <w:right w:w="100" w:type="dxa"/>
-          </w:tblCellMar>
-        </w:tblPrEx>
         <w:trPr>
           <w:cantSplit/>
         </w:trPr>
@@ -4828,7 +4554,7 @@
           </w:tcPr>
           <w:p>
             <w:pPr>
-              <w:spacing w:before="0" w:after="0" w:line="264" w:lineRule="auto"/>
+              <w:spacing w:after="0" w:line="264" w:lineRule="auto"/>
               <w:jc w:val="center"/>
             </w:pPr>
             <w:r>
@@ -4837,6 +4563,7 @@
                 <w:color w:val="C00000"/>
                 <w:sz w:val="24"/>
               </w:rPr>
+              <w:lastRenderedPageBreak/>
               <w:t>③</w:t>
             </w:r>
           </w:p>
@@ -4848,10 +4575,18 @@
           </w:tcPr>
           <w:p>
             <w:pPr>
-              <w:spacing w:before="0" w:after="0" w:line="264" w:lineRule="auto"/>
-            </w:pPr>
-            <w:r>
-              <w:t>[읽기 시작] / [읽기 중지]</w:t>
+              <w:spacing w:after="0" w:line="264" w:lineRule="auto"/>
+            </w:pPr>
+            <w:r>
+              <w:t>[읽기 시작</w:t>
+            </w:r>
+            <w:proofErr w:type="gramStart"/>
+            <w:r>
+              <w:t>] /</w:t>
+            </w:r>
+            <w:proofErr w:type="gramEnd"/>
+            <w:r>
+              <w:t xml:space="preserve"> [읽기 중지]</w:t>
             </w:r>
           </w:p>
         </w:tc>
@@ -4862,31 +4597,23 @@
           </w:tcPr>
           <w:p>
             <w:pPr>
-              <w:spacing w:before="0" w:after="0" w:line="264" w:lineRule="auto"/>
-            </w:pPr>
-            <w:r>
-              <w:t>연속 읽기(0.3초 주기) 켜기 / 끄기</w:t>
+              <w:spacing w:after="0" w:line="264" w:lineRule="auto"/>
+            </w:pPr>
+            <w:r>
+              <w:t xml:space="preserve">연속 읽기(0.3초 주기) </w:t>
+            </w:r>
+            <w:proofErr w:type="gramStart"/>
+            <w:r>
+              <w:t>켜기 /</w:t>
+            </w:r>
+            <w:proofErr w:type="gramEnd"/>
+            <w:r>
+              <w:t xml:space="preserve"> 끄기</w:t>
             </w:r>
           </w:p>
         </w:tc>
       </w:tr>
       <w:tr>
-        <w:tblPrEx>
-          <w:tblBorders>
-            <w:top w:val="single" w:color="BFBFBF" w:sz="4" w:space="0"/>
-            <w:left w:val="single" w:color="BFBFBF" w:sz="4" w:space="0"/>
-            <w:bottom w:val="single" w:color="BFBFBF" w:sz="4" w:space="0"/>
-            <w:right w:val="single" w:color="BFBFBF" w:sz="4" w:space="0"/>
-            <w:insideH w:val="single" w:color="BFBFBF" w:sz="4" w:space="0"/>
-            <w:insideV w:val="single" w:color="BFBFBF" w:sz="4" w:space="0"/>
-          </w:tblBorders>
-          <w:tblCellMar>
-            <w:top w:w="40" w:type="dxa"/>
-            <w:left w:w="100" w:type="dxa"/>
-            <w:bottom w:w="40" w:type="dxa"/>
-            <w:right w:w="100" w:type="dxa"/>
-          </w:tblCellMar>
-        </w:tblPrEx>
         <w:trPr>
           <w:cantSplit/>
         </w:trPr>
@@ -4898,7 +4625,7 @@
           </w:tcPr>
           <w:p>
             <w:pPr>
-              <w:spacing w:before="0" w:after="0" w:line="264" w:lineRule="auto"/>
+              <w:spacing w:after="0" w:line="264" w:lineRule="auto"/>
               <w:jc w:val="center"/>
             </w:pPr>
             <w:r>
@@ -4919,7 +4646,7 @@
           </w:tcPr>
           <w:p>
             <w:pPr>
-              <w:spacing w:before="0" w:after="0" w:line="264" w:lineRule="auto"/>
+              <w:spacing w:after="0" w:line="264" w:lineRule="auto"/>
             </w:pPr>
             <w:r>
               <w:t>[스캔 (자동 인식)]</w:t>
@@ -4934,31 +4661,23 @@
           </w:tcPr>
           <w:p>
             <w:pPr>
-              <w:spacing w:before="0" w:after="0" w:line="264" w:lineRule="auto"/>
-            </w:pPr>
-            <w:r>
-              <w:t>연결된 프로브 모듈 찾기 (약 12초)</w:t>
+              <w:spacing w:after="0" w:line="264" w:lineRule="auto"/>
+            </w:pPr>
+            <w:r>
+              <w:t xml:space="preserve">연결된 </w:t>
+            </w:r>
+            <w:proofErr w:type="spellStart"/>
+            <w:r>
+              <w:t>프로브</w:t>
+            </w:r>
+            <w:proofErr w:type="spellEnd"/>
+            <w:r>
+              <w:t xml:space="preserve"> 모듈 찾기 (약 12초)</w:t>
             </w:r>
           </w:p>
         </w:tc>
       </w:tr>
       <w:tr>
-        <w:tblPrEx>
-          <w:tblBorders>
-            <w:top w:val="single" w:color="BFBFBF" w:sz="4" w:space="0"/>
-            <w:left w:val="single" w:color="BFBFBF" w:sz="4" w:space="0"/>
-            <w:bottom w:val="single" w:color="BFBFBF" w:sz="4" w:space="0"/>
-            <w:right w:val="single" w:color="BFBFBF" w:sz="4" w:space="0"/>
-            <w:insideH w:val="single" w:color="BFBFBF" w:sz="4" w:space="0"/>
-            <w:insideV w:val="single" w:color="BFBFBF" w:sz="4" w:space="0"/>
-          </w:tblBorders>
-          <w:tblCellMar>
-            <w:top w:w="40" w:type="dxa"/>
-            <w:left w:w="100" w:type="dxa"/>
-            <w:bottom w:w="40" w:type="dxa"/>
-            <w:right w:w="100" w:type="dxa"/>
-          </w:tblCellMar>
-        </w:tblPrEx>
         <w:trPr>
           <w:cantSplit/>
         </w:trPr>
@@ -4969,7 +4688,7 @@
           </w:tcPr>
           <w:p>
             <w:pPr>
-              <w:spacing w:before="0" w:after="0" w:line="264" w:lineRule="auto"/>
+              <w:spacing w:after="0" w:line="264" w:lineRule="auto"/>
               <w:jc w:val="center"/>
             </w:pPr>
             <w:r>
@@ -4989,7 +4708,7 @@
           </w:tcPr>
           <w:p>
             <w:pPr>
-              <w:spacing w:before="0" w:after="0" w:line="264" w:lineRule="auto"/>
+              <w:spacing w:after="0" w:line="264" w:lineRule="auto"/>
             </w:pPr>
             <w:r>
               <w:t>[새 모듈 추가]</w:t>
@@ -5003,11 +4722,7 @@
           </w:tcPr>
           <w:p>
             <w:pPr>
-              <w:spacing w:before="0" w:after="0" w:line="264" w:lineRule="auto"/>
-              <w:rPr>
-                <w:rFonts w:hint="default" w:eastAsia="맑은 고딕"/>
-                <w:lang w:val="en-US" w:eastAsia="ko-KR"/>
-              </w:rPr>
+              <w:spacing w:after="0" w:line="264" w:lineRule="auto"/>
             </w:pPr>
             <w:r>
               <w:t>한 번도 등록된 적 없는 모듈 추가</w:t>
@@ -5015,30 +4730,27 @@
             <w:r>
               <w:rPr>
                 <w:rFonts w:hint="eastAsia"/>
-                <w:lang w:val="en-US" w:eastAsia="ko-KR"/>
-              </w:rPr>
-              <w:t>, 클릭 후 프로브 측정 값이 변경되면 자동으로 해당 모듈 추가</w:t>
+              </w:rPr>
+              <w:t xml:space="preserve">, 클릭 후 </w:t>
+            </w:r>
+            <w:proofErr w:type="spellStart"/>
+            <w:r>
+              <w:rPr>
+                <w:rFonts w:hint="eastAsia"/>
+              </w:rPr>
+              <w:t>프로브</w:t>
+            </w:r>
+            <w:proofErr w:type="spellEnd"/>
+            <w:r>
+              <w:rPr>
+                <w:rFonts w:hint="eastAsia"/>
+              </w:rPr>
+              <w:t xml:space="preserve"> 측정 값이 변경되면 자동으로 해당 모듈 추가</w:t>
             </w:r>
           </w:p>
         </w:tc>
       </w:tr>
       <w:tr>
-        <w:tblPrEx>
-          <w:tblBorders>
-            <w:top w:val="single" w:color="BFBFBF" w:sz="4" w:space="0"/>
-            <w:left w:val="single" w:color="BFBFBF" w:sz="4" w:space="0"/>
-            <w:bottom w:val="single" w:color="BFBFBF" w:sz="4" w:space="0"/>
-            <w:right w:val="single" w:color="BFBFBF" w:sz="4" w:space="0"/>
-            <w:insideH w:val="single" w:color="BFBFBF" w:sz="4" w:space="0"/>
-            <w:insideV w:val="single" w:color="BFBFBF" w:sz="4" w:space="0"/>
-          </w:tblBorders>
-          <w:tblCellMar>
-            <w:top w:w="40" w:type="dxa"/>
-            <w:left w:w="100" w:type="dxa"/>
-            <w:bottom w:w="40" w:type="dxa"/>
-            <w:right w:w="100" w:type="dxa"/>
-          </w:tblCellMar>
-        </w:tblPrEx>
         <w:trPr>
           <w:cantSplit/>
         </w:trPr>
@@ -5050,7 +4762,7 @@
           </w:tcPr>
           <w:p>
             <w:pPr>
-              <w:spacing w:before="0" w:after="0" w:line="264" w:lineRule="auto"/>
+              <w:spacing w:after="0" w:line="264" w:lineRule="auto"/>
               <w:jc w:val="center"/>
             </w:pPr>
             <w:r>
@@ -5071,7 +4783,7 @@
           </w:tcPr>
           <w:p>
             <w:pPr>
-              <w:spacing w:before="0" w:after="0" w:line="264" w:lineRule="auto"/>
+              <w:spacing w:after="0" w:line="264" w:lineRule="auto"/>
             </w:pPr>
             <w:r>
               <w:t>[전체 영점]</w:t>
@@ -5086,31 +4798,23 @@
           </w:tcPr>
           <w:p>
             <w:pPr>
-              <w:spacing w:before="0" w:after="0" w:line="264" w:lineRule="auto"/>
-            </w:pPr>
-            <w:r>
-              <w:t>모든 프로브의 현재 값을 0으로</w:t>
+              <w:spacing w:after="0" w:line="264" w:lineRule="auto"/>
+            </w:pPr>
+            <w:r>
+              <w:t xml:space="preserve">모든 </w:t>
+            </w:r>
+            <w:proofErr w:type="spellStart"/>
+            <w:r>
+              <w:t>프로브의</w:t>
+            </w:r>
+            <w:proofErr w:type="spellEnd"/>
+            <w:r>
+              <w:t xml:space="preserve"> 현재 값을 0으로</w:t>
             </w:r>
           </w:p>
         </w:tc>
       </w:tr>
       <w:tr>
-        <w:tblPrEx>
-          <w:tblBorders>
-            <w:top w:val="single" w:color="BFBFBF" w:sz="4" w:space="0"/>
-            <w:left w:val="single" w:color="BFBFBF" w:sz="4" w:space="0"/>
-            <w:bottom w:val="single" w:color="BFBFBF" w:sz="4" w:space="0"/>
-            <w:right w:val="single" w:color="BFBFBF" w:sz="4" w:space="0"/>
-            <w:insideH w:val="single" w:color="BFBFBF" w:sz="4" w:space="0"/>
-            <w:insideV w:val="single" w:color="BFBFBF" w:sz="4" w:space="0"/>
-          </w:tblBorders>
-          <w:tblCellMar>
-            <w:top w:w="40" w:type="dxa"/>
-            <w:left w:w="100" w:type="dxa"/>
-            <w:bottom w:w="40" w:type="dxa"/>
-            <w:right w:w="100" w:type="dxa"/>
-          </w:tblCellMar>
-        </w:tblPrEx>
         <w:trPr>
           <w:cantSplit/>
         </w:trPr>
@@ -5121,7 +4825,7 @@
           </w:tcPr>
           <w:p>
             <w:pPr>
-              <w:spacing w:before="0" w:after="0" w:line="264" w:lineRule="auto"/>
+              <w:spacing w:after="0" w:line="264" w:lineRule="auto"/>
               <w:jc w:val="center"/>
             </w:pPr>
             <w:r>
@@ -5141,10 +4845,15 @@
           </w:tcPr>
           <w:p>
             <w:pPr>
-              <w:spacing w:before="0" w:after="0" w:line="264" w:lineRule="auto"/>
-            </w:pPr>
-            <w:r>
-              <w:t>연결 / 읽기 상태</w:t>
+              <w:spacing w:after="0" w:line="264" w:lineRule="auto"/>
+            </w:pPr>
+            <w:proofErr w:type="gramStart"/>
+            <w:r>
+              <w:t>연결 /</w:t>
+            </w:r>
+            <w:proofErr w:type="gramEnd"/>
+            <w:r>
+              <w:t xml:space="preserve"> 읽기 상태</w:t>
             </w:r>
           </w:p>
         </w:tc>
@@ -5155,31 +4864,23 @@
           </w:tcPr>
           <w:p>
             <w:pPr>
-              <w:spacing w:before="0" w:after="0" w:line="264" w:lineRule="auto"/>
-            </w:pPr>
-            <w:r>
-              <w:t>연결됨 - 읽는 중 / 읽기 중지 / 통신 오류로 읽기 중지</w:t>
+              <w:spacing w:after="0" w:line="264" w:lineRule="auto"/>
+            </w:pPr>
+            <w:r>
+              <w:t xml:space="preserve">연결됨 - 읽는 </w:t>
+            </w:r>
+            <w:proofErr w:type="gramStart"/>
+            <w:r>
+              <w:t>중 /</w:t>
+            </w:r>
+            <w:proofErr w:type="gramEnd"/>
+            <w:r>
+              <w:t xml:space="preserve"> 읽기 중지 / 통신 오류로 읽기 중지</w:t>
             </w:r>
           </w:p>
         </w:tc>
       </w:tr>
       <w:tr>
-        <w:tblPrEx>
-          <w:tblBorders>
-            <w:top w:val="single" w:color="BFBFBF" w:sz="4" w:space="0"/>
-            <w:left w:val="single" w:color="BFBFBF" w:sz="4" w:space="0"/>
-            <w:bottom w:val="single" w:color="BFBFBF" w:sz="4" w:space="0"/>
-            <w:right w:val="single" w:color="BFBFBF" w:sz="4" w:space="0"/>
-            <w:insideH w:val="single" w:color="BFBFBF" w:sz="4" w:space="0"/>
-            <w:insideV w:val="single" w:color="BFBFBF" w:sz="4" w:space="0"/>
-          </w:tblBorders>
-          <w:tblCellMar>
-            <w:top w:w="40" w:type="dxa"/>
-            <w:left w:w="100" w:type="dxa"/>
-            <w:bottom w:w="40" w:type="dxa"/>
-            <w:right w:w="100" w:type="dxa"/>
-          </w:tblCellMar>
-        </w:tblPrEx>
         <w:trPr>
           <w:cantSplit/>
         </w:trPr>
@@ -5191,7 +4892,7 @@
           </w:tcPr>
           <w:p>
             <w:pPr>
-              <w:spacing w:before="0" w:after="0" w:line="264" w:lineRule="auto"/>
+              <w:spacing w:after="0" w:line="264" w:lineRule="auto"/>
               <w:jc w:val="center"/>
             </w:pPr>
             <w:r>
@@ -5212,7 +4913,7 @@
           </w:tcPr>
           <w:p>
             <w:pPr>
-              <w:spacing w:before="0" w:after="0" w:line="264" w:lineRule="auto"/>
+              <w:spacing w:after="0" w:line="264" w:lineRule="auto"/>
             </w:pPr>
             <w:r>
               <w:t>모듈 ID</w:t>
@@ -5227,31 +4928,20 @@
           </w:tcPr>
           <w:p>
             <w:pPr>
-              <w:spacing w:before="0" w:after="0" w:line="264" w:lineRule="auto"/>
-            </w:pPr>
-            <w:r>
-              <w:t>프로브 모듈의 고유 번호</w:t>
+              <w:spacing w:after="0" w:line="264" w:lineRule="auto"/>
+            </w:pPr>
+            <w:proofErr w:type="spellStart"/>
+            <w:r>
+              <w:t>프로브</w:t>
+            </w:r>
+            <w:proofErr w:type="spellEnd"/>
+            <w:r>
+              <w:t xml:space="preserve"> 모듈의 고유 번호</w:t>
             </w:r>
           </w:p>
         </w:tc>
       </w:tr>
       <w:tr>
-        <w:tblPrEx>
-          <w:tblBorders>
-            <w:top w:val="single" w:color="BFBFBF" w:sz="4" w:space="0"/>
-            <w:left w:val="single" w:color="BFBFBF" w:sz="4" w:space="0"/>
-            <w:bottom w:val="single" w:color="BFBFBF" w:sz="4" w:space="0"/>
-            <w:right w:val="single" w:color="BFBFBF" w:sz="4" w:space="0"/>
-            <w:insideH w:val="single" w:color="BFBFBF" w:sz="4" w:space="0"/>
-            <w:insideV w:val="single" w:color="BFBFBF" w:sz="4" w:space="0"/>
-          </w:tblBorders>
-          <w:tblCellMar>
-            <w:top w:w="40" w:type="dxa"/>
-            <w:left w:w="100" w:type="dxa"/>
-            <w:bottom w:w="40" w:type="dxa"/>
-            <w:right w:w="100" w:type="dxa"/>
-          </w:tblCellMar>
-        </w:tblPrEx>
         <w:trPr>
           <w:cantSplit/>
         </w:trPr>
@@ -5262,7 +4952,7 @@
           </w:tcPr>
           <w:p>
             <w:pPr>
-              <w:spacing w:before="0" w:after="0" w:line="264" w:lineRule="auto"/>
+              <w:spacing w:after="0" w:line="264" w:lineRule="auto"/>
               <w:jc w:val="center"/>
             </w:pPr>
             <w:r>
@@ -5282,7 +4972,7 @@
           </w:tcPr>
           <w:p>
             <w:pPr>
-              <w:spacing w:before="0" w:after="0" w:line="264" w:lineRule="auto"/>
+              <w:spacing w:after="0" w:line="264" w:lineRule="auto"/>
             </w:pPr>
             <w:r>
               <w:t>라벨</w:t>
@@ -5296,19 +4986,19 @@
           </w:tcPr>
           <w:p>
             <w:pPr>
-              <w:spacing w:before="0" w:after="0" w:line="264" w:lineRule="auto"/>
-              <w:rPr>
-                <w:rFonts w:hint="default" w:eastAsia="맑은 고딕"/>
-                <w:lang w:val="en-US" w:eastAsia="ko-KR"/>
-              </w:rPr>
-            </w:pPr>
-            <w:r>
-              <w:t>프로브 이름</w:t>
+              <w:spacing w:after="0" w:line="264" w:lineRule="auto"/>
+            </w:pPr>
+            <w:proofErr w:type="spellStart"/>
+            <w:r>
+              <w:t>프로브</w:t>
+            </w:r>
+            <w:proofErr w:type="spellEnd"/>
+            <w:r>
+              <w:t xml:space="preserve"> 이름</w:t>
             </w:r>
             <w:r>
               <w:rPr>
                 <w:rFonts w:hint="eastAsia"/>
-                <w:lang w:val="en-US" w:eastAsia="ko-KR"/>
               </w:rPr>
               <w:t>. 선택 후 사용자가 변경 가능.</w:t>
             </w:r>
@@ -5316,22 +5006,6 @@
         </w:tc>
       </w:tr>
       <w:tr>
-        <w:tblPrEx>
-          <w:tblBorders>
-            <w:top w:val="single" w:color="BFBFBF" w:sz="4" w:space="0"/>
-            <w:left w:val="single" w:color="BFBFBF" w:sz="4" w:space="0"/>
-            <w:bottom w:val="single" w:color="BFBFBF" w:sz="4" w:space="0"/>
-            <w:right w:val="single" w:color="BFBFBF" w:sz="4" w:space="0"/>
-            <w:insideH w:val="single" w:color="BFBFBF" w:sz="4" w:space="0"/>
-            <w:insideV w:val="single" w:color="BFBFBF" w:sz="4" w:space="0"/>
-          </w:tblBorders>
-          <w:tblCellMar>
-            <w:top w:w="40" w:type="dxa"/>
-            <w:left w:w="100" w:type="dxa"/>
-            <w:bottom w:w="40" w:type="dxa"/>
-            <w:right w:w="100" w:type="dxa"/>
-          </w:tblCellMar>
-        </w:tblPrEx>
         <w:trPr>
           <w:cantSplit/>
         </w:trPr>
@@ -5343,7 +5017,7 @@
           </w:tcPr>
           <w:p>
             <w:pPr>
-              <w:spacing w:before="0" w:after="0" w:line="264" w:lineRule="auto"/>
+              <w:spacing w:after="0" w:line="264" w:lineRule="auto"/>
               <w:jc w:val="center"/>
             </w:pPr>
             <w:r>
@@ -5364,7 +5038,7 @@
           </w:tcPr>
           <w:p>
             <w:pPr>
-              <w:spacing w:before="0" w:after="0" w:line="264" w:lineRule="auto"/>
+              <w:spacing w:after="0" w:line="264" w:lineRule="auto"/>
             </w:pPr>
             <w:r>
               <w:t>측정값 (µm)</w:t>
@@ -5379,11 +5053,7 @@
           </w:tcPr>
           <w:p>
             <w:pPr>
-              <w:spacing w:before="0" w:after="0" w:line="264" w:lineRule="auto"/>
-              <w:rPr>
-                <w:rFonts w:hint="eastAsia" w:eastAsia="맑은 고딕"/>
-                <w:lang w:val="en-US" w:eastAsia="ko-KR"/>
-              </w:rPr>
+              <w:spacing w:after="0" w:line="264" w:lineRule="auto"/>
             </w:pPr>
             <w:r>
               <w:t>현재 측정값</w:t>
@@ -5391,7 +5061,6 @@
             <w:r>
               <w:rPr>
                 <w:rFonts w:hint="eastAsia"/>
-                <w:lang w:val="en-US" w:eastAsia="ko-KR"/>
               </w:rPr>
               <w:t xml:space="preserve"> 표시</w:t>
             </w:r>
@@ -5399,22 +5068,6 @@
         </w:tc>
       </w:tr>
       <w:tr>
-        <w:tblPrEx>
-          <w:tblBorders>
-            <w:top w:val="single" w:color="BFBFBF" w:sz="4" w:space="0"/>
-            <w:left w:val="single" w:color="BFBFBF" w:sz="4" w:space="0"/>
-            <w:bottom w:val="single" w:color="BFBFBF" w:sz="4" w:space="0"/>
-            <w:right w:val="single" w:color="BFBFBF" w:sz="4" w:space="0"/>
-            <w:insideH w:val="single" w:color="BFBFBF" w:sz="4" w:space="0"/>
-            <w:insideV w:val="single" w:color="BFBFBF" w:sz="4" w:space="0"/>
-          </w:tblBorders>
-          <w:tblCellMar>
-            <w:top w:w="40" w:type="dxa"/>
-            <w:left w:w="100" w:type="dxa"/>
-            <w:bottom w:w="40" w:type="dxa"/>
-            <w:right w:w="100" w:type="dxa"/>
-          </w:tblCellMar>
-        </w:tblPrEx>
         <w:trPr>
           <w:cantSplit/>
         </w:trPr>
@@ -5425,7 +5078,7 @@
           </w:tcPr>
           <w:p>
             <w:pPr>
-              <w:spacing w:before="0" w:after="0" w:line="264" w:lineRule="auto"/>
+              <w:spacing w:after="0" w:line="264" w:lineRule="auto"/>
               <w:jc w:val="center"/>
             </w:pPr>
             <w:r>
@@ -5445,7 +5098,7 @@
           </w:tcPr>
           <w:p>
             <w:pPr>
-              <w:spacing w:before="0" w:after="0" w:line="264" w:lineRule="auto"/>
+              <w:spacing w:after="0" w:line="264" w:lineRule="auto"/>
             </w:pPr>
             <w:r>
               <w:t>상태</w:t>
@@ -5459,19 +5112,19 @@
           </w:tcPr>
           <w:p>
             <w:pPr>
-              <w:spacing w:before="0" w:after="0" w:line="264" w:lineRule="auto"/>
-              <w:rPr>
-                <w:rFonts w:hint="eastAsia" w:eastAsia="맑은 고딕"/>
-                <w:lang w:val="en-US" w:eastAsia="ko-KR"/>
-              </w:rPr>
-            </w:pPr>
-            <w:r>
-              <w:t>정상 / 오류: ... / 읽기 중지 / 개별 읽기</w:t>
+              <w:spacing w:after="0" w:line="264" w:lineRule="auto"/>
+            </w:pPr>
+            <w:proofErr w:type="gramStart"/>
+            <w:r>
+              <w:t>정상 /</w:t>
+            </w:r>
+            <w:proofErr w:type="gramEnd"/>
+            <w:r>
+              <w:t xml:space="preserve"> 오류: ... / 읽기 중지 / 개별 읽기</w:t>
             </w:r>
             <w:r>
               <w:rPr>
                 <w:rFonts w:hint="eastAsia"/>
-                <w:lang w:val="en-US" w:eastAsia="ko-KR"/>
               </w:rPr>
               <w:t xml:space="preserve"> 상태 표시</w:t>
             </w:r>
@@ -5479,22 +5132,6 @@
         </w:tc>
       </w:tr>
       <w:tr>
-        <w:tblPrEx>
-          <w:tblBorders>
-            <w:top w:val="single" w:color="BFBFBF" w:sz="4" w:space="0"/>
-            <w:left w:val="single" w:color="BFBFBF" w:sz="4" w:space="0"/>
-            <w:bottom w:val="single" w:color="BFBFBF" w:sz="4" w:space="0"/>
-            <w:right w:val="single" w:color="BFBFBF" w:sz="4" w:space="0"/>
-            <w:insideH w:val="single" w:color="BFBFBF" w:sz="4" w:space="0"/>
-            <w:insideV w:val="single" w:color="BFBFBF" w:sz="4" w:space="0"/>
-          </w:tblBorders>
-          <w:tblCellMar>
-            <w:top w:w="40" w:type="dxa"/>
-            <w:left w:w="100" w:type="dxa"/>
-            <w:bottom w:w="40" w:type="dxa"/>
-            <w:right w:w="100" w:type="dxa"/>
-          </w:tblCellMar>
-        </w:tblPrEx>
         <w:trPr>
           <w:cantSplit/>
         </w:trPr>
@@ -5506,7 +5143,7 @@
           </w:tcPr>
           <w:p>
             <w:pPr>
-              <w:spacing w:before="0" w:after="0" w:line="264" w:lineRule="auto"/>
+              <w:spacing w:after="0" w:line="264" w:lineRule="auto"/>
               <w:jc w:val="center"/>
             </w:pPr>
             <w:r>
@@ -5527,7 +5164,7 @@
           </w:tcPr>
           <w:p>
             <w:pPr>
-              <w:spacing w:before="0" w:after="0" w:line="264" w:lineRule="auto"/>
+              <w:spacing w:after="0" w:line="264" w:lineRule="auto"/>
             </w:pPr>
             <w:r>
               <w:t>[읽기]</w:t>
@@ -5542,31 +5179,23 @@
           </w:tcPr>
           <w:p>
             <w:pPr>
-              <w:spacing w:before="0" w:after="0" w:line="264" w:lineRule="auto"/>
-            </w:pPr>
-            <w:r>
-              <w:t>해당 프로브만 한 번 읽기</w:t>
+              <w:spacing w:after="0" w:line="264" w:lineRule="auto"/>
+            </w:pPr>
+            <w:r>
+              <w:t xml:space="preserve">해당 </w:t>
+            </w:r>
+            <w:proofErr w:type="spellStart"/>
+            <w:r>
+              <w:t>프로브만</w:t>
+            </w:r>
+            <w:proofErr w:type="spellEnd"/>
+            <w:r>
+              <w:t xml:space="preserve"> 한 번 읽기</w:t>
             </w:r>
           </w:p>
         </w:tc>
       </w:tr>
       <w:tr>
-        <w:tblPrEx>
-          <w:tblBorders>
-            <w:top w:val="single" w:color="BFBFBF" w:sz="4" w:space="0"/>
-            <w:left w:val="single" w:color="BFBFBF" w:sz="4" w:space="0"/>
-            <w:bottom w:val="single" w:color="BFBFBF" w:sz="4" w:space="0"/>
-            <w:right w:val="single" w:color="BFBFBF" w:sz="4" w:space="0"/>
-            <w:insideH w:val="single" w:color="BFBFBF" w:sz="4" w:space="0"/>
-            <w:insideV w:val="single" w:color="BFBFBF" w:sz="4" w:space="0"/>
-          </w:tblBorders>
-          <w:tblCellMar>
-            <w:top w:w="40" w:type="dxa"/>
-            <w:left w:w="100" w:type="dxa"/>
-            <w:bottom w:w="40" w:type="dxa"/>
-            <w:right w:w="100" w:type="dxa"/>
-          </w:tblCellMar>
-        </w:tblPrEx>
         <w:trPr>
           <w:cantSplit/>
         </w:trPr>
@@ -5577,7 +5206,7 @@
           </w:tcPr>
           <w:p>
             <w:pPr>
-              <w:spacing w:before="0" w:after="0" w:line="264" w:lineRule="auto"/>
+              <w:spacing w:after="0" w:line="264" w:lineRule="auto"/>
               <w:jc w:val="center"/>
             </w:pPr>
             <w:r>
@@ -5597,7 +5226,7 @@
           </w:tcPr>
           <w:p>
             <w:pPr>
-              <w:spacing w:before="0" w:after="0" w:line="264" w:lineRule="auto"/>
+              <w:spacing w:after="0" w:line="264" w:lineRule="auto"/>
             </w:pPr>
             <w:r>
               <w:t>[영점]</w:t>
@@ -5611,10 +5240,18 @@
           </w:tcPr>
           <w:p>
             <w:pPr>
-              <w:spacing w:before="0" w:after="0" w:line="264" w:lineRule="auto"/>
-            </w:pPr>
-            <w:r>
-              <w:t>해당 프로브만 영점</w:t>
+              <w:spacing w:after="0" w:line="264" w:lineRule="auto"/>
+            </w:pPr>
+            <w:r>
+              <w:t xml:space="preserve">해당 </w:t>
+            </w:r>
+            <w:proofErr w:type="spellStart"/>
+            <w:r>
+              <w:t>프로브만</w:t>
+            </w:r>
+            <w:proofErr w:type="spellEnd"/>
+            <w:r>
+              <w:t xml:space="preserve"> 영점</w:t>
             </w:r>
           </w:p>
         </w:tc>
@@ -5629,31 +5266,48 @@
       <w:pPr>
         <w:keepNext/>
         <w:pBdr>
-          <w:left w:val="single" w:color="2E5496" w:sz="24" w:space="8"/>
+          <w:left w:val="single" w:sz="24" w:space="8" w:color="2E5496"/>
         </w:pBdr>
         <w:shd w:val="clear" w:color="auto" w:fill="EAF1FB"/>
         <w:spacing w:before="120" w:after="0"/>
         <w:ind w:left="200" w:right="100"/>
       </w:pPr>
+      <w:proofErr w:type="spellStart"/>
       <w:r>
         <w:rPr>
           <w:b/>
           <w:color w:val="2E5496"/>
         </w:rPr>
-        <w:t>프로브 구분</w:t>
+        <w:t>프로브</w:t>
+      </w:r>
+      <w:proofErr w:type="spellEnd"/>
+      <w:r>
+        <w:rPr>
+          <w:b/>
+          <w:color w:val="2E5496"/>
+        </w:rPr>
+        <w:t xml:space="preserve"> 구분</w:t>
       </w:r>
     </w:p>
     <w:p>
       <w:pPr>
         <w:pBdr>
-          <w:left w:val="single" w:color="2E5496" w:sz="24" w:space="8"/>
+          <w:left w:val="single" w:sz="24" w:space="8" w:color="2E5496"/>
         </w:pBdr>
         <w:shd w:val="clear" w:color="auto" w:fill="EAF1FB"/>
         <w:spacing w:after="160"/>
         <w:ind w:left="200" w:right="100"/>
       </w:pPr>
       <w:r>
-        <w:t xml:space="preserve">표의 줄 순서는 모듈이 발견된 순서라 실행할 때마다 달라질 수 있습니다. 프로브는 </w:t>
+        <w:t xml:space="preserve">표의 줄 순서는 모듈이 발견된 순서라 실행할 때마다 달라질 수 있습니다. </w:t>
+      </w:r>
+      <w:proofErr w:type="spellStart"/>
+      <w:r>
+        <w:t>프로브는</w:t>
+      </w:r>
+      <w:proofErr w:type="spellEnd"/>
+      <w:r>
+        <w:t xml:space="preserve"> </w:t>
       </w:r>
       <w:r>
         <w:rPr>
@@ -5678,7 +5332,7 @@
       <w:pPr>
         <w:keepNext/>
         <w:pBdr>
-          <w:left w:val="single" w:color="C00000" w:sz="24" w:space="8"/>
+          <w:left w:val="single" w:sz="24" w:space="8" w:color="C00000"/>
         </w:pBdr>
         <w:shd w:val="clear" w:color="auto" w:fill="FDECEA"/>
         <w:spacing w:before="120" w:after="0"/>
@@ -5696,7 +5350,7 @@
       <w:pPr>
         <w:keepNext/>
         <w:pBdr>
-          <w:left w:val="single" w:color="C00000" w:sz="24" w:space="8"/>
+          <w:left w:val="single" w:sz="24" w:space="8" w:color="C00000"/>
         </w:pBdr>
         <w:shd w:val="clear" w:color="auto" w:fill="FDECEA"/>
         <w:spacing w:after="0"/>
@@ -5709,7 +5363,7 @@
     <w:p>
       <w:pPr>
         <w:pBdr>
-          <w:left w:val="single" w:color="C00000" w:sz="24" w:space="8"/>
+          <w:left w:val="single" w:sz="24" w:space="8" w:color="C00000"/>
         </w:pBdr>
         <w:shd w:val="clear" w:color="auto" w:fill="FDECEA"/>
         <w:spacing w:after="160"/>
@@ -5721,7 +5375,7 @@
     </w:p>
     <w:p>
       <w:pPr>
-        <w:pStyle w:val="3"/>
+        <w:pStyle w:val="2"/>
       </w:pPr>
       <w:bookmarkStart w:id="7" w:name="_Toc14252"/>
       <w:r>
@@ -5736,8 +5390,11 @@
         <w:jc w:val="center"/>
       </w:pPr>
       <w:r>
+        <w:rPr>
+          <w:noProof/>
+        </w:rPr>
         <w:drawing>
-          <wp:inline distT="0" distB="0" distL="0" distR="0">
+          <wp:inline distT="0" distB="0" distL="0" distR="0" wp14:anchorId="404C25F1" wp14:editId="44586D1C">
             <wp:extent cx="6119495" cy="699770"/>
             <wp:effectExtent l="0" t="0" r="0" b="0"/>
             <wp:docPr id="6" name="log.png"/>
@@ -5754,7 +5411,7 @@
                     </pic:cNvPicPr>
                   </pic:nvPicPr>
                   <pic:blipFill>
-                    <a:blip r:embed="rId13"/>
+                    <a:blip r:embed="rId12"/>
                     <a:stretch>
                       <a:fillRect/>
                     </a:stretch>
@@ -5777,7 +5434,7 @@
     </w:p>
     <w:p>
       <w:pPr>
-        <w:pStyle w:val="7"/>
+        <w:pStyle w:val="a3"/>
       </w:pPr>
       <w:r>
         <w:t>그림 6. 로그 창</w:t>
@@ -5787,39 +5444,51 @@
       <w:r>
         <w:t>연결, 이동, 보정, 오류 등 모든 진행 상황이 시간과 함께 표시됩니다. 동작이 안 될 때는 먼저 로그를 확인하세요.</w:t>
       </w:r>
-    </w:p>
-    <w:p>
       <w:r>
         <w:br w:type="page"/>
       </w:r>
     </w:p>
     <w:p>
       <w:pPr>
-        <w:pStyle w:val="2"/>
+        <w:pStyle w:val="1"/>
       </w:pPr>
       <w:bookmarkStart w:id="8" w:name="_Toc28860"/>
       <w:r>
-        <w:t>4. 좌표계 관리 창 (헥사포드 [좌표계])</w:t>
+        <w:lastRenderedPageBreak/>
+        <w:t>4. 좌표계 관리 창 (</w:t>
+      </w:r>
+      <w:proofErr w:type="spellStart"/>
+      <w:r>
+        <w:t>헥사포드</w:t>
+      </w:r>
+      <w:proofErr w:type="spellEnd"/>
+      <w:r>
+        <w:t xml:space="preserve"> [좌표계])</w:t>
       </w:r>
       <w:bookmarkEnd w:id="8"/>
     </w:p>
     <w:p>
-      <w:r>
-        <w:t xml:space="preserve">헥사포드 좌표계를 보고, 만들고, 활성화하고, 삭제하는 창입니다. PI PIMikroMove의 </w:t>
+      <w:proofErr w:type="spellStart"/>
+      <w:r>
+        <w:t>헥사포드</w:t>
+      </w:r>
+      <w:proofErr w:type="spellEnd"/>
+      <w:r>
+        <w:t xml:space="preserve"> 좌표계를 보고, 만들고, 활성화하고, 삭제하는 창입니다. PI </w:t>
+      </w:r>
+      <w:proofErr w:type="spellStart"/>
+      <w:r>
+        <w:t>PIMikroMove</w:t>
+      </w:r>
+      <w:proofErr w:type="spellEnd"/>
+      <w:r>
+        <w:t xml:space="preserve">의 </w:t>
       </w:r>
       <w:r>
         <w:rPr>
           <w:rFonts w:hint="eastAsia"/>
-          <w:lang w:eastAsia="ko-KR"/>
         </w:rPr>
-        <w:t>좌표계</w:t>
-      </w:r>
-      <w:r>
-        <w:rPr>
-          <w:rFonts w:hint="eastAsia"/>
-          <w:lang w:val="en-US" w:eastAsia="ko-KR"/>
-        </w:rPr>
-        <w:t xml:space="preserve"> 설정</w:t>
+        <w:t>좌표계 설정</w:t>
       </w:r>
       <w:r>
         <w:t xml:space="preserve"> 화면과 같은 구성입니다.</w:t>
@@ -5832,8 +5501,11 @@
         <w:jc w:val="center"/>
       </w:pPr>
       <w:r>
+        <w:rPr>
+          <w:noProof/>
+        </w:rPr>
         <w:drawing>
-          <wp:inline distT="0" distB="0" distL="0" distR="0">
+          <wp:inline distT="0" distB="0" distL="0" distR="0" wp14:anchorId="0F5EADDB" wp14:editId="3E406680">
             <wp:extent cx="3959860" cy="3872865"/>
             <wp:effectExtent l="0" t="0" r="0" b="0"/>
             <wp:docPr id="7" name="cs.png"/>
@@ -5850,7 +5522,7 @@
                     </pic:cNvPicPr>
                   </pic:nvPicPr>
                   <pic:blipFill>
-                    <a:blip r:embed="rId14"/>
+                    <a:blip r:embed="rId13"/>
                     <a:stretch>
                       <a:fillRect/>
                     </a:stretch>
@@ -5873,7 +5545,7 @@
     </w:p>
     <w:p>
       <w:pPr>
-        <w:pStyle w:val="7"/>
+        <w:pStyle w:val="a3"/>
       </w:pPr>
       <w:r>
         <w:t>그림 7. 좌표계 관리 창</w:t>
@@ -5881,16 +5553,14 @@
     </w:p>
     <w:tbl>
       <w:tblPr>
-        <w:tblStyle w:val="6"/>
         <w:tblW w:w="9638" w:type="dxa"/>
-        <w:tblInd w:w="0" w:type="dxa"/>
         <w:tblBorders>
-          <w:top w:val="single" w:color="BFBFBF" w:sz="4" w:space="0"/>
-          <w:left w:val="single" w:color="BFBFBF" w:sz="4" w:space="0"/>
-          <w:bottom w:val="single" w:color="BFBFBF" w:sz="4" w:space="0"/>
-          <w:right w:val="single" w:color="BFBFBF" w:sz="4" w:space="0"/>
-          <w:insideH w:val="single" w:color="BFBFBF" w:sz="4" w:space="0"/>
-          <w:insideV w:val="single" w:color="BFBFBF" w:sz="4" w:space="0"/>
+          <w:top w:val="single" w:sz="4" w:space="0" w:color="BFBFBF"/>
+          <w:left w:val="single" w:sz="4" w:space="0" w:color="BFBFBF"/>
+          <w:bottom w:val="single" w:sz="4" w:space="0" w:color="BFBFBF"/>
+          <w:right w:val="single" w:sz="4" w:space="0" w:color="BFBFBF"/>
+          <w:insideH w:val="single" w:sz="4" w:space="0" w:color="BFBFBF"/>
+          <w:insideV w:val="single" w:sz="4" w:space="0" w:color="BFBFBF"/>
         </w:tblBorders>
         <w:tblLayout w:type="fixed"/>
         <w:tblCellMar>
@@ -5899,6 +5569,7 @@
           <w:bottom w:w="40" w:type="dxa"/>
           <w:right w:w="100" w:type="dxa"/>
         </w:tblCellMar>
+        <w:tblLook w:val="04A0" w:firstRow="1" w:lastRow="0" w:firstColumn="1" w:lastColumn="0" w:noHBand="0" w:noVBand="1"/>
       </w:tblPr>
       <w:tblGrid>
         <w:gridCol w:w="771"/>
@@ -5906,22 +5577,6 @@
         <w:gridCol w:w="6361"/>
       </w:tblGrid>
       <w:tr>
-        <w:tblPrEx>
-          <w:tblBorders>
-            <w:top w:val="single" w:color="BFBFBF" w:sz="4" w:space="0"/>
-            <w:left w:val="single" w:color="BFBFBF" w:sz="4" w:space="0"/>
-            <w:bottom w:val="single" w:color="BFBFBF" w:sz="4" w:space="0"/>
-            <w:right w:val="single" w:color="BFBFBF" w:sz="4" w:space="0"/>
-            <w:insideH w:val="single" w:color="BFBFBF" w:sz="4" w:space="0"/>
-            <w:insideV w:val="single" w:color="BFBFBF" w:sz="4" w:space="0"/>
-          </w:tblBorders>
-          <w:tblCellMar>
-            <w:top w:w="40" w:type="dxa"/>
-            <w:left w:w="100" w:type="dxa"/>
-            <w:bottom w:w="40" w:type="dxa"/>
-            <w:right w:w="100" w:type="dxa"/>
-          </w:tblCellMar>
-        </w:tblPrEx>
         <w:trPr>
           <w:cantSplit/>
           <w:tblHeader/>
@@ -5934,7 +5589,7 @@
           </w:tcPr>
           <w:p>
             <w:pPr>
-              <w:spacing w:before="0" w:after="0" w:line="264" w:lineRule="auto"/>
+              <w:spacing w:after="0" w:line="264" w:lineRule="auto"/>
               <w:jc w:val="center"/>
             </w:pPr>
             <w:r>
@@ -5954,7 +5609,7 @@
           </w:tcPr>
           <w:p>
             <w:pPr>
-              <w:spacing w:before="0" w:after="0" w:line="264" w:lineRule="auto"/>
+              <w:spacing w:after="0" w:line="264" w:lineRule="auto"/>
             </w:pPr>
             <w:r>
               <w:rPr>
@@ -5973,7 +5628,7 @@
           </w:tcPr>
           <w:p>
             <w:pPr>
-              <w:spacing w:before="0" w:after="0" w:line="264" w:lineRule="auto"/>
+              <w:spacing w:after="0" w:line="264" w:lineRule="auto"/>
             </w:pPr>
             <w:r>
               <w:rPr>
@@ -5986,22 +5641,6 @@
         </w:tc>
       </w:tr>
       <w:tr>
-        <w:tblPrEx>
-          <w:tblBorders>
-            <w:top w:val="single" w:color="BFBFBF" w:sz="4" w:space="0"/>
-            <w:left w:val="single" w:color="BFBFBF" w:sz="4" w:space="0"/>
-            <w:bottom w:val="single" w:color="BFBFBF" w:sz="4" w:space="0"/>
-            <w:right w:val="single" w:color="BFBFBF" w:sz="4" w:space="0"/>
-            <w:insideH w:val="single" w:color="BFBFBF" w:sz="4" w:space="0"/>
-            <w:insideV w:val="single" w:color="BFBFBF" w:sz="4" w:space="0"/>
-          </w:tblBorders>
-          <w:tblCellMar>
-            <w:top w:w="40" w:type="dxa"/>
-            <w:left w:w="100" w:type="dxa"/>
-            <w:bottom w:w="40" w:type="dxa"/>
-            <w:right w:w="100" w:type="dxa"/>
-          </w:tblCellMar>
-        </w:tblPrEx>
         <w:trPr>
           <w:cantSplit/>
         </w:trPr>
@@ -6012,7 +5651,7 @@
           </w:tcPr>
           <w:p>
             <w:pPr>
-              <w:spacing w:before="0" w:after="0" w:line="264" w:lineRule="auto"/>
+              <w:spacing w:after="0" w:line="264" w:lineRule="auto"/>
               <w:jc w:val="center"/>
             </w:pPr>
             <w:r>
@@ -6032,7 +5671,7 @@
           </w:tcPr>
           <w:p>
             <w:pPr>
-              <w:spacing w:before="0" w:after="0" w:line="264" w:lineRule="auto"/>
+              <w:spacing w:after="0" w:line="264" w:lineRule="auto"/>
             </w:pPr>
             <w:r>
               <w:t>좌표계 목록</w:t>
@@ -6046,7 +5685,7 @@
           </w:tcPr>
           <w:p>
             <w:pPr>
-              <w:spacing w:before="0" w:after="0" w:line="264" w:lineRule="auto"/>
+              <w:spacing w:after="0" w:line="264" w:lineRule="auto"/>
             </w:pPr>
             <w:r>
               <w:t>좌표계 계층 (이름 (종류))</w:t>
@@ -6055,22 +5694,6 @@
         </w:tc>
       </w:tr>
       <w:tr>
-        <w:tblPrEx>
-          <w:tblBorders>
-            <w:top w:val="single" w:color="BFBFBF" w:sz="4" w:space="0"/>
-            <w:left w:val="single" w:color="BFBFBF" w:sz="4" w:space="0"/>
-            <w:bottom w:val="single" w:color="BFBFBF" w:sz="4" w:space="0"/>
-            <w:right w:val="single" w:color="BFBFBF" w:sz="4" w:space="0"/>
-            <w:insideH w:val="single" w:color="BFBFBF" w:sz="4" w:space="0"/>
-            <w:insideV w:val="single" w:color="BFBFBF" w:sz="4" w:space="0"/>
-          </w:tblBorders>
-          <w:tblCellMar>
-            <w:top w:w="40" w:type="dxa"/>
-            <w:left w:w="100" w:type="dxa"/>
-            <w:bottom w:w="40" w:type="dxa"/>
-            <w:right w:w="100" w:type="dxa"/>
-          </w:tblCellMar>
-        </w:tblPrEx>
         <w:trPr>
           <w:cantSplit/>
         </w:trPr>
@@ -6082,7 +5705,7 @@
           </w:tcPr>
           <w:p>
             <w:pPr>
-              <w:spacing w:before="0" w:after="0" w:line="264" w:lineRule="auto"/>
+              <w:spacing w:after="0" w:line="264" w:lineRule="auto"/>
               <w:jc w:val="center"/>
             </w:pPr>
             <w:r>
@@ -6103,7 +5726,7 @@
           </w:tcPr>
           <w:p>
             <w:pPr>
-              <w:spacing w:before="0" w:after="0" w:line="264" w:lineRule="auto"/>
+              <w:spacing w:after="0" w:line="264" w:lineRule="auto"/>
             </w:pPr>
             <w:r>
               <w:t>Name</w:t>
@@ -6118,7 +5741,7 @@
           </w:tcPr>
           <w:p>
             <w:pPr>
-              <w:spacing w:before="0" w:after="0" w:line="264" w:lineRule="auto"/>
+              <w:spacing w:after="0" w:line="264" w:lineRule="auto"/>
             </w:pPr>
             <w:r>
               <w:t>좌표계 이름</w:t>
@@ -6127,22 +5750,6 @@
         </w:tc>
       </w:tr>
       <w:tr>
-        <w:tblPrEx>
-          <w:tblBorders>
-            <w:top w:val="single" w:color="BFBFBF" w:sz="4" w:space="0"/>
-            <w:left w:val="single" w:color="BFBFBF" w:sz="4" w:space="0"/>
-            <w:bottom w:val="single" w:color="BFBFBF" w:sz="4" w:space="0"/>
-            <w:right w:val="single" w:color="BFBFBF" w:sz="4" w:space="0"/>
-            <w:insideH w:val="single" w:color="BFBFBF" w:sz="4" w:space="0"/>
-            <w:insideV w:val="single" w:color="BFBFBF" w:sz="4" w:space="0"/>
-          </w:tblBorders>
-          <w:tblCellMar>
-            <w:top w:w="40" w:type="dxa"/>
-            <w:left w:w="100" w:type="dxa"/>
-            <w:bottom w:w="40" w:type="dxa"/>
-            <w:right w:w="100" w:type="dxa"/>
-          </w:tblCellMar>
-        </w:tblPrEx>
         <w:trPr>
           <w:cantSplit/>
         </w:trPr>
@@ -6153,7 +5760,7 @@
           </w:tcPr>
           <w:p>
             <w:pPr>
-              <w:spacing w:before="0" w:after="0" w:line="264" w:lineRule="auto"/>
+              <w:spacing w:after="0" w:line="264" w:lineRule="auto"/>
               <w:jc w:val="center"/>
             </w:pPr>
             <w:r>
@@ -6173,7 +5780,7 @@
           </w:tcPr>
           <w:p>
             <w:pPr>
-              <w:spacing w:before="0" w:after="0" w:line="264" w:lineRule="auto"/>
+              <w:spacing w:after="0" w:line="264" w:lineRule="auto"/>
             </w:pPr>
             <w:r>
               <w:t>Type</w:t>
@@ -6187,31 +5794,23 @@
           </w:tcPr>
           <w:p>
             <w:pPr>
-              <w:spacing w:before="0" w:after="0" w:line="264" w:lineRule="auto"/>
-            </w:pPr>
-            <w:r>
-              <w:t>좌표계 종류 (KSD / KST / KSW)</w:t>
+              <w:spacing w:after="0" w:line="264" w:lineRule="auto"/>
+            </w:pPr>
+            <w:r>
+              <w:t>좌표계 종류 (</w:t>
+            </w:r>
+            <w:proofErr w:type="gramStart"/>
+            <w:r>
+              <w:t>KSD /</w:t>
+            </w:r>
+            <w:proofErr w:type="gramEnd"/>
+            <w:r>
+              <w:t xml:space="preserve"> KST / KSW)</w:t>
             </w:r>
           </w:p>
         </w:tc>
       </w:tr>
       <w:tr>
-        <w:tblPrEx>
-          <w:tblBorders>
-            <w:top w:val="single" w:color="BFBFBF" w:sz="4" w:space="0"/>
-            <w:left w:val="single" w:color="BFBFBF" w:sz="4" w:space="0"/>
-            <w:bottom w:val="single" w:color="BFBFBF" w:sz="4" w:space="0"/>
-            <w:right w:val="single" w:color="BFBFBF" w:sz="4" w:space="0"/>
-            <w:insideH w:val="single" w:color="BFBFBF" w:sz="4" w:space="0"/>
-            <w:insideV w:val="single" w:color="BFBFBF" w:sz="4" w:space="0"/>
-          </w:tblBorders>
-          <w:tblCellMar>
-            <w:top w:w="40" w:type="dxa"/>
-            <w:left w:w="100" w:type="dxa"/>
-            <w:bottom w:w="40" w:type="dxa"/>
-            <w:right w:w="100" w:type="dxa"/>
-          </w:tblCellMar>
-        </w:tblPrEx>
         <w:trPr>
           <w:cantSplit/>
         </w:trPr>
@@ -6223,7 +5822,7 @@
           </w:tcPr>
           <w:p>
             <w:pPr>
-              <w:spacing w:before="0" w:after="0" w:line="264" w:lineRule="auto"/>
+              <w:spacing w:after="0" w:line="264" w:lineRule="auto"/>
               <w:jc w:val="center"/>
             </w:pPr>
             <w:r>
@@ -6244,7 +5843,7 @@
           </w:tcPr>
           <w:p>
             <w:pPr>
-              <w:spacing w:before="0" w:after="0" w:line="264" w:lineRule="auto"/>
+              <w:spacing w:after="0" w:line="264" w:lineRule="auto"/>
             </w:pPr>
             <w:r>
               <w:t>Position</w:t>
@@ -6259,7 +5858,7 @@
           </w:tcPr>
           <w:p>
             <w:pPr>
-              <w:spacing w:before="0" w:after="0" w:line="264" w:lineRule="auto"/>
+              <w:spacing w:after="0" w:line="264" w:lineRule="auto"/>
             </w:pPr>
             <w:r>
               <w:t>X, Y, Z [mm] / U, V, W [deg]</w:t>
@@ -6268,22 +5867,6 @@
         </w:tc>
       </w:tr>
       <w:tr>
-        <w:tblPrEx>
-          <w:tblBorders>
-            <w:top w:val="single" w:color="BFBFBF" w:sz="4" w:space="0"/>
-            <w:left w:val="single" w:color="BFBFBF" w:sz="4" w:space="0"/>
-            <w:bottom w:val="single" w:color="BFBFBF" w:sz="4" w:space="0"/>
-            <w:right w:val="single" w:color="BFBFBF" w:sz="4" w:space="0"/>
-            <w:insideH w:val="single" w:color="BFBFBF" w:sz="4" w:space="0"/>
-            <w:insideV w:val="single" w:color="BFBFBF" w:sz="4" w:space="0"/>
-          </w:tblBorders>
-          <w:tblCellMar>
-            <w:top w:w="40" w:type="dxa"/>
-            <w:left w:w="100" w:type="dxa"/>
-            <w:bottom w:w="40" w:type="dxa"/>
-            <w:right w:w="100" w:type="dxa"/>
-          </w:tblCellMar>
-        </w:tblPrEx>
         <w:trPr>
           <w:cantSplit/>
         </w:trPr>
@@ -6294,7 +5877,7 @@
           </w:tcPr>
           <w:p>
             <w:pPr>
-              <w:spacing w:before="0" w:after="0" w:line="264" w:lineRule="auto"/>
+              <w:spacing w:after="0" w:line="264" w:lineRule="auto"/>
               <w:jc w:val="center"/>
             </w:pPr>
             <w:r>
@@ -6314,7 +5897,7 @@
           </w:tcPr>
           <w:p>
             <w:pPr>
-              <w:spacing w:before="0" w:after="0" w:line="264" w:lineRule="auto"/>
+              <w:spacing w:after="0" w:line="264" w:lineRule="auto"/>
             </w:pPr>
             <w:r>
               <w:t>[Set Coord. Sys.]</w:t>
@@ -6328,31 +5911,23 @@
           </w:tcPr>
           <w:p>
             <w:pPr>
-              <w:spacing w:before="0" w:after="0" w:line="264" w:lineRule="auto"/>
-            </w:pPr>
-            <w:r>
-              <w:t>새 좌표계 만들기 / 선택한 좌표계 다시 정의</w:t>
+              <w:spacing w:after="0" w:line="264" w:lineRule="auto"/>
+            </w:pPr>
+            <w:r>
+              <w:t xml:space="preserve">새 좌표계 </w:t>
+            </w:r>
+            <w:proofErr w:type="gramStart"/>
+            <w:r>
+              <w:t>만들기 /</w:t>
+            </w:r>
+            <w:proofErr w:type="gramEnd"/>
+            <w:r>
+              <w:t xml:space="preserve"> 선택한 좌표계 다시 정의</w:t>
             </w:r>
           </w:p>
         </w:tc>
       </w:tr>
       <w:tr>
-        <w:tblPrEx>
-          <w:tblBorders>
-            <w:top w:val="single" w:color="BFBFBF" w:sz="4" w:space="0"/>
-            <w:left w:val="single" w:color="BFBFBF" w:sz="4" w:space="0"/>
-            <w:bottom w:val="single" w:color="BFBFBF" w:sz="4" w:space="0"/>
-            <w:right w:val="single" w:color="BFBFBF" w:sz="4" w:space="0"/>
-            <w:insideH w:val="single" w:color="BFBFBF" w:sz="4" w:space="0"/>
-            <w:insideV w:val="single" w:color="BFBFBF" w:sz="4" w:space="0"/>
-          </w:tblBorders>
-          <w:tblCellMar>
-            <w:top w:w="40" w:type="dxa"/>
-            <w:left w:w="100" w:type="dxa"/>
-            <w:bottom w:w="40" w:type="dxa"/>
-            <w:right w:w="100" w:type="dxa"/>
-          </w:tblCellMar>
-        </w:tblPrEx>
         <w:trPr>
           <w:cantSplit/>
         </w:trPr>
@@ -6364,7 +5939,7 @@
           </w:tcPr>
           <w:p>
             <w:pPr>
-              <w:spacing w:before="0" w:after="0" w:line="264" w:lineRule="auto"/>
+              <w:spacing w:after="0" w:line="264" w:lineRule="auto"/>
               <w:jc w:val="center"/>
             </w:pPr>
             <w:r>
@@ -6385,7 +5960,7 @@
           </w:tcPr>
           <w:p>
             <w:pPr>
-              <w:spacing w:before="0" w:after="0" w:line="264" w:lineRule="auto"/>
+              <w:spacing w:after="0" w:line="264" w:lineRule="auto"/>
             </w:pPr>
             <w:r>
               <w:t>[&gt;]</w:t>
@@ -6400,7 +5975,7 @@
           </w:tcPr>
           <w:p>
             <w:pPr>
-              <w:spacing w:before="0" w:after="0" w:line="264" w:lineRule="auto"/>
+              <w:spacing w:after="0" w:line="264" w:lineRule="auto"/>
             </w:pPr>
             <w:r>
               <w:t>추가 속성 보기</w:t>
@@ -6409,22 +5984,6 @@
         </w:tc>
       </w:tr>
       <w:tr>
-        <w:tblPrEx>
-          <w:tblBorders>
-            <w:top w:val="single" w:color="BFBFBF" w:sz="4" w:space="0"/>
-            <w:left w:val="single" w:color="BFBFBF" w:sz="4" w:space="0"/>
-            <w:bottom w:val="single" w:color="BFBFBF" w:sz="4" w:space="0"/>
-            <w:right w:val="single" w:color="BFBFBF" w:sz="4" w:space="0"/>
-            <w:insideH w:val="single" w:color="BFBFBF" w:sz="4" w:space="0"/>
-            <w:insideV w:val="single" w:color="BFBFBF" w:sz="4" w:space="0"/>
-          </w:tblBorders>
-          <w:tblCellMar>
-            <w:top w:w="40" w:type="dxa"/>
-            <w:left w:w="100" w:type="dxa"/>
-            <w:bottom w:w="40" w:type="dxa"/>
-            <w:right w:w="100" w:type="dxa"/>
-          </w:tblCellMar>
-        </w:tblPrEx>
         <w:trPr>
           <w:cantSplit/>
         </w:trPr>
@@ -6435,7 +5994,7 @@
           </w:tcPr>
           <w:p>
             <w:pPr>
-              <w:spacing w:before="0" w:after="0" w:line="264" w:lineRule="auto"/>
+              <w:spacing w:after="0" w:line="264" w:lineRule="auto"/>
               <w:jc w:val="center"/>
             </w:pPr>
             <w:r>
@@ -6455,7 +6014,7 @@
           </w:tcPr>
           <w:p>
             <w:pPr>
-              <w:spacing w:before="0" w:after="0" w:line="264" w:lineRule="auto"/>
+              <w:spacing w:after="0" w:line="264" w:lineRule="auto"/>
             </w:pPr>
             <w:r>
               <w:t>[+]</w:t>
@@ -6469,7 +6028,7 @@
           </w:tcPr>
           <w:p>
             <w:pPr>
-              <w:spacing w:before="0" w:after="0" w:line="264" w:lineRule="auto"/>
+              <w:spacing w:after="0" w:line="264" w:lineRule="auto"/>
             </w:pPr>
             <w:r>
               <w:t>새 좌표계 입력 시작</w:t>
@@ -6478,22 +6037,6 @@
         </w:tc>
       </w:tr>
       <w:tr>
-        <w:tblPrEx>
-          <w:tblBorders>
-            <w:top w:val="single" w:color="BFBFBF" w:sz="4" w:space="0"/>
-            <w:left w:val="single" w:color="BFBFBF" w:sz="4" w:space="0"/>
-            <w:bottom w:val="single" w:color="BFBFBF" w:sz="4" w:space="0"/>
-            <w:right w:val="single" w:color="BFBFBF" w:sz="4" w:space="0"/>
-            <w:insideH w:val="single" w:color="BFBFBF" w:sz="4" w:space="0"/>
-            <w:insideV w:val="single" w:color="BFBFBF" w:sz="4" w:space="0"/>
-          </w:tblBorders>
-          <w:tblCellMar>
-            <w:top w:w="40" w:type="dxa"/>
-            <w:left w:w="100" w:type="dxa"/>
-            <w:bottom w:w="40" w:type="dxa"/>
-            <w:right w:w="100" w:type="dxa"/>
-          </w:tblCellMar>
-        </w:tblPrEx>
         <w:trPr>
           <w:cantSplit/>
         </w:trPr>
@@ -6505,7 +6048,7 @@
           </w:tcPr>
           <w:p>
             <w:pPr>
-              <w:spacing w:before="0" w:after="0" w:line="264" w:lineRule="auto"/>
+              <w:spacing w:after="0" w:line="264" w:lineRule="auto"/>
               <w:jc w:val="center"/>
             </w:pPr>
             <w:r>
@@ -6526,7 +6069,7 @@
           </w:tcPr>
           <w:p>
             <w:pPr>
-              <w:spacing w:before="0" w:after="0" w:line="264" w:lineRule="auto"/>
+              <w:spacing w:after="0" w:line="264" w:lineRule="auto"/>
             </w:pPr>
             <w:r>
               <w:t>휴지통</w:t>
@@ -6541,7 +6084,7 @@
           </w:tcPr>
           <w:p>
             <w:pPr>
-              <w:spacing w:before="0" w:after="0" w:line="264" w:lineRule="auto"/>
+              <w:spacing w:after="0" w:line="264" w:lineRule="auto"/>
             </w:pPr>
             <w:r>
               <w:t>선택한 좌표계 삭제</w:t>
@@ -6550,22 +6093,6 @@
         </w:tc>
       </w:tr>
       <w:tr>
-        <w:tblPrEx>
-          <w:tblBorders>
-            <w:top w:val="single" w:color="BFBFBF" w:sz="4" w:space="0"/>
-            <w:left w:val="single" w:color="BFBFBF" w:sz="4" w:space="0"/>
-            <w:bottom w:val="single" w:color="BFBFBF" w:sz="4" w:space="0"/>
-            <w:right w:val="single" w:color="BFBFBF" w:sz="4" w:space="0"/>
-            <w:insideH w:val="single" w:color="BFBFBF" w:sz="4" w:space="0"/>
-            <w:insideV w:val="single" w:color="BFBFBF" w:sz="4" w:space="0"/>
-          </w:tblBorders>
-          <w:tblCellMar>
-            <w:top w:w="40" w:type="dxa"/>
-            <w:left w:w="100" w:type="dxa"/>
-            <w:bottom w:w="40" w:type="dxa"/>
-            <w:right w:w="100" w:type="dxa"/>
-          </w:tblCellMar>
-        </w:tblPrEx>
         <w:trPr>
           <w:cantSplit/>
         </w:trPr>
@@ -6576,7 +6103,7 @@
           </w:tcPr>
           <w:p>
             <w:pPr>
-              <w:spacing w:before="0" w:after="0" w:line="264" w:lineRule="auto"/>
+              <w:spacing w:after="0" w:line="264" w:lineRule="auto"/>
               <w:jc w:val="center"/>
             </w:pPr>
             <w:r>
@@ -6596,7 +6123,7 @@
           </w:tcPr>
           <w:p>
             <w:pPr>
-              <w:spacing w:before="0" w:after="0" w:line="264" w:lineRule="auto"/>
+              <w:spacing w:after="0" w:line="264" w:lineRule="auto"/>
             </w:pPr>
             <w:r>
               <w:t>[Activate CS]</w:t>
@@ -6610,7 +6137,7 @@
           </w:tcPr>
           <w:p>
             <w:pPr>
-              <w:spacing w:before="0" w:after="0" w:line="264" w:lineRule="auto"/>
+              <w:spacing w:after="0" w:line="264" w:lineRule="auto"/>
             </w:pPr>
             <w:r>
               <w:t>선택한 좌표계를 활성화</w:t>
@@ -6619,22 +6146,6 @@
         </w:tc>
       </w:tr>
       <w:tr>
-        <w:tblPrEx>
-          <w:tblBorders>
-            <w:top w:val="single" w:color="BFBFBF" w:sz="4" w:space="0"/>
-            <w:left w:val="single" w:color="BFBFBF" w:sz="4" w:space="0"/>
-            <w:bottom w:val="single" w:color="BFBFBF" w:sz="4" w:space="0"/>
-            <w:right w:val="single" w:color="BFBFBF" w:sz="4" w:space="0"/>
-            <w:insideH w:val="single" w:color="BFBFBF" w:sz="4" w:space="0"/>
-            <w:insideV w:val="single" w:color="BFBFBF" w:sz="4" w:space="0"/>
-          </w:tblBorders>
-          <w:tblCellMar>
-            <w:top w:w="40" w:type="dxa"/>
-            <w:left w:w="100" w:type="dxa"/>
-            <w:bottom w:w="40" w:type="dxa"/>
-            <w:right w:w="100" w:type="dxa"/>
-          </w:tblCellMar>
-        </w:tblPrEx>
         <w:trPr>
           <w:cantSplit/>
         </w:trPr>
@@ -6646,7 +6157,7 @@
           </w:tcPr>
           <w:p>
             <w:pPr>
-              <w:spacing w:before="0" w:after="0" w:line="264" w:lineRule="auto"/>
+              <w:spacing w:after="0" w:line="264" w:lineRule="auto"/>
               <w:jc w:val="center"/>
             </w:pPr>
             <w:r>
@@ -6655,6 +6166,7 @@
                 <w:color w:val="C00000"/>
                 <w:sz w:val="24"/>
               </w:rPr>
+              <w:lastRenderedPageBreak/>
               <w:t>⑩</w:t>
             </w:r>
           </w:p>
@@ -6667,11 +6179,13 @@
           </w:tcPr>
           <w:p>
             <w:pPr>
-              <w:spacing w:before="0" w:after="0" w:line="264" w:lineRule="auto"/>
-            </w:pPr>
+              <w:spacing w:after="0" w:line="264" w:lineRule="auto"/>
+            </w:pPr>
+            <w:proofErr w:type="spellStart"/>
             <w:r>
               <w:t>새로고침</w:t>
             </w:r>
+            <w:proofErr w:type="spellEnd"/>
           </w:p>
         </w:tc>
         <w:tc>
@@ -6682,7 +6196,7 @@
           </w:tcPr>
           <w:p>
             <w:pPr>
-              <w:spacing w:before="0" w:after="0" w:line="264" w:lineRule="auto"/>
+              <w:spacing w:after="0" w:line="264" w:lineRule="auto"/>
             </w:pPr>
             <w:r>
               <w:t>목록을 컨트롤러에서 다시 읽음</w:t>
@@ -6691,22 +6205,6 @@
         </w:tc>
       </w:tr>
       <w:tr>
-        <w:tblPrEx>
-          <w:tblBorders>
-            <w:top w:val="single" w:color="BFBFBF" w:sz="4" w:space="0"/>
-            <w:left w:val="single" w:color="BFBFBF" w:sz="4" w:space="0"/>
-            <w:bottom w:val="single" w:color="BFBFBF" w:sz="4" w:space="0"/>
-            <w:right w:val="single" w:color="BFBFBF" w:sz="4" w:space="0"/>
-            <w:insideH w:val="single" w:color="BFBFBF" w:sz="4" w:space="0"/>
-            <w:insideV w:val="single" w:color="BFBFBF" w:sz="4" w:space="0"/>
-          </w:tblBorders>
-          <w:tblCellMar>
-            <w:top w:w="40" w:type="dxa"/>
-            <w:left w:w="100" w:type="dxa"/>
-            <w:bottom w:w="40" w:type="dxa"/>
-            <w:right w:w="100" w:type="dxa"/>
-          </w:tblCellMar>
-        </w:tblPrEx>
         <w:trPr>
           <w:cantSplit/>
         </w:trPr>
@@ -6717,7 +6215,7 @@
           </w:tcPr>
           <w:p>
             <w:pPr>
-              <w:spacing w:before="0" w:after="0" w:line="264" w:lineRule="auto"/>
+              <w:spacing w:after="0" w:line="264" w:lineRule="auto"/>
               <w:jc w:val="center"/>
             </w:pPr>
             <w:r>
@@ -6737,10 +6235,18 @@
           </w:tcPr>
           <w:p>
             <w:pPr>
-              <w:spacing w:before="0" w:after="0" w:line="264" w:lineRule="auto"/>
-            </w:pPr>
-            <w:r>
-              <w:t>[Save and Reset ...] / ☰</w:t>
+              <w:spacing w:after="0" w:line="264" w:lineRule="auto"/>
+            </w:pPr>
+            <w:r>
+              <w:t xml:space="preserve">[Save and </w:t>
+            </w:r>
+            <w:proofErr w:type="gramStart"/>
+            <w:r>
+              <w:t>Reset</w:t>
+            </w:r>
+            <w:proofErr w:type="gramEnd"/>
+            <w:r>
+              <w:t xml:space="preserve"> ...] / ☰</w:t>
             </w:r>
           </w:p>
         </w:tc>
@@ -6751,7 +6257,7 @@
           </w:tcPr>
           <w:p>
             <w:pPr>
-              <w:spacing w:before="0" w:after="0" w:line="264" w:lineRule="auto"/>
+              <w:spacing w:after="0" w:line="264" w:lineRule="auto"/>
             </w:pPr>
             <w:r>
               <w:t>지원하지 않음 (비활성)</w:t>
@@ -6760,22 +6266,6 @@
         </w:tc>
       </w:tr>
       <w:tr>
-        <w:tblPrEx>
-          <w:tblBorders>
-            <w:top w:val="single" w:color="BFBFBF" w:sz="4" w:space="0"/>
-            <w:left w:val="single" w:color="BFBFBF" w:sz="4" w:space="0"/>
-            <w:bottom w:val="single" w:color="BFBFBF" w:sz="4" w:space="0"/>
-            <w:right w:val="single" w:color="BFBFBF" w:sz="4" w:space="0"/>
-            <w:insideH w:val="single" w:color="BFBFBF" w:sz="4" w:space="0"/>
-            <w:insideV w:val="single" w:color="BFBFBF" w:sz="4" w:space="0"/>
-          </w:tblBorders>
-          <w:tblCellMar>
-            <w:top w:w="40" w:type="dxa"/>
-            <w:left w:w="100" w:type="dxa"/>
-            <w:bottom w:w="40" w:type="dxa"/>
-            <w:right w:w="100" w:type="dxa"/>
-          </w:tblCellMar>
-        </w:tblPrEx>
         <w:trPr>
           <w:cantSplit/>
         </w:trPr>
@@ -6787,7 +6277,7 @@
           </w:tcPr>
           <w:p>
             <w:pPr>
-              <w:spacing w:before="0" w:after="0" w:line="264" w:lineRule="auto"/>
+              <w:spacing w:after="0" w:line="264" w:lineRule="auto"/>
               <w:jc w:val="center"/>
             </w:pPr>
             <w:r>
@@ -6808,7 +6298,7 @@
           </w:tcPr>
           <w:p>
             <w:pPr>
-              <w:spacing w:before="0" w:after="0" w:line="264" w:lineRule="auto"/>
+              <w:spacing w:after="0" w:line="264" w:lineRule="auto"/>
             </w:pPr>
             <w:r>
               <w:t>메시지 줄</w:t>
@@ -6823,7 +6313,7 @@
           </w:tcPr>
           <w:p>
             <w:pPr>
-              <w:spacing w:before="0" w:after="0" w:line="264" w:lineRule="auto"/>
+              <w:spacing w:after="0" w:line="264" w:lineRule="auto"/>
             </w:pPr>
             <w:r>
               <w:t>진행 결과·오류 안내</w:t>
@@ -6832,22 +6322,6 @@
         </w:tc>
       </w:tr>
       <w:tr>
-        <w:tblPrEx>
-          <w:tblBorders>
-            <w:top w:val="single" w:color="BFBFBF" w:sz="4" w:space="0"/>
-            <w:left w:val="single" w:color="BFBFBF" w:sz="4" w:space="0"/>
-            <w:bottom w:val="single" w:color="BFBFBF" w:sz="4" w:space="0"/>
-            <w:right w:val="single" w:color="BFBFBF" w:sz="4" w:space="0"/>
-            <w:insideH w:val="single" w:color="BFBFBF" w:sz="4" w:space="0"/>
-            <w:insideV w:val="single" w:color="BFBFBF" w:sz="4" w:space="0"/>
-          </w:tblBorders>
-          <w:tblCellMar>
-            <w:top w:w="40" w:type="dxa"/>
-            <w:left w:w="100" w:type="dxa"/>
-            <w:bottom w:w="40" w:type="dxa"/>
-            <w:right w:w="100" w:type="dxa"/>
-          </w:tblCellMar>
-        </w:tblPrEx>
         <w:trPr>
           <w:cantSplit/>
         </w:trPr>
@@ -6858,7 +6332,7 @@
           </w:tcPr>
           <w:p>
             <w:pPr>
-              <w:spacing w:before="0" w:after="0" w:line="264" w:lineRule="auto"/>
+              <w:spacing w:after="0" w:line="264" w:lineRule="auto"/>
               <w:jc w:val="center"/>
             </w:pPr>
             <w:r>
@@ -6878,7 +6352,7 @@
           </w:tcPr>
           <w:p>
             <w:pPr>
-              <w:spacing w:before="0" w:after="0" w:line="264" w:lineRule="auto"/>
+              <w:spacing w:after="0" w:line="264" w:lineRule="auto"/>
             </w:pPr>
             <w:r>
               <w:t>X</w:t>
@@ -6892,7 +6366,7 @@
           </w:tcPr>
           <w:p>
             <w:pPr>
-              <w:spacing w:before="0" w:after="0" w:line="264" w:lineRule="auto"/>
+              <w:spacing w:after="0" w:line="264" w:lineRule="auto"/>
             </w:pPr>
             <w:r>
               <w:t>메시지 지우기</w:t>
@@ -6910,7 +6384,7 @@
       <w:pPr>
         <w:keepNext/>
         <w:pBdr>
-          <w:left w:val="single" w:color="C00000" w:sz="24" w:space="8"/>
+          <w:left w:val="single" w:sz="24" w:space="8" w:color="C00000"/>
         </w:pBdr>
         <w:shd w:val="clear" w:color="auto" w:fill="FDECEA"/>
         <w:spacing w:before="120" w:after="0"/>
@@ -6927,14 +6401,22 @@
     <w:p>
       <w:pPr>
         <w:pBdr>
-          <w:left w:val="single" w:color="C00000" w:sz="24" w:space="8"/>
+          <w:left w:val="single" w:sz="24" w:space="8" w:color="C00000"/>
         </w:pBdr>
         <w:shd w:val="clear" w:color="auto" w:fill="FDECEA"/>
         <w:spacing w:after="160"/>
         <w:ind w:left="200" w:right="100"/>
       </w:pPr>
       <w:r>
-        <w:t>[Activate CS]로 좌표계를 바꾸면 헥사포드는 움직이지 않지만, 메인 화면의 위치 값과 [원점으로 이동]의 0 위치가 바뀝니다.</w:t>
+        <w:t xml:space="preserve">[Activate CS]로 좌표계를 바꾸면 </w:t>
+      </w:r>
+      <w:proofErr w:type="spellStart"/>
+      <w:r>
+        <w:t>헥사포드는</w:t>
+      </w:r>
+      <w:proofErr w:type="spellEnd"/>
+      <w:r>
+        <w:t xml:space="preserve"> 움직이지 않지만, 메인 화면의 위치 값과 [원점으로 이동]의 0 위치가 바뀝니다.</w:t>
       </w:r>
     </w:p>
     <w:p>
@@ -6944,11 +6426,20 @@
     </w:p>
     <w:p>
       <w:pPr>
-        <w:pStyle w:val="2"/>
+        <w:pStyle w:val="1"/>
       </w:pPr>
       <w:bookmarkStart w:id="9" w:name="_Toc11349"/>
       <w:r>
-        <w:t>5. 3D 보기 창 (헥사포드 [3D 보기])</w:t>
+        <w:lastRenderedPageBreak/>
+        <w:t>5. 3D 보기 창 (</w:t>
+      </w:r>
+      <w:proofErr w:type="spellStart"/>
+      <w:r>
+        <w:t>헥사포드</w:t>
+      </w:r>
+      <w:proofErr w:type="spellEnd"/>
+      <w:r>
+        <w:t xml:space="preserve"> [3D 보기])</w:t>
       </w:r>
       <w:bookmarkEnd w:id="9"/>
     </w:p>
@@ -6959,8 +6450,11 @@
         <w:jc w:val="center"/>
       </w:pPr>
       <w:r>
+        <w:rPr>
+          <w:noProof/>
+        </w:rPr>
         <w:drawing>
-          <wp:inline distT="0" distB="0" distL="0" distR="0">
+          <wp:inline distT="0" distB="0" distL="0" distR="0" wp14:anchorId="47A92254" wp14:editId="3E96C496">
             <wp:extent cx="5039995" cy="3957955"/>
             <wp:effectExtent l="0" t="0" r="0" b="0"/>
             <wp:docPr id="8" name="view3d.png"/>
@@ -6977,7 +6471,7 @@
                     </pic:cNvPicPr>
                   </pic:nvPicPr>
                   <pic:blipFill>
-                    <a:blip r:embed="rId15"/>
+                    <a:blip r:embed="rId14"/>
                     <a:stretch>
                       <a:fillRect/>
                     </a:stretch>
@@ -7000,24 +6494,30 @@
     </w:p>
     <w:p>
       <w:pPr>
-        <w:pStyle w:val="7"/>
+        <w:pStyle w:val="a3"/>
       </w:pPr>
       <w:r>
-        <w:t>그림 8. 헥사포드 3D 보기 창</w:t>
+        <w:t xml:space="preserve">그림 8. </w:t>
+      </w:r>
+      <w:proofErr w:type="spellStart"/>
+      <w:r>
+        <w:t>헥사포드</w:t>
+      </w:r>
+      <w:proofErr w:type="spellEnd"/>
+      <w:r>
+        <w:t xml:space="preserve"> 3D 보기 창</w:t>
       </w:r>
     </w:p>
     <w:tbl>
       <w:tblPr>
-        <w:tblStyle w:val="6"/>
         <w:tblW w:w="9638" w:type="dxa"/>
-        <w:tblInd w:w="0" w:type="dxa"/>
         <w:tblBorders>
-          <w:top w:val="single" w:color="BFBFBF" w:sz="4" w:space="0"/>
-          <w:left w:val="single" w:color="BFBFBF" w:sz="4" w:space="0"/>
-          <w:bottom w:val="single" w:color="BFBFBF" w:sz="4" w:space="0"/>
-          <w:right w:val="single" w:color="BFBFBF" w:sz="4" w:space="0"/>
-          <w:insideH w:val="single" w:color="BFBFBF" w:sz="4" w:space="0"/>
-          <w:insideV w:val="single" w:color="BFBFBF" w:sz="4" w:space="0"/>
+          <w:top w:val="single" w:sz="4" w:space="0" w:color="BFBFBF"/>
+          <w:left w:val="single" w:sz="4" w:space="0" w:color="BFBFBF"/>
+          <w:bottom w:val="single" w:sz="4" w:space="0" w:color="BFBFBF"/>
+          <w:right w:val="single" w:sz="4" w:space="0" w:color="BFBFBF"/>
+          <w:insideH w:val="single" w:sz="4" w:space="0" w:color="BFBFBF"/>
+          <w:insideV w:val="single" w:sz="4" w:space="0" w:color="BFBFBF"/>
         </w:tblBorders>
         <w:tblLayout w:type="fixed"/>
         <w:tblCellMar>
@@ -7026,6 +6526,7 @@
           <w:bottom w:w="40" w:type="dxa"/>
           <w:right w:w="100" w:type="dxa"/>
         </w:tblCellMar>
+        <w:tblLook w:val="04A0" w:firstRow="1" w:lastRow="0" w:firstColumn="1" w:lastColumn="0" w:noHBand="0" w:noVBand="1"/>
       </w:tblPr>
       <w:tblGrid>
         <w:gridCol w:w="771"/>
@@ -7033,22 +6534,6 @@
         <w:gridCol w:w="6361"/>
       </w:tblGrid>
       <w:tr>
-        <w:tblPrEx>
-          <w:tblBorders>
-            <w:top w:val="single" w:color="BFBFBF" w:sz="4" w:space="0"/>
-            <w:left w:val="single" w:color="BFBFBF" w:sz="4" w:space="0"/>
-            <w:bottom w:val="single" w:color="BFBFBF" w:sz="4" w:space="0"/>
-            <w:right w:val="single" w:color="BFBFBF" w:sz="4" w:space="0"/>
-            <w:insideH w:val="single" w:color="BFBFBF" w:sz="4" w:space="0"/>
-            <w:insideV w:val="single" w:color="BFBFBF" w:sz="4" w:space="0"/>
-          </w:tblBorders>
-          <w:tblCellMar>
-            <w:top w:w="40" w:type="dxa"/>
-            <w:left w:w="100" w:type="dxa"/>
-            <w:bottom w:w="40" w:type="dxa"/>
-            <w:right w:w="100" w:type="dxa"/>
-          </w:tblCellMar>
-        </w:tblPrEx>
         <w:trPr>
           <w:cantSplit/>
           <w:tblHeader/>
@@ -7061,7 +6546,7 @@
           </w:tcPr>
           <w:p>
             <w:pPr>
-              <w:spacing w:before="0" w:after="0" w:line="264" w:lineRule="auto"/>
+              <w:spacing w:after="0" w:line="264" w:lineRule="auto"/>
               <w:jc w:val="center"/>
             </w:pPr>
             <w:r>
@@ -7081,7 +6566,7 @@
           </w:tcPr>
           <w:p>
             <w:pPr>
-              <w:spacing w:before="0" w:after="0" w:line="264" w:lineRule="auto"/>
+              <w:spacing w:after="0" w:line="264" w:lineRule="auto"/>
             </w:pPr>
             <w:r>
               <w:rPr>
@@ -7100,7 +6585,7 @@
           </w:tcPr>
           <w:p>
             <w:pPr>
-              <w:spacing w:before="0" w:after="0" w:line="264" w:lineRule="auto"/>
+              <w:spacing w:after="0" w:line="264" w:lineRule="auto"/>
             </w:pPr>
             <w:r>
               <w:rPr>
@@ -7113,22 +6598,6 @@
         </w:tc>
       </w:tr>
       <w:tr>
-        <w:tblPrEx>
-          <w:tblBorders>
-            <w:top w:val="single" w:color="BFBFBF" w:sz="4" w:space="0"/>
-            <w:left w:val="single" w:color="BFBFBF" w:sz="4" w:space="0"/>
-            <w:bottom w:val="single" w:color="BFBFBF" w:sz="4" w:space="0"/>
-            <w:right w:val="single" w:color="BFBFBF" w:sz="4" w:space="0"/>
-            <w:insideH w:val="single" w:color="BFBFBF" w:sz="4" w:space="0"/>
-            <w:insideV w:val="single" w:color="BFBFBF" w:sz="4" w:space="0"/>
-          </w:tblBorders>
-          <w:tblCellMar>
-            <w:top w:w="40" w:type="dxa"/>
-            <w:left w:w="100" w:type="dxa"/>
-            <w:bottom w:w="40" w:type="dxa"/>
-            <w:right w:w="100" w:type="dxa"/>
-          </w:tblCellMar>
-        </w:tblPrEx>
         <w:trPr>
           <w:cantSplit/>
         </w:trPr>
@@ -7139,7 +6608,7 @@
           </w:tcPr>
           <w:p>
             <w:pPr>
-              <w:spacing w:before="0" w:after="0" w:line="264" w:lineRule="auto"/>
+              <w:spacing w:after="0" w:line="264" w:lineRule="auto"/>
               <w:jc w:val="center"/>
             </w:pPr>
             <w:r>
@@ -7159,7 +6628,7 @@
           </w:tcPr>
           <w:p>
             <w:pPr>
-              <w:spacing w:before="0" w:after="0" w:line="264" w:lineRule="auto"/>
+              <w:spacing w:after="0" w:line="264" w:lineRule="auto"/>
             </w:pPr>
             <w:r>
               <w:t>3D 화면</w:t>
@@ -7173,15 +6642,19 @@
           </w:tcPr>
           <w:p>
             <w:pPr>
-              <w:spacing w:before="0" w:after="0" w:line="264" w:lineRule="auto"/>
-            </w:pPr>
-            <w:r>
-              <w:t>헥사포드의 현재 자세를 실시간</w:t>
+              <w:spacing w:after="0" w:line="264" w:lineRule="auto"/>
+            </w:pPr>
+            <w:proofErr w:type="spellStart"/>
+            <w:r>
+              <w:t>헥사포드의</w:t>
+            </w:r>
+            <w:proofErr w:type="spellEnd"/>
+            <w:r>
+              <w:t xml:space="preserve"> 현재 자세를 실시간</w:t>
             </w:r>
             <w:r>
               <w:rPr>
                 <w:rFonts w:hint="eastAsia"/>
-                <w:lang w:eastAsia="ko-KR"/>
               </w:rPr>
               <w:t>으로</w:t>
             </w:r>
@@ -7192,22 +6665,6 @@
         </w:tc>
       </w:tr>
       <w:tr>
-        <w:tblPrEx>
-          <w:tblBorders>
-            <w:top w:val="single" w:color="BFBFBF" w:sz="4" w:space="0"/>
-            <w:left w:val="single" w:color="BFBFBF" w:sz="4" w:space="0"/>
-            <w:bottom w:val="single" w:color="BFBFBF" w:sz="4" w:space="0"/>
-            <w:right w:val="single" w:color="BFBFBF" w:sz="4" w:space="0"/>
-            <w:insideH w:val="single" w:color="BFBFBF" w:sz="4" w:space="0"/>
-            <w:insideV w:val="single" w:color="BFBFBF" w:sz="4" w:space="0"/>
-          </w:tblBorders>
-          <w:tblCellMar>
-            <w:top w:w="40" w:type="dxa"/>
-            <w:left w:w="100" w:type="dxa"/>
-            <w:bottom w:w="40" w:type="dxa"/>
-            <w:right w:w="100" w:type="dxa"/>
-          </w:tblCellMar>
-        </w:tblPrEx>
         <w:trPr>
           <w:cantSplit/>
         </w:trPr>
@@ -7219,7 +6676,7 @@
           </w:tcPr>
           <w:p>
             <w:pPr>
-              <w:spacing w:before="0" w:after="0" w:line="264" w:lineRule="auto"/>
+              <w:spacing w:after="0" w:line="264" w:lineRule="auto"/>
               <w:jc w:val="center"/>
             </w:pPr>
             <w:r>
@@ -7240,7 +6697,7 @@
           </w:tcPr>
           <w:p>
             <w:pPr>
-              <w:spacing w:before="0" w:after="0" w:line="264" w:lineRule="auto"/>
+              <w:spacing w:after="0" w:line="264" w:lineRule="auto"/>
             </w:pPr>
             <w:r>
               <w:t>플랫폼 축</w:t>
@@ -7255,7 +6712,7 @@
           </w:tcPr>
           <w:p>
             <w:pPr>
-              <w:spacing w:before="0" w:after="0" w:line="264" w:lineRule="auto"/>
+              <w:spacing w:after="0" w:line="264" w:lineRule="auto"/>
             </w:pPr>
             <w:r>
               <w:t>활성 좌표계 축 (예: TILTEDCS)</w:t>
@@ -7264,22 +6721,6 @@
         </w:tc>
       </w:tr>
       <w:tr>
-        <w:tblPrEx>
-          <w:tblBorders>
-            <w:top w:val="single" w:color="BFBFBF" w:sz="4" w:space="0"/>
-            <w:left w:val="single" w:color="BFBFBF" w:sz="4" w:space="0"/>
-            <w:bottom w:val="single" w:color="BFBFBF" w:sz="4" w:space="0"/>
-            <w:right w:val="single" w:color="BFBFBF" w:sz="4" w:space="0"/>
-            <w:insideH w:val="single" w:color="BFBFBF" w:sz="4" w:space="0"/>
-            <w:insideV w:val="single" w:color="BFBFBF" w:sz="4" w:space="0"/>
-          </w:tblBorders>
-          <w:tblCellMar>
-            <w:top w:w="40" w:type="dxa"/>
-            <w:left w:w="100" w:type="dxa"/>
-            <w:bottom w:w="40" w:type="dxa"/>
-            <w:right w:w="100" w:type="dxa"/>
-          </w:tblCellMar>
-        </w:tblPrEx>
         <w:trPr>
           <w:cantSplit/>
         </w:trPr>
@@ -7290,7 +6731,7 @@
           </w:tcPr>
           <w:p>
             <w:pPr>
-              <w:spacing w:before="0" w:after="0" w:line="264" w:lineRule="auto"/>
+              <w:spacing w:after="0" w:line="264" w:lineRule="auto"/>
               <w:jc w:val="center"/>
             </w:pPr>
             <w:r>
@@ -7310,7 +6751,7 @@
           </w:tcPr>
           <w:p>
             <w:pPr>
-              <w:spacing w:before="0" w:after="0" w:line="264" w:lineRule="auto"/>
+              <w:spacing w:after="0" w:line="264" w:lineRule="auto"/>
             </w:pPr>
             <w:r>
               <w:t>바닥 축</w:t>
@@ -7324,7 +6765,7 @@
           </w:tcPr>
           <w:p>
             <w:pPr>
-              <w:spacing w:before="0" w:after="0" w:line="264" w:lineRule="auto"/>
+              <w:spacing w:after="0" w:line="264" w:lineRule="auto"/>
             </w:pPr>
             <w:r>
               <w:t>기준 좌표계(ZERO) 축</w:t>
@@ -7333,22 +6774,6 @@
         </w:tc>
       </w:tr>
       <w:tr>
-        <w:tblPrEx>
-          <w:tblBorders>
-            <w:top w:val="single" w:color="BFBFBF" w:sz="4" w:space="0"/>
-            <w:left w:val="single" w:color="BFBFBF" w:sz="4" w:space="0"/>
-            <w:bottom w:val="single" w:color="BFBFBF" w:sz="4" w:space="0"/>
-            <w:right w:val="single" w:color="BFBFBF" w:sz="4" w:space="0"/>
-            <w:insideH w:val="single" w:color="BFBFBF" w:sz="4" w:space="0"/>
-            <w:insideV w:val="single" w:color="BFBFBF" w:sz="4" w:space="0"/>
-          </w:tblBorders>
-          <w:tblCellMar>
-            <w:top w:w="40" w:type="dxa"/>
-            <w:left w:w="100" w:type="dxa"/>
-            <w:bottom w:w="40" w:type="dxa"/>
-            <w:right w:w="100" w:type="dxa"/>
-          </w:tblCellMar>
-        </w:tblPrEx>
         <w:trPr>
           <w:cantSplit/>
         </w:trPr>
@@ -7360,7 +6785,7 @@
           </w:tcPr>
           <w:p>
             <w:pPr>
-              <w:spacing w:before="0" w:after="0" w:line="264" w:lineRule="auto"/>
+              <w:spacing w:after="0" w:line="264" w:lineRule="auto"/>
               <w:jc w:val="center"/>
             </w:pPr>
             <w:r>
@@ -7381,7 +6806,7 @@
           </w:tcPr>
           <w:p>
             <w:pPr>
-              <w:spacing w:before="0" w:after="0" w:line="264" w:lineRule="auto"/>
+              <w:spacing w:after="0" w:line="264" w:lineRule="auto"/>
             </w:pPr>
             <w:r>
               <w:t>상태 줄</w:t>
@@ -7396,7 +6821,7 @@
           </w:tcPr>
           <w:p>
             <w:pPr>
-              <w:spacing w:before="0" w:after="0" w:line="264" w:lineRule="auto"/>
+              <w:spacing w:after="0" w:line="264" w:lineRule="auto"/>
             </w:pPr>
             <w:r>
               <w:t>모델명, 활성 좌표계, 현재 위치</w:t>
@@ -7411,11 +6836,11 @@
       </w:pPr>
     </w:p>
     <w:sectPr>
-      <w:headerReference r:id="rId5" w:type="default"/>
-      <w:footerReference r:id="rId6" w:type="default"/>
+      <w:headerReference w:type="default" r:id="rId15"/>
+      <w:footerReference w:type="default" r:id="rId16"/>
       <w:pgSz w:w="11906" w:h="16838"/>
       <w:pgMar w:top="1134" w:right="1134" w:bottom="1134" w:left="1134" w:header="567" w:footer="567" w:gutter="0"/>
-      <w:cols w:space="720" w:num="1"/>
+      <w:cols w:space="720"/>
       <w:titlePg/>
     </w:sectPr>
   </w:body>
@@ -7423,8 +6848,8 @@
 </file>
 
 <file path=word/endnotes.xml><?xml version="1.0" encoding="utf-8"?>
-<w:endnotes xmlns:wpc="http://schemas.microsoft.com/office/word/2010/wordprocessingCanvas" xmlns:mc="http://schemas.openxmlformats.org/markup-compatibility/2006" xmlns:o="urn:schemas-microsoft-com:office:office" xmlns:r="http://schemas.openxmlformats.org/officeDocument/2006/relationships" xmlns:m="http://schemas.openxmlformats.org/officeDocument/2006/math" xmlns:v="urn:schemas-microsoft-com:vml" xmlns:wp14="http://schemas.microsoft.com/office/word/2010/wordprocessingDrawing" xmlns:wp="http://schemas.openxmlformats.org/drawingml/2006/wordprocessingDrawing" xmlns:w="http://schemas.openxmlformats.org/wordprocessingml/2006/main" xmlns:w14="http://schemas.microsoft.com/office/word/2010/wordml" xmlns:w15="http://schemas.microsoft.com/office/word/2012/wordml" xmlns:w10="urn:schemas-microsoft-com:office:word" xmlns:wpg="http://schemas.microsoft.com/office/word/2010/wordprocessingGroup" xmlns:wpi="http://schemas.microsoft.com/office/word/2010/wordprocessingInk" xmlns:wne="http://schemas.microsoft.com/office/word/2006/wordml" xmlns:wps="http://schemas.microsoft.com/office/word/2010/wordprocessingShape" xmlns:wpsCustomData="http://www.wps.cn/officeDocument/2013/wpsCustomData" mc:Ignorable="w14 w15 wp14">
-  <w:endnote w:type="separator" w:id="0">
+<w:endnotes xmlns:wpc="http://schemas.microsoft.com/office/word/2010/wordprocessingCanvas" xmlns:cx="http://schemas.microsoft.com/office/drawing/2014/chartex" xmlns:cx1="http://schemas.microsoft.com/office/drawing/2015/9/8/chartex" xmlns:cx2="http://schemas.microsoft.com/office/drawing/2015/10/21/chartex" xmlns:cx3="http://schemas.microsoft.com/office/drawing/2016/5/9/chartex" xmlns:cx4="http://schemas.microsoft.com/office/drawing/2016/5/10/chartex" xmlns:cx5="http://schemas.microsoft.com/office/drawing/2016/5/11/chartex" xmlns:cx6="http://schemas.microsoft.com/office/drawing/2016/5/12/chartex" xmlns:cx7="http://schemas.microsoft.com/office/drawing/2016/5/13/chartex" xmlns:cx8="http://schemas.microsoft.com/office/drawing/2016/5/14/chartex" xmlns:mc="http://schemas.openxmlformats.org/markup-compatibility/2006" xmlns:aink="http://schemas.microsoft.com/office/drawing/2016/ink" xmlns:am3d="http://schemas.microsoft.com/office/drawing/2017/model3d" xmlns:o="urn:schemas-microsoft-com:office:office" xmlns:oel="http://schemas.microsoft.com/office/2019/extlst" xmlns:r="http://schemas.openxmlformats.org/officeDocument/2006/relationships" xmlns:m="http://schemas.openxmlformats.org/officeDocument/2006/math" xmlns:v="urn:schemas-microsoft-com:vml" xmlns:wp14="http://schemas.microsoft.com/office/word/2010/wordprocessingDrawing" xmlns:wp="http://schemas.openxmlformats.org/drawingml/2006/wordprocessingDrawing" xmlns:w10="urn:schemas-microsoft-com:office:word" xmlns:w="http://schemas.openxmlformats.org/wordprocessingml/2006/main" xmlns:w14="http://schemas.microsoft.com/office/word/2010/wordml" xmlns:w15="http://schemas.microsoft.com/office/word/2012/wordml" xmlns:w16cex="http://schemas.microsoft.com/office/word/2018/wordml/cex" xmlns:w16cid="http://schemas.microsoft.com/office/word/2016/wordml/cid" xmlns:w16="http://schemas.microsoft.com/office/word/2018/wordml" xmlns:w16sdtdh="http://schemas.microsoft.com/office/word/2020/wordml/sdtdatahash" xmlns:w16se="http://schemas.microsoft.com/office/word/2015/wordml/symex" xmlns:wpg="http://schemas.microsoft.com/office/word/2010/wordprocessingGroup" xmlns:wpi="http://schemas.microsoft.com/office/word/2010/wordprocessingInk" xmlns:wne="http://schemas.microsoft.com/office/word/2006/wordml" xmlns:wps="http://schemas.microsoft.com/office/word/2010/wordprocessingShape" mc:Ignorable="w14 w15 w16se w16cid w16 w16cex w16sdtdh wp14">
+  <w:endnote w:type="separator" w:id="-1">
     <w:p>
       <w:pPr>
         <w:spacing w:line="240" w:lineRule="auto"/>
@@ -7434,7 +6859,7 @@
       </w:r>
     </w:p>
   </w:endnote>
-  <w:endnote w:type="continuationSeparator" w:id="1">
+  <w:endnote w:type="continuationSeparator" w:id="0">
     <w:p>
       <w:pPr>
         <w:spacing w:line="240" w:lineRule="auto"/>
@@ -7448,7 +6873,7 @@
 </file>
 
 <file path=word/footer1.xml><?xml version="1.0" encoding="utf-8"?>
-<w:ftr xmlns:wpc="http://schemas.microsoft.com/office/word/2010/wordprocessingCanvas" xmlns:mc="http://schemas.openxmlformats.org/markup-compatibility/2006" xmlns:o="urn:schemas-microsoft-com:office:office" xmlns:r="http://schemas.openxmlformats.org/officeDocument/2006/relationships" xmlns:m="http://schemas.openxmlformats.org/officeDocument/2006/math" xmlns:v="urn:schemas-microsoft-com:vml" xmlns:wp14="http://schemas.microsoft.com/office/word/2010/wordprocessingDrawing" xmlns:wp="http://schemas.openxmlformats.org/drawingml/2006/wordprocessingDrawing" xmlns:w10="urn:schemas-microsoft-com:office:word" xmlns:w="http://schemas.openxmlformats.org/wordprocessingml/2006/main" xmlns:w14="http://schemas.microsoft.com/office/word/2010/wordml" xmlns:w15="http://schemas.microsoft.com/office/word/2012/wordml" xmlns:wpg="http://schemas.microsoft.com/office/word/2010/wordprocessingGroup" xmlns:wpi="http://schemas.microsoft.com/office/word/2010/wordprocessingInk" xmlns:wne="http://schemas.microsoft.com/office/word/2006/wordml" xmlns:wps="http://schemas.microsoft.com/office/word/2010/wordprocessingShape" xmlns:wpsCustomData="http://www.wps.cn/officeDocument/2013/wpsCustomData" mc:Ignorable="w14 w15 wp14">
+<w:ftr xmlns:wpc="http://schemas.microsoft.com/office/word/2010/wordprocessingCanvas" xmlns:cx="http://schemas.microsoft.com/office/drawing/2014/chartex" xmlns:cx1="http://schemas.microsoft.com/office/drawing/2015/9/8/chartex" xmlns:cx2="http://schemas.microsoft.com/office/drawing/2015/10/21/chartex" xmlns:cx3="http://schemas.microsoft.com/office/drawing/2016/5/9/chartex" xmlns:cx4="http://schemas.microsoft.com/office/drawing/2016/5/10/chartex" xmlns:cx5="http://schemas.microsoft.com/office/drawing/2016/5/11/chartex" xmlns:cx6="http://schemas.microsoft.com/office/drawing/2016/5/12/chartex" xmlns:cx7="http://schemas.microsoft.com/office/drawing/2016/5/13/chartex" xmlns:cx8="http://schemas.microsoft.com/office/drawing/2016/5/14/chartex" xmlns:mc="http://schemas.openxmlformats.org/markup-compatibility/2006" xmlns:aink="http://schemas.microsoft.com/office/drawing/2016/ink" xmlns:am3d="http://schemas.microsoft.com/office/drawing/2017/model3d" xmlns:o="urn:schemas-microsoft-com:office:office" xmlns:oel="http://schemas.microsoft.com/office/2019/extlst" xmlns:r="http://schemas.openxmlformats.org/officeDocument/2006/relationships" xmlns:m="http://schemas.openxmlformats.org/officeDocument/2006/math" xmlns:v="urn:schemas-microsoft-com:vml" xmlns:wp14="http://schemas.microsoft.com/office/word/2010/wordprocessingDrawing" xmlns:wp="http://schemas.openxmlformats.org/drawingml/2006/wordprocessingDrawing" xmlns:w10="urn:schemas-microsoft-com:office:word" xmlns:w="http://schemas.openxmlformats.org/wordprocessingml/2006/main" xmlns:w14="http://schemas.microsoft.com/office/word/2010/wordml" xmlns:w15="http://schemas.microsoft.com/office/word/2012/wordml" xmlns:w16cex="http://schemas.microsoft.com/office/word/2018/wordml/cex" xmlns:w16cid="http://schemas.microsoft.com/office/word/2016/wordml/cid" xmlns:w16="http://schemas.microsoft.com/office/word/2018/wordml" xmlns:w16sdtdh="http://schemas.microsoft.com/office/word/2020/wordml/sdtdatahash" xmlns:w16se="http://schemas.microsoft.com/office/word/2015/wordml/symex" xmlns:wpg="http://schemas.microsoft.com/office/word/2010/wordprocessingGroup" xmlns:wpi="http://schemas.microsoft.com/office/word/2010/wordprocessingInk" xmlns:wne="http://schemas.microsoft.com/office/word/2006/wordml" xmlns:wps="http://schemas.microsoft.com/office/word/2010/wordprocessingShape" mc:Ignorable="w14 w15 w16se w16cid w16 w16cex w16sdtdh wp14">
   <w:p>
     <w:pPr>
       <w:jc w:val="center"/>
@@ -7495,21 +6920,21 @@
 </file>
 
 <file path=word/footnotes.xml><?xml version="1.0" encoding="utf-8"?>
-<w:footnotes xmlns:wpc="http://schemas.microsoft.com/office/word/2010/wordprocessingCanvas" xmlns:mc="http://schemas.openxmlformats.org/markup-compatibility/2006" xmlns:o="urn:schemas-microsoft-com:office:office" xmlns:r="http://schemas.openxmlformats.org/officeDocument/2006/relationships" xmlns:m="http://schemas.openxmlformats.org/officeDocument/2006/math" xmlns:v="urn:schemas-microsoft-com:vml" xmlns:wp14="http://schemas.microsoft.com/office/word/2010/wordprocessingDrawing" xmlns:wp="http://schemas.openxmlformats.org/drawingml/2006/wordprocessingDrawing" xmlns:w="http://schemas.openxmlformats.org/wordprocessingml/2006/main" xmlns:w14="http://schemas.microsoft.com/office/word/2010/wordml" xmlns:w15="http://schemas.microsoft.com/office/word/2012/wordml" xmlns:w10="urn:schemas-microsoft-com:office:word" xmlns:wpg="http://schemas.microsoft.com/office/word/2010/wordprocessingGroup" xmlns:wpi="http://schemas.microsoft.com/office/word/2010/wordprocessingInk" xmlns:wne="http://schemas.microsoft.com/office/word/2006/wordml" xmlns:wps="http://schemas.microsoft.com/office/word/2010/wordprocessingShape" xmlns:wpsCustomData="http://www.wps.cn/officeDocument/2013/wpsCustomData" mc:Ignorable="w14 w15 wp14">
-  <w:footnote w:type="separator" w:id="0">
+<w:footnotes xmlns:wpc="http://schemas.microsoft.com/office/word/2010/wordprocessingCanvas" xmlns:cx="http://schemas.microsoft.com/office/drawing/2014/chartex" xmlns:cx1="http://schemas.microsoft.com/office/drawing/2015/9/8/chartex" xmlns:cx2="http://schemas.microsoft.com/office/drawing/2015/10/21/chartex" xmlns:cx3="http://schemas.microsoft.com/office/drawing/2016/5/9/chartex" xmlns:cx4="http://schemas.microsoft.com/office/drawing/2016/5/10/chartex" xmlns:cx5="http://schemas.microsoft.com/office/drawing/2016/5/11/chartex" xmlns:cx6="http://schemas.microsoft.com/office/drawing/2016/5/12/chartex" xmlns:cx7="http://schemas.microsoft.com/office/drawing/2016/5/13/chartex" xmlns:cx8="http://schemas.microsoft.com/office/drawing/2016/5/14/chartex" xmlns:mc="http://schemas.openxmlformats.org/markup-compatibility/2006" xmlns:aink="http://schemas.microsoft.com/office/drawing/2016/ink" xmlns:am3d="http://schemas.microsoft.com/office/drawing/2017/model3d" xmlns:o="urn:schemas-microsoft-com:office:office" xmlns:oel="http://schemas.microsoft.com/office/2019/extlst" xmlns:r="http://schemas.openxmlformats.org/officeDocument/2006/relationships" xmlns:m="http://schemas.openxmlformats.org/officeDocument/2006/math" xmlns:v="urn:schemas-microsoft-com:vml" xmlns:wp14="http://schemas.microsoft.com/office/word/2010/wordprocessingDrawing" xmlns:wp="http://schemas.openxmlformats.org/drawingml/2006/wordprocessingDrawing" xmlns:w10="urn:schemas-microsoft-com:office:word" xmlns:w="http://schemas.openxmlformats.org/wordprocessingml/2006/main" xmlns:w14="http://schemas.microsoft.com/office/word/2010/wordml" xmlns:w15="http://schemas.microsoft.com/office/word/2012/wordml" xmlns:w16cex="http://schemas.microsoft.com/office/word/2018/wordml/cex" xmlns:w16cid="http://schemas.microsoft.com/office/word/2016/wordml/cid" xmlns:w16="http://schemas.microsoft.com/office/word/2018/wordml" xmlns:w16sdtdh="http://schemas.microsoft.com/office/word/2020/wordml/sdtdatahash" xmlns:w16se="http://schemas.microsoft.com/office/word/2015/wordml/symex" xmlns:wpg="http://schemas.microsoft.com/office/word/2010/wordprocessingGroup" xmlns:wpi="http://schemas.microsoft.com/office/word/2010/wordprocessingInk" xmlns:wne="http://schemas.microsoft.com/office/word/2006/wordml" xmlns:wps="http://schemas.microsoft.com/office/word/2010/wordprocessingShape" mc:Ignorable="w14 w15 w16se w16cid w16 w16cex w16sdtdh wp14">
+  <w:footnote w:type="separator" w:id="-1">
     <w:p>
       <w:pPr>
-        <w:spacing w:before="0" w:after="0" w:line="288" w:lineRule="auto"/>
+        <w:spacing w:after="0"/>
       </w:pPr>
       <w:r>
         <w:separator/>
       </w:r>
     </w:p>
   </w:footnote>
-  <w:footnote w:type="continuationSeparator" w:id="1">
+  <w:footnote w:type="continuationSeparator" w:id="0">
     <w:p>
       <w:pPr>
-        <w:spacing w:before="0" w:after="0" w:line="288" w:lineRule="auto"/>
+        <w:spacing w:after="0"/>
       </w:pPr>
       <w:r>
         <w:continuationSeparator/>
@@ -7520,33 +6945,39 @@
 </file>
 
 <file path=word/header1.xml><?xml version="1.0" encoding="utf-8"?>
-<w:hdr xmlns:wpc="http://schemas.microsoft.com/office/word/2010/wordprocessingCanvas" xmlns:mc="http://schemas.openxmlformats.org/markup-compatibility/2006" xmlns:o="urn:schemas-microsoft-com:office:office" xmlns:r="http://schemas.openxmlformats.org/officeDocument/2006/relationships" xmlns:m="http://schemas.openxmlformats.org/officeDocument/2006/math" xmlns:v="urn:schemas-microsoft-com:vml" xmlns:wp14="http://schemas.microsoft.com/office/word/2010/wordprocessingDrawing" xmlns:wp="http://schemas.openxmlformats.org/drawingml/2006/wordprocessingDrawing" xmlns:w10="urn:schemas-microsoft-com:office:word" xmlns:w="http://schemas.openxmlformats.org/wordprocessingml/2006/main" xmlns:w14="http://schemas.microsoft.com/office/word/2010/wordml" xmlns:w15="http://schemas.microsoft.com/office/word/2012/wordml" xmlns:wpg="http://schemas.microsoft.com/office/word/2010/wordprocessingGroup" xmlns:wpi="http://schemas.microsoft.com/office/word/2010/wordprocessingInk" xmlns:wne="http://schemas.microsoft.com/office/word/2006/wordml" xmlns:wps="http://schemas.microsoft.com/office/word/2010/wordprocessingShape" xmlns:wpsCustomData="http://www.wps.cn/officeDocument/2013/wpsCustomData" mc:Ignorable="w14 w15 wp14">
+<w:hdr xmlns:wpc="http://schemas.microsoft.com/office/word/2010/wordprocessingCanvas" xmlns:cx="http://schemas.microsoft.com/office/drawing/2014/chartex" xmlns:cx1="http://schemas.microsoft.com/office/drawing/2015/9/8/chartex" xmlns:cx2="http://schemas.microsoft.com/office/drawing/2015/10/21/chartex" xmlns:cx3="http://schemas.microsoft.com/office/drawing/2016/5/9/chartex" xmlns:cx4="http://schemas.microsoft.com/office/drawing/2016/5/10/chartex" xmlns:cx5="http://schemas.microsoft.com/office/drawing/2016/5/11/chartex" xmlns:cx6="http://schemas.microsoft.com/office/drawing/2016/5/12/chartex" xmlns:cx7="http://schemas.microsoft.com/office/drawing/2016/5/13/chartex" xmlns:cx8="http://schemas.microsoft.com/office/drawing/2016/5/14/chartex" xmlns:mc="http://schemas.openxmlformats.org/markup-compatibility/2006" xmlns:aink="http://schemas.microsoft.com/office/drawing/2016/ink" xmlns:am3d="http://schemas.microsoft.com/office/drawing/2017/model3d" xmlns:o="urn:schemas-microsoft-com:office:office" xmlns:oel="http://schemas.microsoft.com/office/2019/extlst" xmlns:r="http://schemas.openxmlformats.org/officeDocument/2006/relationships" xmlns:m="http://schemas.openxmlformats.org/officeDocument/2006/math" xmlns:v="urn:schemas-microsoft-com:vml" xmlns:wp14="http://schemas.microsoft.com/office/word/2010/wordprocessingDrawing" xmlns:wp="http://schemas.openxmlformats.org/drawingml/2006/wordprocessingDrawing" xmlns:w10="urn:schemas-microsoft-com:office:word" xmlns:w="http://schemas.openxmlformats.org/wordprocessingml/2006/main" xmlns:w14="http://schemas.microsoft.com/office/word/2010/wordml" xmlns:w15="http://schemas.microsoft.com/office/word/2012/wordml" xmlns:w16cex="http://schemas.microsoft.com/office/word/2018/wordml/cex" xmlns:w16cid="http://schemas.microsoft.com/office/word/2016/wordml/cid" xmlns:w16="http://schemas.microsoft.com/office/word/2018/wordml" xmlns:w16sdtdh="http://schemas.microsoft.com/office/word/2020/wordml/sdtdatahash" xmlns:w16se="http://schemas.microsoft.com/office/word/2015/wordml/symex" xmlns:wpg="http://schemas.microsoft.com/office/word/2010/wordprocessingGroup" xmlns:wpi="http://schemas.microsoft.com/office/word/2010/wordprocessingInk" xmlns:wne="http://schemas.microsoft.com/office/word/2006/wordml" xmlns:wps="http://schemas.microsoft.com/office/word/2010/wordprocessingShape" mc:Ignorable="w14 w15 w16se w16cid w16 w16cex w16sdtdh wp14">
   <w:p>
     <w:pPr>
       <w:pBdr>
-        <w:bottom w:val="single" w:color="BFBFBF" w:sz="4" w:space="4"/>
+        <w:bottom w:val="single" w:sz="4" w:space="4" w:color="BFBFBF"/>
       </w:pBdr>
       <w:jc w:val="right"/>
       <w:rPr>
-        <w:rFonts w:hint="eastAsia"/>
         <w:color w:val="808080"/>
         <w:sz w:val="16"/>
-        <w:lang w:eastAsia="ko-KR"/>
       </w:rPr>
     </w:pPr>
+    <w:proofErr w:type="spellStart"/>
     <w:r>
       <w:rPr>
         <w:color w:val="808080"/>
         <w:sz w:val="16"/>
       </w:rPr>
-      <w:t xml:space="preserve">ValidationStage </w:t>
+      <w:t>ValidationStage</w:t>
+    </w:r>
+    <w:proofErr w:type="spellEnd"/>
+    <w:r>
+      <w:rPr>
+        <w:color w:val="808080"/>
+        <w:sz w:val="16"/>
+      </w:rPr>
+      <w:t xml:space="preserve"> </w:t>
     </w:r>
     <w:r>
       <w:rPr>
         <w:rFonts w:hint="eastAsia"/>
         <w:color w:val="808080"/>
         <w:sz w:val="16"/>
-        <w:lang w:eastAsia="ko-KR"/>
       </w:rPr>
       <w:t>메뉴얼</w:t>
     </w:r>
@@ -7554,15 +6985,13 @@
   <w:p>
     <w:pPr>
       <w:pBdr>
-        <w:bottom w:val="single" w:color="BFBFBF" w:sz="4" w:space="4"/>
+        <w:bottom w:val="single" w:sz="4" w:space="4" w:color="BFBFBF"/>
       </w:pBdr>
       <w:wordWrap/>
       <w:jc w:val="center"/>
       <w:rPr>
-        <w:rFonts w:hint="eastAsia"/>
         <w:color w:val="808080"/>
         <w:sz w:val="16"/>
-        <w:lang w:eastAsia="ko-KR"/>
       </w:rPr>
     </w:pPr>
   </w:p>
@@ -7570,12 +6999,12 @@
 </file>
 
 <file path=word/numbering.xml><?xml version="1.0" encoding="utf-8"?>
-<w:numbering xmlns:wpc="http://schemas.microsoft.com/office/word/2010/wordprocessingCanvas" xmlns:mc="http://schemas.openxmlformats.org/markup-compatibility/2006" xmlns:o="urn:schemas-microsoft-com:office:office" xmlns:r="http://schemas.openxmlformats.org/officeDocument/2006/relationships" xmlns:m="http://schemas.openxmlformats.org/officeDocument/2006/math" xmlns:v="urn:schemas-microsoft-com:vml" xmlns:wp14="http://schemas.microsoft.com/office/word/2010/wordprocessingDrawing" xmlns:wp="http://schemas.openxmlformats.org/drawingml/2006/wordprocessingDrawing" xmlns:w10="urn:schemas-microsoft-com:office:word" xmlns:w="http://schemas.openxmlformats.org/wordprocessingml/2006/main" xmlns:w14="http://schemas.microsoft.com/office/word/2010/wordml" xmlns:wpg="http://schemas.microsoft.com/office/word/2010/wordprocessingGroup" xmlns:wpi="http://schemas.microsoft.com/office/word/2010/wordprocessingInk" xmlns:wne="http://schemas.microsoft.com/office/word/2006/wordml" xmlns:wps="http://schemas.microsoft.com/office/word/2010/wordprocessingShape" xmlns:wpsCustomData="http://www.wps.cn/officeDocument/2013/wpsCustomData" mc:Ignorable="w14 wp14">
-  <w:abstractNum w:abstractNumId="0">
+<w:numbering xmlns:wpc="http://schemas.microsoft.com/office/word/2010/wordprocessingCanvas" xmlns:cx="http://schemas.microsoft.com/office/drawing/2014/chartex" xmlns:cx1="http://schemas.microsoft.com/office/drawing/2015/9/8/chartex" xmlns:cx2="http://schemas.microsoft.com/office/drawing/2015/10/21/chartex" xmlns:cx3="http://schemas.microsoft.com/office/drawing/2016/5/9/chartex" xmlns:cx4="http://schemas.microsoft.com/office/drawing/2016/5/10/chartex" xmlns:cx5="http://schemas.microsoft.com/office/drawing/2016/5/11/chartex" xmlns:cx6="http://schemas.microsoft.com/office/drawing/2016/5/12/chartex" xmlns:cx7="http://schemas.microsoft.com/office/drawing/2016/5/13/chartex" xmlns:cx8="http://schemas.microsoft.com/office/drawing/2016/5/14/chartex" xmlns:mc="http://schemas.openxmlformats.org/markup-compatibility/2006" xmlns:aink="http://schemas.microsoft.com/office/drawing/2016/ink" xmlns:am3d="http://schemas.microsoft.com/office/drawing/2017/model3d" xmlns:o="urn:schemas-microsoft-com:office:office" xmlns:oel="http://schemas.microsoft.com/office/2019/extlst" xmlns:r="http://schemas.openxmlformats.org/officeDocument/2006/relationships" xmlns:m="http://schemas.openxmlformats.org/officeDocument/2006/math" xmlns:v="urn:schemas-microsoft-com:vml" xmlns:wp14="http://schemas.microsoft.com/office/word/2010/wordprocessingDrawing" xmlns:wp="http://schemas.openxmlformats.org/drawingml/2006/wordprocessingDrawing" xmlns:w10="urn:schemas-microsoft-com:office:word" xmlns:w="http://schemas.openxmlformats.org/wordprocessingml/2006/main" xmlns:w14="http://schemas.microsoft.com/office/word/2010/wordml" xmlns:w15="http://schemas.microsoft.com/office/word/2012/wordml" xmlns:w16cex="http://schemas.microsoft.com/office/word/2018/wordml/cex" xmlns:w16cid="http://schemas.microsoft.com/office/word/2016/wordml/cid" xmlns:w16="http://schemas.microsoft.com/office/word/2018/wordml" xmlns:w16sdtdh="http://schemas.microsoft.com/office/word/2020/wordml/sdtdatahash" xmlns:w16se="http://schemas.microsoft.com/office/word/2015/wordml/symex" xmlns:wpg="http://schemas.microsoft.com/office/word/2010/wordprocessingGroup" xmlns:wpi="http://schemas.microsoft.com/office/word/2010/wordprocessingInk" xmlns:wne="http://schemas.microsoft.com/office/word/2006/wordml" xmlns:wps="http://schemas.microsoft.com/office/word/2010/wordprocessingShape" mc:Ignorable="w14 w15 w16se w16cid w16 w16cex w16sdtdh wp14">
+  <w:abstractNum w:abstractNumId="0" w15:restartNumberingAfterBreak="0">
     <w:nsid w:val="0053208E"/>
     <w:multiLevelType w:val="singleLevel"/>
     <w:tmpl w:val="0053208E"/>
-    <w:lvl w:ilvl="0" w:tentative="0">
+    <w:lvl w:ilvl="0">
       <w:start w:val="1"/>
       <w:numFmt w:val="decimal"/>
       <w:lvlText w:val="%1."/>
@@ -7589,7 +7018,7 @@
       </w:rPr>
     </w:lvl>
   </w:abstractNum>
-  <w:num w:numId="1">
+  <w:num w:numId="1" w16cid:durableId="2059081966">
     <w:abstractNumId w:val="0"/>
     <w:lvlOverride w:ilvl="0">
       <w:startOverride w:val="1"/>
@@ -7599,294 +7028,326 @@
 </file>
 
 <file path=word/styles.xml><?xml version="1.0" encoding="utf-8"?>
-<w:styles xmlns:mc="http://schemas.openxmlformats.org/markup-compatibility/2006" xmlns:o="urn:schemas-microsoft-com:office:office" xmlns:r="http://schemas.openxmlformats.org/officeDocument/2006/relationships" xmlns:m="http://schemas.openxmlformats.org/officeDocument/2006/math" xmlns:v="urn:schemas-microsoft-com:vml" xmlns:w="http://schemas.openxmlformats.org/wordprocessingml/2006/main" xmlns:w14="http://schemas.microsoft.com/office/word/2010/wordml" xmlns:w10="urn:schemas-microsoft-com:office:word" xmlns:sl="http://schemas.openxmlformats.org/schemaLibrary/2006/main" xmlns:wpsCustomData="http://www.wps.cn/officeDocument/2013/wpsCustomData" mc:Ignorable="w14">
+<w:styles xmlns:mc="http://schemas.openxmlformats.org/markup-compatibility/2006" xmlns:r="http://schemas.openxmlformats.org/officeDocument/2006/relationships" xmlns:w="http://schemas.openxmlformats.org/wordprocessingml/2006/main" xmlns:w14="http://schemas.microsoft.com/office/word/2010/wordml" xmlns:w15="http://schemas.microsoft.com/office/word/2012/wordml" xmlns:w16cex="http://schemas.microsoft.com/office/word/2018/wordml/cex" xmlns:w16cid="http://schemas.microsoft.com/office/word/2016/wordml/cid" xmlns:w16="http://schemas.microsoft.com/office/word/2018/wordml" xmlns:w16sdtdh="http://schemas.microsoft.com/office/word/2020/wordml/sdtdatahash" xmlns:w16se="http://schemas.microsoft.com/office/word/2015/wordml/symex" mc:Ignorable="w14 w15 w16se w16cid w16 w16cex w16sdtdh">
   <w:docDefaults>
     <w:rPrDefault>
       <w:rPr>
-        <w:rFonts w:ascii="맑은 고딕" w:hAnsi="맑은 고딕" w:eastAsia="맑은 고딕" w:cs="맑은 고딕"/>
+        <w:rFonts w:ascii="맑은 고딕" w:eastAsia="맑은 고딕" w:hAnsi="맑은 고딕" w:cs="맑은 고딕"/>
+        <w:lang w:val="en-US" w:eastAsia="ko-KR" w:bidi="ar-SA"/>
       </w:rPr>
     </w:rPrDefault>
     <w:pPrDefault/>
   </w:docDefaults>
-  <w:latentStyles w:count="260" w:defQFormat="0" w:defUnhideWhenUsed="1" w:defSemiHidden="1" w:defUIPriority="99" w:defLockedState="0">
-    <w:lsdException w:qFormat="1" w:unhideWhenUsed="0" w:uiPriority="0" w:semiHidden="0" w:name="Normal"/>
-    <w:lsdException w:qFormat="1" w:unhideWhenUsed="0" w:uiPriority="0" w:semiHidden="0" w:name="heading 1"/>
-    <w:lsdException w:qFormat="1" w:unhideWhenUsed="0" w:uiPriority="0" w:semiHidden="0" w:name="heading 2"/>
-    <w:lsdException w:qFormat="1" w:unhideWhenUsed="0" w:uiPriority="0" w:semiHidden="0" w:name="heading 3"/>
-    <w:lsdException w:qFormat="1" w:uiPriority="0" w:name="heading 4"/>
-    <w:lsdException w:qFormat="1" w:uiPriority="0" w:name="heading 5"/>
-    <w:lsdException w:qFormat="1" w:uiPriority="0" w:name="heading 6"/>
-    <w:lsdException w:qFormat="1" w:uiPriority="0" w:name="heading 7"/>
-    <w:lsdException w:qFormat="1" w:uiPriority="0" w:name="heading 8"/>
-    <w:lsdException w:qFormat="1" w:uiPriority="0" w:name="heading 9"/>
-    <w:lsdException w:unhideWhenUsed="0" w:uiPriority="0" w:semiHidden="0" w:name="index 1"/>
-    <w:lsdException w:unhideWhenUsed="0" w:uiPriority="0" w:semiHidden="0" w:name="index 2"/>
-    <w:lsdException w:unhideWhenUsed="0" w:uiPriority="0" w:semiHidden="0" w:name="index 3"/>
-    <w:lsdException w:unhideWhenUsed="0" w:uiPriority="0" w:semiHidden="0" w:name="index 4"/>
-    <w:lsdException w:unhideWhenUsed="0" w:uiPriority="0" w:semiHidden="0" w:name="index 5"/>
-    <w:lsdException w:unhideWhenUsed="0" w:uiPriority="0" w:semiHidden="0" w:name="index 6"/>
-    <w:lsdException w:unhideWhenUsed="0" w:uiPriority="0" w:semiHidden="0" w:name="index 7"/>
-    <w:lsdException w:unhideWhenUsed="0" w:uiPriority="0" w:semiHidden="0" w:name="index 8"/>
-    <w:lsdException w:unhideWhenUsed="0" w:uiPriority="0" w:semiHidden="0" w:name="index 9"/>
-    <w:lsdException w:unhideWhenUsed="0" w:uiPriority="0" w:semiHidden="0" w:name="toc 1"/>
-    <w:lsdException w:unhideWhenUsed="0" w:uiPriority="0" w:semiHidden="0" w:name="toc 2"/>
-    <w:lsdException w:unhideWhenUsed="0" w:uiPriority="0" w:semiHidden="0" w:name="toc 3"/>
-    <w:lsdException w:unhideWhenUsed="0" w:uiPriority="0" w:semiHidden="0" w:name="toc 4"/>
-    <w:lsdException w:unhideWhenUsed="0" w:uiPriority="0" w:semiHidden="0" w:name="toc 5"/>
-    <w:lsdException w:unhideWhenUsed="0" w:uiPriority="0" w:semiHidden="0" w:name="toc 6"/>
-    <w:lsdException w:unhideWhenUsed="0" w:uiPriority="0" w:semiHidden="0" w:name="toc 7"/>
-    <w:lsdException w:unhideWhenUsed="0" w:uiPriority="0" w:semiHidden="0" w:name="toc 8"/>
-    <w:lsdException w:unhideWhenUsed="0" w:uiPriority="0" w:semiHidden="0" w:name="toc 9"/>
-    <w:lsdException w:unhideWhenUsed="0" w:uiPriority="0" w:semiHidden="0" w:name="Normal Indent"/>
-    <w:lsdException w:unhideWhenUsed="0" w:uiPriority="0" w:semiHidden="0" w:name="footnote text"/>
-    <w:lsdException w:unhideWhenUsed="0" w:uiPriority="0" w:semiHidden="0" w:name="annotation text"/>
-    <w:lsdException w:qFormat="1" w:unhideWhenUsed="0" w:uiPriority="0" w:semiHidden="0" w:name="header"/>
-    <w:lsdException w:qFormat="1" w:unhideWhenUsed="0" w:uiPriority="0" w:semiHidden="0" w:name="footer"/>
-    <w:lsdException w:unhideWhenUsed="0" w:uiPriority="0" w:semiHidden="0" w:name="index heading"/>
-    <w:lsdException w:qFormat="1" w:unhideWhenUsed="0" w:uiPriority="0" w:semiHidden="0" w:name="caption"/>
-    <w:lsdException w:unhideWhenUsed="0" w:uiPriority="0" w:semiHidden="0" w:name="table of figures"/>
-    <w:lsdException w:unhideWhenUsed="0" w:uiPriority="0" w:semiHidden="0" w:name="envelope address"/>
-    <w:lsdException w:unhideWhenUsed="0" w:uiPriority="0" w:semiHidden="0" w:name="envelope return"/>
-    <w:lsdException w:unhideWhenUsed="0" w:uiPriority="0" w:semiHidden="0" w:name="footnote reference"/>
-    <w:lsdException w:unhideWhenUsed="0" w:uiPriority="0" w:semiHidden="0" w:name="annotation reference"/>
-    <w:lsdException w:unhideWhenUsed="0" w:uiPriority="0" w:semiHidden="0" w:name="line number"/>
-    <w:lsdException w:unhideWhenUsed="0" w:uiPriority="0" w:semiHidden="0" w:name="page number"/>
-    <w:lsdException w:unhideWhenUsed="0" w:uiPriority="0" w:semiHidden="0" w:name="endnote reference"/>
-    <w:lsdException w:unhideWhenUsed="0" w:uiPriority="0" w:semiHidden="0" w:name="endnote text"/>
-    <w:lsdException w:unhideWhenUsed="0" w:uiPriority="0" w:semiHidden="0" w:name="table of authorities"/>
-    <w:lsdException w:unhideWhenUsed="0" w:uiPriority="0" w:semiHidden="0" w:name="macro"/>
-    <w:lsdException w:unhideWhenUsed="0" w:uiPriority="0" w:semiHidden="0" w:name="toa heading"/>
-    <w:lsdException w:unhideWhenUsed="0" w:uiPriority="0" w:semiHidden="0" w:name="List"/>
-    <w:lsdException w:unhideWhenUsed="0" w:uiPriority="0" w:semiHidden="0" w:name="List Bullet"/>
-    <w:lsdException w:unhideWhenUsed="0" w:uiPriority="0" w:semiHidden="0" w:name="List Number"/>
-    <w:lsdException w:unhideWhenUsed="0" w:uiPriority="0" w:semiHidden="0" w:name="List 2"/>
-    <w:lsdException w:unhideWhenUsed="0" w:uiPriority="0" w:semiHidden="0" w:name="List 3"/>
-    <w:lsdException w:unhideWhenUsed="0" w:uiPriority="0" w:semiHidden="0" w:name="List 4"/>
-    <w:lsdException w:unhideWhenUsed="0" w:uiPriority="0" w:semiHidden="0" w:name="List 5"/>
-    <w:lsdException w:unhideWhenUsed="0" w:uiPriority="0" w:semiHidden="0" w:name="List Bullet 2"/>
-    <w:lsdException w:unhideWhenUsed="0" w:uiPriority="0" w:semiHidden="0" w:name="List Bullet 3"/>
-    <w:lsdException w:unhideWhenUsed="0" w:uiPriority="0" w:semiHidden="0" w:name="List Bullet 4"/>
-    <w:lsdException w:unhideWhenUsed="0" w:uiPriority="0" w:semiHidden="0" w:name="List Bullet 5"/>
-    <w:lsdException w:unhideWhenUsed="0" w:uiPriority="0" w:semiHidden="0" w:name="List Number 2"/>
-    <w:lsdException w:unhideWhenUsed="0" w:uiPriority="0" w:semiHidden="0" w:name="List Number 3"/>
-    <w:lsdException w:unhideWhenUsed="0" w:uiPriority="0" w:semiHidden="0" w:name="List Number 4"/>
-    <w:lsdException w:unhideWhenUsed="0" w:uiPriority="0" w:semiHidden="0" w:name="List Number 5"/>
-    <w:lsdException w:qFormat="1" w:unhideWhenUsed="0" w:uiPriority="0" w:semiHidden="0" w:name="Title"/>
-    <w:lsdException w:unhideWhenUsed="0" w:uiPriority="0" w:semiHidden="0" w:name="Closing"/>
-    <w:lsdException w:unhideWhenUsed="0" w:uiPriority="0" w:semiHidden="0" w:name="Signature"/>
-    <w:lsdException w:qFormat="1" w:unhideWhenUsed="0" w:uiPriority="0" w:name="Default Paragraph Font"/>
-    <w:lsdException w:unhideWhenUsed="0" w:uiPriority="0" w:semiHidden="0" w:name="Body Text"/>
-    <w:lsdException w:unhideWhenUsed="0" w:uiPriority="0" w:semiHidden="0" w:name="Body Text Indent"/>
-    <w:lsdException w:unhideWhenUsed="0" w:uiPriority="0" w:semiHidden="0" w:name="List Continue"/>
-    <w:lsdException w:unhideWhenUsed="0" w:uiPriority="0" w:semiHidden="0" w:name="List Continue 2"/>
-    <w:lsdException w:unhideWhenUsed="0" w:uiPriority="0" w:semiHidden="0" w:name="List Continue 3"/>
-    <w:lsdException w:unhideWhenUsed="0" w:uiPriority="0" w:semiHidden="0" w:name="List Continue 4"/>
-    <w:lsdException w:unhideWhenUsed="0" w:uiPriority="0" w:semiHidden="0" w:name="List Continue 5"/>
-    <w:lsdException w:unhideWhenUsed="0" w:uiPriority="0" w:semiHidden="0" w:name="Message Header"/>
-    <w:lsdException w:qFormat="1" w:unhideWhenUsed="0" w:uiPriority="0" w:semiHidden="0" w:name="Subtitle"/>
-    <w:lsdException w:unhideWhenUsed="0" w:uiPriority="0" w:semiHidden="0" w:name="Salutation"/>
-    <w:lsdException w:unhideWhenUsed="0" w:uiPriority="0" w:semiHidden="0" w:name="Date"/>
-    <w:lsdException w:unhideWhenUsed="0" w:uiPriority="0" w:semiHidden="0" w:name="Body Text First Indent"/>
-    <w:lsdException w:unhideWhenUsed="0" w:uiPriority="0" w:semiHidden="0" w:name="Body Text First Indent 2"/>
-    <w:lsdException w:unhideWhenUsed="0" w:uiPriority="0" w:semiHidden="0" w:name="Note Heading"/>
-    <w:lsdException w:unhideWhenUsed="0" w:uiPriority="0" w:semiHidden="0" w:name="Body Text 2"/>
-    <w:lsdException w:unhideWhenUsed="0" w:uiPriority="0" w:semiHidden="0" w:name="Body Text 3"/>
-    <w:lsdException w:unhideWhenUsed="0" w:uiPriority="0" w:semiHidden="0" w:name="Body Text Indent 2"/>
-    <w:lsdException w:unhideWhenUsed="0" w:uiPriority="0" w:semiHidden="0" w:name="Body Text Indent 3"/>
-    <w:lsdException w:unhideWhenUsed="0" w:uiPriority="0" w:semiHidden="0" w:name="Block Text"/>
-    <w:lsdException w:unhideWhenUsed="0" w:uiPriority="0" w:semiHidden="0" w:name="Hyperlink"/>
-    <w:lsdException w:unhideWhenUsed="0" w:uiPriority="0" w:semiHidden="0" w:name="FollowedHyperlink"/>
-    <w:lsdException w:qFormat="1" w:unhideWhenUsed="0" w:uiPriority="0" w:semiHidden="0" w:name="Strong"/>
-    <w:lsdException w:qFormat="1" w:unhideWhenUsed="0" w:uiPriority="0" w:semiHidden="0" w:name="Emphasis"/>
-    <w:lsdException w:unhideWhenUsed="0" w:uiPriority="0" w:semiHidden="0" w:name="Document Map"/>
-    <w:lsdException w:unhideWhenUsed="0" w:uiPriority="0" w:semiHidden="0" w:name="Plain Text"/>
-    <w:lsdException w:unhideWhenUsed="0" w:uiPriority="0" w:semiHidden="0" w:name="E-mail Signature"/>
-    <w:lsdException w:unhideWhenUsed="0" w:uiPriority="0" w:semiHidden="0" w:name="Normal (Web)"/>
-    <w:lsdException w:unhideWhenUsed="0" w:uiPriority="0" w:semiHidden="0" w:name="HTML Acronym"/>
-    <w:lsdException w:unhideWhenUsed="0" w:uiPriority="0" w:semiHidden="0" w:name="HTML Address"/>
-    <w:lsdException w:unhideWhenUsed="0" w:uiPriority="0" w:semiHidden="0" w:name="HTML Cite"/>
-    <w:lsdException w:unhideWhenUsed="0" w:uiPriority="0" w:semiHidden="0" w:name="HTML Code"/>
-    <w:lsdException w:unhideWhenUsed="0" w:uiPriority="0" w:semiHidden="0" w:name="HTML Definition"/>
-    <w:lsdException w:unhideWhenUsed="0" w:uiPriority="0" w:semiHidden="0" w:name="HTML Keyboard"/>
-    <w:lsdException w:unhideWhenUsed="0" w:uiPriority="0" w:semiHidden="0" w:name="HTML Preformatted"/>
-    <w:lsdException w:unhideWhenUsed="0" w:uiPriority="0" w:semiHidden="0" w:name="HTML Sample"/>
-    <w:lsdException w:unhideWhenUsed="0" w:uiPriority="0" w:semiHidden="0" w:name="HTML Typewriter"/>
-    <w:lsdException w:unhideWhenUsed="0" w:uiPriority="0" w:semiHidden="0" w:name="HTML Variable"/>
-    <w:lsdException w:qFormat="1" w:unhideWhenUsed="0" w:uiPriority="0" w:name="Normal Table"/>
-    <w:lsdException w:unhideWhenUsed="0" w:uiPriority="0" w:semiHidden="0" w:name="annotation subject"/>
-    <w:lsdException w:unhideWhenUsed="0" w:uiPriority="0" w:semiHidden="0" w:name="Table Simple 1"/>
-    <w:lsdException w:unhideWhenUsed="0" w:uiPriority="0" w:semiHidden="0" w:name="Table Simple 2"/>
-    <w:lsdException w:unhideWhenUsed="0" w:uiPriority="0" w:semiHidden="0" w:name="Table Simple 3"/>
-    <w:lsdException w:unhideWhenUsed="0" w:uiPriority="0" w:semiHidden="0" w:name="Table Classic 1"/>
-    <w:lsdException w:unhideWhenUsed="0" w:uiPriority="0" w:semiHidden="0" w:name="Table Classic 2"/>
-    <w:lsdException w:unhideWhenUsed="0" w:uiPriority="0" w:semiHidden="0" w:name="Table Classic 3"/>
-    <w:lsdException w:unhideWhenUsed="0" w:uiPriority="0" w:semiHidden="0" w:name="Table Classic 4"/>
-    <w:lsdException w:unhideWhenUsed="0" w:uiPriority="0" w:semiHidden="0" w:name="Table Colorful 1"/>
-    <w:lsdException w:unhideWhenUsed="0" w:uiPriority="0" w:semiHidden="0" w:name="Table Colorful 2"/>
-    <w:lsdException w:unhideWhenUsed="0" w:uiPriority="0" w:semiHidden="0" w:name="Table Colorful 3"/>
-    <w:lsdException w:unhideWhenUsed="0" w:uiPriority="0" w:semiHidden="0" w:name="Table Columns 1"/>
-    <w:lsdException w:unhideWhenUsed="0" w:uiPriority="0" w:semiHidden="0" w:name="Table Columns 2"/>
-    <w:lsdException w:unhideWhenUsed="0" w:uiPriority="0" w:semiHidden="0" w:name="Table Columns 3"/>
-    <w:lsdException w:unhideWhenUsed="0" w:uiPriority="0" w:semiHidden="0" w:name="Table Columns 4"/>
-    <w:lsdException w:unhideWhenUsed="0" w:uiPriority="0" w:semiHidden="0" w:name="Table Columns 5"/>
-    <w:lsdException w:unhideWhenUsed="0" w:uiPriority="0" w:semiHidden="0" w:name="Table Grid 1"/>
-    <w:lsdException w:unhideWhenUsed="0" w:uiPriority="0" w:semiHidden="0" w:name="Table Grid 2"/>
-    <w:lsdException w:unhideWhenUsed="0" w:uiPriority="0" w:semiHidden="0" w:name="Table Grid 3"/>
-    <w:lsdException w:unhideWhenUsed="0" w:uiPriority="0" w:semiHidden="0" w:name="Table Grid 4"/>
-    <w:lsdException w:unhideWhenUsed="0" w:uiPriority="0" w:semiHidden="0" w:name="Table Grid 5"/>
-    <w:lsdException w:unhideWhenUsed="0" w:uiPriority="0" w:semiHidden="0" w:name="Table Grid 6"/>
-    <w:lsdException w:unhideWhenUsed="0" w:uiPriority="0" w:semiHidden="0" w:name="Table Grid 7"/>
-    <w:lsdException w:unhideWhenUsed="0" w:uiPriority="0" w:semiHidden="0" w:name="Table Grid 8"/>
-    <w:lsdException w:unhideWhenUsed="0" w:uiPriority="0" w:semiHidden="0" w:name="Table List 1"/>
-    <w:lsdException w:unhideWhenUsed="0" w:uiPriority="0" w:semiHidden="0" w:name="Table List 2"/>
-    <w:lsdException w:unhideWhenUsed="0" w:uiPriority="0" w:semiHidden="0" w:name="Table List 3"/>
-    <w:lsdException w:unhideWhenUsed="0" w:uiPriority="0" w:semiHidden="0" w:name="Table List 4"/>
-    <w:lsdException w:unhideWhenUsed="0" w:uiPriority="0" w:semiHidden="0" w:name="Table List 5"/>
-    <w:lsdException w:unhideWhenUsed="0" w:uiPriority="0" w:semiHidden="0" w:name="Table List 6"/>
-    <w:lsdException w:unhideWhenUsed="0" w:uiPriority="0" w:semiHidden="0" w:name="Table List 7"/>
-    <w:lsdException w:unhideWhenUsed="0" w:uiPriority="0" w:semiHidden="0" w:name="Table List 8"/>
-    <w:lsdException w:unhideWhenUsed="0" w:uiPriority="0" w:semiHidden="0" w:name="Table 3D effects 1"/>
-    <w:lsdException w:unhideWhenUsed="0" w:uiPriority="0" w:semiHidden="0" w:name="Table 3D effects 2"/>
-    <w:lsdException w:unhideWhenUsed="0" w:uiPriority="0" w:semiHidden="0" w:name="Table 3D effects 3"/>
-    <w:lsdException w:unhideWhenUsed="0" w:uiPriority="0" w:semiHidden="0" w:name="Table Contemporary"/>
-    <w:lsdException w:unhideWhenUsed="0" w:uiPriority="0" w:semiHidden="0" w:name="Table Elegant"/>
-    <w:lsdException w:unhideWhenUsed="0" w:uiPriority="0" w:semiHidden="0" w:name="Table Professional"/>
-    <w:lsdException w:unhideWhenUsed="0" w:uiPriority="0" w:semiHidden="0" w:name="Table Subtle 1"/>
-    <w:lsdException w:unhideWhenUsed="0" w:uiPriority="0" w:semiHidden="0" w:name="Table Subtle 2"/>
-    <w:lsdException w:unhideWhenUsed="0" w:uiPriority="0" w:semiHidden="0" w:name="Table Web 1"/>
-    <w:lsdException w:unhideWhenUsed="0" w:uiPriority="0" w:semiHidden="0" w:name="Table Web 2"/>
-    <w:lsdException w:unhideWhenUsed="0" w:uiPriority="0" w:semiHidden="0" w:name="Table Web 3"/>
-    <w:lsdException w:unhideWhenUsed="0" w:uiPriority="0" w:semiHidden="0" w:name="Balloon Text"/>
-    <w:lsdException w:unhideWhenUsed="0" w:uiPriority="0" w:semiHidden="0" w:name="Table Grid"/>
-    <w:lsdException w:unhideWhenUsed="0" w:uiPriority="0" w:semiHidden="0" w:name="Table Theme"/>
-    <w:lsdException w:unhideWhenUsed="0" w:uiPriority="60" w:semiHidden="0" w:name="Light Shading"/>
-    <w:lsdException w:unhideWhenUsed="0" w:uiPriority="61" w:semiHidden="0" w:name="Light List"/>
-    <w:lsdException w:unhideWhenUsed="0" w:uiPriority="62" w:semiHidden="0" w:name="Light Grid"/>
-    <w:lsdException w:unhideWhenUsed="0" w:uiPriority="63" w:semiHidden="0" w:name="Medium Shading 1"/>
-    <w:lsdException w:unhideWhenUsed="0" w:uiPriority="64" w:semiHidden="0" w:name="Medium Shading 2"/>
-    <w:lsdException w:unhideWhenUsed="0" w:uiPriority="65" w:semiHidden="0" w:name="Medium List 1"/>
-    <w:lsdException w:unhideWhenUsed="0" w:uiPriority="66" w:semiHidden="0" w:name="Medium List 2"/>
-    <w:lsdException w:unhideWhenUsed="0" w:uiPriority="67" w:semiHidden="0" w:name="Medium Grid 1"/>
-    <w:lsdException w:unhideWhenUsed="0" w:uiPriority="68" w:semiHidden="0" w:name="Medium Grid 2"/>
-    <w:lsdException w:unhideWhenUsed="0" w:uiPriority="69" w:semiHidden="0" w:name="Medium Grid 3"/>
-    <w:lsdException w:unhideWhenUsed="0" w:uiPriority="70" w:semiHidden="0" w:name="Dark List"/>
-    <w:lsdException w:unhideWhenUsed="0" w:uiPriority="71" w:semiHidden="0" w:name="Colorful Shading"/>
-    <w:lsdException w:unhideWhenUsed="0" w:uiPriority="72" w:semiHidden="0" w:name="Colorful List"/>
-    <w:lsdException w:unhideWhenUsed="0" w:uiPriority="73" w:semiHidden="0" w:name="Colorful Grid"/>
-    <w:lsdException w:unhideWhenUsed="0" w:uiPriority="60" w:semiHidden="0" w:name="Light Shading Accent 1"/>
-    <w:lsdException w:unhideWhenUsed="0" w:uiPriority="61" w:semiHidden="0" w:name="Light List Accent 1"/>
-    <w:lsdException w:unhideWhenUsed="0" w:uiPriority="62" w:semiHidden="0" w:name="Light Grid Accent 1"/>
-    <w:lsdException w:unhideWhenUsed="0" w:uiPriority="63" w:semiHidden="0" w:name="Medium Shading 1 Accent 1"/>
-    <w:lsdException w:unhideWhenUsed="0" w:uiPriority="64" w:semiHidden="0" w:name="Medium Shading 2 Accent 1"/>
-    <w:lsdException w:unhideWhenUsed="0" w:uiPriority="65" w:semiHidden="0" w:name="Medium List 1 Accent 1"/>
-    <w:lsdException w:qFormat="1" w:unhideWhenUsed="0" w:uiPriority="0" w:semiHidden="0" w:name="List Paragraph"/>
-    <w:lsdException w:unhideWhenUsed="0" w:uiPriority="66" w:semiHidden="0" w:name="Medium List 2 Accent 1"/>
-    <w:lsdException w:unhideWhenUsed="0" w:uiPriority="67" w:semiHidden="0" w:name="Medium Grid 1 Accent 1"/>
-    <w:lsdException w:unhideWhenUsed="0" w:uiPriority="68" w:semiHidden="0" w:name="Medium Grid 2 Accent 1"/>
-    <w:lsdException w:unhideWhenUsed="0" w:uiPriority="69" w:semiHidden="0" w:name="Medium Grid 3 Accent 1"/>
-    <w:lsdException w:unhideWhenUsed="0" w:uiPriority="70" w:semiHidden="0" w:name="Dark List Accent 1"/>
-    <w:lsdException w:unhideWhenUsed="0" w:uiPriority="71" w:semiHidden="0" w:name="Colorful Shading Accent 1"/>
-    <w:lsdException w:unhideWhenUsed="0" w:uiPriority="72" w:semiHidden="0" w:name="Colorful List Accent 1"/>
-    <w:lsdException w:unhideWhenUsed="0" w:uiPriority="73" w:semiHidden="0" w:name="Colorful Grid Accent 1"/>
-    <w:lsdException w:unhideWhenUsed="0" w:uiPriority="60" w:semiHidden="0" w:name="Light Shading Accent 2"/>
-    <w:lsdException w:unhideWhenUsed="0" w:uiPriority="61" w:semiHidden="0" w:name="Light List Accent 2"/>
-    <w:lsdException w:unhideWhenUsed="0" w:uiPriority="62" w:semiHidden="0" w:name="Light Grid Accent 2"/>
-    <w:lsdException w:unhideWhenUsed="0" w:uiPriority="63" w:semiHidden="0" w:name="Medium Shading 1 Accent 2"/>
-    <w:lsdException w:unhideWhenUsed="0" w:uiPriority="64" w:semiHidden="0" w:name="Medium Shading 2 Accent 2"/>
-    <w:lsdException w:unhideWhenUsed="0" w:uiPriority="65" w:semiHidden="0" w:name="Medium List 1 Accent 2"/>
-    <w:lsdException w:unhideWhenUsed="0" w:uiPriority="66" w:semiHidden="0" w:name="Medium List 2 Accent 2"/>
-    <w:lsdException w:unhideWhenUsed="0" w:uiPriority="67" w:semiHidden="0" w:name="Medium Grid 1 Accent 2"/>
-    <w:lsdException w:unhideWhenUsed="0" w:uiPriority="68" w:semiHidden="0" w:name="Medium Grid 2 Accent 2"/>
-    <w:lsdException w:unhideWhenUsed="0" w:uiPriority="69" w:semiHidden="0" w:name="Medium Grid 3 Accent 2"/>
-    <w:lsdException w:unhideWhenUsed="0" w:uiPriority="70" w:semiHidden="0" w:name="Dark List Accent 2"/>
-    <w:lsdException w:unhideWhenUsed="0" w:uiPriority="71" w:semiHidden="0" w:name="Colorful Shading Accent 2"/>
-    <w:lsdException w:unhideWhenUsed="0" w:uiPriority="72" w:semiHidden="0" w:name="Colorful List Accent 2"/>
-    <w:lsdException w:unhideWhenUsed="0" w:uiPriority="73" w:semiHidden="0" w:name="Colorful Grid Accent 2"/>
-    <w:lsdException w:unhideWhenUsed="0" w:uiPriority="60" w:semiHidden="0" w:name="Light Shading Accent 3"/>
-    <w:lsdException w:unhideWhenUsed="0" w:uiPriority="61" w:semiHidden="0" w:name="Light List Accent 3"/>
-    <w:lsdException w:unhideWhenUsed="0" w:uiPriority="62" w:semiHidden="0" w:name="Light Grid Accent 3"/>
-    <w:lsdException w:unhideWhenUsed="0" w:uiPriority="63" w:semiHidden="0" w:name="Medium Shading 1 Accent 3"/>
-    <w:lsdException w:unhideWhenUsed="0" w:uiPriority="64" w:semiHidden="0" w:name="Medium Shading 2 Accent 3"/>
-    <w:lsdException w:unhideWhenUsed="0" w:uiPriority="65" w:semiHidden="0" w:name="Medium List 1 Accent 3"/>
-    <w:lsdException w:unhideWhenUsed="0" w:uiPriority="66" w:semiHidden="0" w:name="Medium List 2 Accent 3"/>
-    <w:lsdException w:unhideWhenUsed="0" w:uiPriority="67" w:semiHidden="0" w:name="Medium Grid 1 Accent 3"/>
-    <w:lsdException w:unhideWhenUsed="0" w:uiPriority="68" w:semiHidden="0" w:name="Medium Grid 2 Accent 3"/>
-    <w:lsdException w:unhideWhenUsed="0" w:uiPriority="69" w:semiHidden="0" w:name="Medium Grid 3 Accent 3"/>
-    <w:lsdException w:unhideWhenUsed="0" w:uiPriority="70" w:semiHidden="0" w:name="Dark List Accent 3"/>
-    <w:lsdException w:unhideWhenUsed="0" w:uiPriority="71" w:semiHidden="0" w:name="Colorful Shading Accent 3"/>
-    <w:lsdException w:unhideWhenUsed="0" w:uiPriority="72" w:semiHidden="0" w:name="Colorful List Accent 3"/>
-    <w:lsdException w:unhideWhenUsed="0" w:uiPriority="73" w:semiHidden="0" w:name="Colorful Grid Accent 3"/>
-    <w:lsdException w:unhideWhenUsed="0" w:uiPriority="60" w:semiHidden="0" w:name="Light Shading Accent 4"/>
-    <w:lsdException w:unhideWhenUsed="0" w:uiPriority="61" w:semiHidden="0" w:name="Light List Accent 4"/>
-    <w:lsdException w:unhideWhenUsed="0" w:uiPriority="62" w:semiHidden="0" w:name="Light Grid Accent 4"/>
-    <w:lsdException w:unhideWhenUsed="0" w:uiPriority="63" w:semiHidden="0" w:name="Medium Shading 1 Accent 4"/>
-    <w:lsdException w:unhideWhenUsed="0" w:uiPriority="64" w:semiHidden="0" w:name="Medium Shading 2 Accent 4"/>
-    <w:lsdException w:unhideWhenUsed="0" w:uiPriority="65" w:semiHidden="0" w:name="Medium List 1 Accent 4"/>
-    <w:lsdException w:unhideWhenUsed="0" w:uiPriority="66" w:semiHidden="0" w:name="Medium List 2 Accent 4"/>
-    <w:lsdException w:unhideWhenUsed="0" w:uiPriority="67" w:semiHidden="0" w:name="Medium Grid 1 Accent 4"/>
-    <w:lsdException w:unhideWhenUsed="0" w:uiPriority="68" w:semiHidden="0" w:name="Medium Grid 2 Accent 4"/>
-    <w:lsdException w:unhideWhenUsed="0" w:uiPriority="69" w:semiHidden="0" w:name="Medium Grid 3 Accent 4"/>
-    <w:lsdException w:unhideWhenUsed="0" w:uiPriority="70" w:semiHidden="0" w:name="Dark List Accent 4"/>
-    <w:lsdException w:unhideWhenUsed="0" w:uiPriority="71" w:semiHidden="0" w:name="Colorful Shading Accent 4"/>
-    <w:lsdException w:unhideWhenUsed="0" w:uiPriority="72" w:semiHidden="0" w:name="Colorful List Accent 4"/>
-    <w:lsdException w:unhideWhenUsed="0" w:uiPriority="73" w:semiHidden="0" w:name="Colorful Grid Accent 4"/>
-    <w:lsdException w:unhideWhenUsed="0" w:uiPriority="60" w:semiHidden="0" w:name="Light Shading Accent 5"/>
-    <w:lsdException w:unhideWhenUsed="0" w:uiPriority="61" w:semiHidden="0" w:name="Light List Accent 5"/>
-    <w:lsdException w:unhideWhenUsed="0" w:uiPriority="62" w:semiHidden="0" w:name="Light Grid Accent 5"/>
-    <w:lsdException w:unhideWhenUsed="0" w:uiPriority="63" w:semiHidden="0" w:name="Medium Shading 1 Accent 5"/>
-    <w:lsdException w:unhideWhenUsed="0" w:uiPriority="64" w:semiHidden="0" w:name="Medium Shading 2 Accent 5"/>
-    <w:lsdException w:unhideWhenUsed="0" w:uiPriority="65" w:semiHidden="0" w:name="Medium List 1 Accent 5"/>
-    <w:lsdException w:unhideWhenUsed="0" w:uiPriority="66" w:semiHidden="0" w:name="Medium List 2 Accent 5"/>
-    <w:lsdException w:unhideWhenUsed="0" w:uiPriority="67" w:semiHidden="0" w:name="Medium Grid 1 Accent 5"/>
-    <w:lsdException w:unhideWhenUsed="0" w:uiPriority="68" w:semiHidden="0" w:name="Medium Grid 2 Accent 5"/>
-    <w:lsdException w:unhideWhenUsed="0" w:uiPriority="69" w:semiHidden="0" w:name="Medium Grid 3 Accent 5"/>
-    <w:lsdException w:unhideWhenUsed="0" w:uiPriority="70" w:semiHidden="0" w:name="Dark List Accent 5"/>
-    <w:lsdException w:unhideWhenUsed="0" w:uiPriority="71" w:semiHidden="0" w:name="Colorful Shading Accent 5"/>
-    <w:lsdException w:unhideWhenUsed="0" w:uiPriority="72" w:semiHidden="0" w:name="Colorful List Accent 5"/>
-    <w:lsdException w:unhideWhenUsed="0" w:uiPriority="73" w:semiHidden="0" w:name="Colorful Grid Accent 5"/>
-    <w:lsdException w:unhideWhenUsed="0" w:uiPriority="60" w:semiHidden="0" w:name="Light Shading Accent 6"/>
-    <w:lsdException w:unhideWhenUsed="0" w:uiPriority="61" w:semiHidden="0" w:name="Light List Accent 6"/>
-    <w:lsdException w:unhideWhenUsed="0" w:uiPriority="62" w:semiHidden="0" w:name="Light Grid Accent 6"/>
-    <w:lsdException w:unhideWhenUsed="0" w:uiPriority="63" w:semiHidden="0" w:name="Medium Shading 1 Accent 6"/>
-    <w:lsdException w:unhideWhenUsed="0" w:uiPriority="64" w:semiHidden="0" w:name="Medium Shading 2 Accent 6"/>
-    <w:lsdException w:unhideWhenUsed="0" w:uiPriority="65" w:semiHidden="0" w:name="Medium List 1 Accent 6"/>
-    <w:lsdException w:unhideWhenUsed="0" w:uiPriority="66" w:semiHidden="0" w:name="Medium List 2 Accent 6"/>
-    <w:lsdException w:unhideWhenUsed="0" w:uiPriority="67" w:semiHidden="0" w:name="Medium Grid 1 Accent 6"/>
-    <w:lsdException w:unhideWhenUsed="0" w:uiPriority="68" w:semiHidden="0" w:name="Medium Grid 2 Accent 6"/>
-    <w:lsdException w:unhideWhenUsed="0" w:uiPriority="69" w:semiHidden="0" w:name="Medium Grid 3 Accent 6"/>
-    <w:lsdException w:unhideWhenUsed="0" w:uiPriority="70" w:semiHidden="0" w:name="Dark List Accent 6"/>
-    <w:lsdException w:unhideWhenUsed="0" w:uiPriority="71" w:semiHidden="0" w:name="Colorful Shading Accent 6"/>
-    <w:lsdException w:unhideWhenUsed="0" w:uiPriority="72" w:semiHidden="0" w:name="Colorful List Accent 6"/>
-    <w:lsdException w:unhideWhenUsed="0" w:uiPriority="73" w:semiHidden="0" w:name="Colorful Grid Accent 6"/>
+  <w:latentStyles w:defLockedState="0" w:defUIPriority="0" w:defSemiHidden="0" w:defUnhideWhenUsed="0" w:defQFormat="0" w:count="376">
+    <w:lsdException w:name="Normal" w:qFormat="1"/>
+    <w:lsdException w:name="heading 1" w:qFormat="1"/>
+    <w:lsdException w:name="heading 2" w:qFormat="1"/>
+    <w:lsdException w:name="heading 3" w:qFormat="1"/>
+    <w:lsdException w:name="heading 4" w:semiHidden="1" w:unhideWhenUsed="1" w:qFormat="1"/>
+    <w:lsdException w:name="heading 5" w:semiHidden="1" w:unhideWhenUsed="1" w:qFormat="1"/>
+    <w:lsdException w:name="heading 6" w:semiHidden="1" w:unhideWhenUsed="1" w:qFormat="1"/>
+    <w:lsdException w:name="heading 7" w:semiHidden="1" w:unhideWhenUsed="1" w:qFormat="1"/>
+    <w:lsdException w:name="heading 8" w:semiHidden="1" w:unhideWhenUsed="1" w:qFormat="1"/>
+    <w:lsdException w:name="heading 9" w:semiHidden="1" w:unhideWhenUsed="1" w:qFormat="1"/>
+    <w:lsdException w:name="header" w:qFormat="1"/>
+    <w:lsdException w:name="footer" w:qFormat="1"/>
+    <w:lsdException w:name="caption" w:qFormat="1"/>
+    <w:lsdException w:name="Title" w:qFormat="1"/>
+    <w:lsdException w:name="Default Paragraph Font" w:semiHidden="1" w:qFormat="1"/>
+    <w:lsdException w:name="Subtitle" w:qFormat="1"/>
+    <w:lsdException w:name="Strong" w:qFormat="1"/>
+    <w:lsdException w:name="Emphasis" w:qFormat="1"/>
+    <w:lsdException w:name="HTML Top of Form" w:semiHidden="1" w:uiPriority="99" w:unhideWhenUsed="1"/>
+    <w:lsdException w:name="HTML Bottom of Form" w:semiHidden="1" w:uiPriority="99" w:unhideWhenUsed="1"/>
+    <w:lsdException w:name="Normal Table" w:semiHidden="1" w:unhideWhenUsed="1" w:qFormat="1"/>
+    <w:lsdException w:name="No List" w:semiHidden="1" w:uiPriority="99" w:unhideWhenUsed="1"/>
+    <w:lsdException w:name="Outline List 1" w:semiHidden="1" w:uiPriority="99" w:unhideWhenUsed="1"/>
+    <w:lsdException w:name="Outline List 2" w:semiHidden="1" w:uiPriority="99" w:unhideWhenUsed="1"/>
+    <w:lsdException w:name="Outline List 3" w:semiHidden="1" w:uiPriority="99" w:unhideWhenUsed="1"/>
+    <w:lsdException w:name="Table Simple 1" w:semiHidden="1" w:unhideWhenUsed="1"/>
+    <w:lsdException w:name="Table Simple 2" w:semiHidden="1" w:unhideWhenUsed="1"/>
+    <w:lsdException w:name="Table Simple 3" w:semiHidden="1" w:unhideWhenUsed="1"/>
+    <w:lsdException w:name="Table Classic 1" w:semiHidden="1" w:unhideWhenUsed="1"/>
+    <w:lsdException w:name="Table Classic 2" w:semiHidden="1" w:unhideWhenUsed="1"/>
+    <w:lsdException w:name="Table Classic 3" w:semiHidden="1" w:unhideWhenUsed="1"/>
+    <w:lsdException w:name="Table Classic 4" w:semiHidden="1" w:unhideWhenUsed="1"/>
+    <w:lsdException w:name="Table Colorful 1" w:semiHidden="1" w:unhideWhenUsed="1"/>
+    <w:lsdException w:name="Table Colorful 2" w:semiHidden="1" w:unhideWhenUsed="1"/>
+    <w:lsdException w:name="Table Colorful 3" w:semiHidden="1" w:unhideWhenUsed="1"/>
+    <w:lsdException w:name="Table Columns 1" w:semiHidden="1" w:unhideWhenUsed="1"/>
+    <w:lsdException w:name="Table Columns 2" w:semiHidden="1" w:unhideWhenUsed="1"/>
+    <w:lsdException w:name="Table Columns 3" w:semiHidden="1" w:unhideWhenUsed="1"/>
+    <w:lsdException w:name="Table Columns 4" w:semiHidden="1" w:unhideWhenUsed="1"/>
+    <w:lsdException w:name="Table Columns 5" w:semiHidden="1" w:unhideWhenUsed="1"/>
+    <w:lsdException w:name="Table Grid 1" w:semiHidden="1" w:unhideWhenUsed="1"/>
+    <w:lsdException w:name="Table Grid 2" w:semiHidden="1" w:unhideWhenUsed="1"/>
+    <w:lsdException w:name="Table Grid 3" w:semiHidden="1" w:unhideWhenUsed="1"/>
+    <w:lsdException w:name="Table Grid 4" w:semiHidden="1" w:unhideWhenUsed="1"/>
+    <w:lsdException w:name="Table Grid 5" w:semiHidden="1" w:unhideWhenUsed="1"/>
+    <w:lsdException w:name="Table Grid 6" w:semiHidden="1" w:unhideWhenUsed="1"/>
+    <w:lsdException w:name="Table Grid 7" w:semiHidden="1" w:unhideWhenUsed="1"/>
+    <w:lsdException w:name="Table Grid 8" w:semiHidden="1" w:unhideWhenUsed="1"/>
+    <w:lsdException w:name="Table List 1" w:semiHidden="1" w:unhideWhenUsed="1"/>
+    <w:lsdException w:name="Table List 2" w:semiHidden="1" w:unhideWhenUsed="1"/>
+    <w:lsdException w:name="Table List 3" w:semiHidden="1" w:unhideWhenUsed="1"/>
+    <w:lsdException w:name="Table List 4" w:semiHidden="1" w:unhideWhenUsed="1"/>
+    <w:lsdException w:name="Table List 5" w:semiHidden="1" w:unhideWhenUsed="1"/>
+    <w:lsdException w:name="Table List 6" w:semiHidden="1" w:unhideWhenUsed="1"/>
+    <w:lsdException w:name="Table List 7" w:semiHidden="1" w:unhideWhenUsed="1"/>
+    <w:lsdException w:name="Table List 8" w:semiHidden="1" w:unhideWhenUsed="1"/>
+    <w:lsdException w:name="Table 3D effects 1" w:semiHidden="1" w:unhideWhenUsed="1"/>
+    <w:lsdException w:name="Table 3D effects 2" w:semiHidden="1" w:unhideWhenUsed="1"/>
+    <w:lsdException w:name="Table 3D effects 3" w:semiHidden="1" w:unhideWhenUsed="1"/>
+    <w:lsdException w:name="Table Contemporary" w:semiHidden="1" w:unhideWhenUsed="1"/>
+    <w:lsdException w:name="Table Elegant" w:semiHidden="1" w:unhideWhenUsed="1"/>
+    <w:lsdException w:name="Table Professional" w:semiHidden="1" w:unhideWhenUsed="1"/>
+    <w:lsdException w:name="Table Subtle 1" w:semiHidden="1" w:unhideWhenUsed="1"/>
+    <w:lsdException w:name="Table Subtle 2" w:semiHidden="1" w:unhideWhenUsed="1"/>
+    <w:lsdException w:name="Table Web 1" w:semiHidden="1" w:unhideWhenUsed="1"/>
+    <w:lsdException w:name="Table Web 2" w:semiHidden="1" w:unhideWhenUsed="1"/>
+    <w:lsdException w:name="Table Web 3" w:semiHidden="1" w:unhideWhenUsed="1"/>
+    <w:lsdException w:name="Table Theme" w:semiHidden="1" w:unhideWhenUsed="1"/>
+    <w:lsdException w:name="Placeholder Text" w:semiHidden="1" w:uiPriority="99" w:unhideWhenUsed="1"/>
+    <w:lsdException w:name="No Spacing" w:semiHidden="1" w:uiPriority="99" w:unhideWhenUsed="1"/>
+    <w:lsdException w:name="Light Shading" w:uiPriority="60"/>
+    <w:lsdException w:name="Light List" w:uiPriority="61"/>
+    <w:lsdException w:name="Light Grid" w:uiPriority="62"/>
+    <w:lsdException w:name="Medium Shading 1" w:uiPriority="63"/>
+    <w:lsdException w:name="Medium Shading 2" w:uiPriority="64"/>
+    <w:lsdException w:name="Medium List 1" w:uiPriority="65"/>
+    <w:lsdException w:name="Medium List 2" w:uiPriority="66"/>
+    <w:lsdException w:name="Medium Grid 1" w:uiPriority="67"/>
+    <w:lsdException w:name="Medium Grid 2" w:uiPriority="68"/>
+    <w:lsdException w:name="Medium Grid 3" w:uiPriority="69"/>
+    <w:lsdException w:name="Dark List" w:uiPriority="70"/>
+    <w:lsdException w:name="Colorful Shading" w:uiPriority="71"/>
+    <w:lsdException w:name="Colorful List" w:uiPriority="72"/>
+    <w:lsdException w:name="Colorful Grid" w:uiPriority="73"/>
+    <w:lsdException w:name="Light Shading Accent 1" w:uiPriority="60"/>
+    <w:lsdException w:name="Light List Accent 1" w:uiPriority="61"/>
+    <w:lsdException w:name="Light Grid Accent 1" w:uiPriority="62"/>
+    <w:lsdException w:name="Medium Shading 1 Accent 1" w:uiPriority="63"/>
+    <w:lsdException w:name="Medium Shading 2 Accent 1" w:uiPriority="64"/>
+    <w:lsdException w:name="Medium List 1 Accent 1" w:uiPriority="65"/>
+    <w:lsdException w:name="Revision" w:semiHidden="1" w:uiPriority="99" w:unhideWhenUsed="1"/>
+    <w:lsdException w:name="List Paragraph" w:qFormat="1"/>
+    <w:lsdException w:name="Quote" w:semiHidden="1" w:uiPriority="99" w:unhideWhenUsed="1"/>
+    <w:lsdException w:name="Intense Quote" w:semiHidden="1" w:uiPriority="99" w:unhideWhenUsed="1"/>
+    <w:lsdException w:name="Medium List 2 Accent 1" w:uiPriority="66"/>
+    <w:lsdException w:name="Medium Grid 1 Accent 1" w:uiPriority="67"/>
+    <w:lsdException w:name="Medium Grid 2 Accent 1" w:uiPriority="68"/>
+    <w:lsdException w:name="Medium Grid 3 Accent 1" w:uiPriority="69"/>
+    <w:lsdException w:name="Dark List Accent 1" w:uiPriority="70"/>
+    <w:lsdException w:name="Colorful Shading Accent 1" w:uiPriority="71"/>
+    <w:lsdException w:name="Colorful List Accent 1" w:uiPriority="72"/>
+    <w:lsdException w:name="Colorful Grid Accent 1" w:uiPriority="73"/>
+    <w:lsdException w:name="Light Shading Accent 2" w:uiPriority="60"/>
+    <w:lsdException w:name="Light List Accent 2" w:uiPriority="61"/>
+    <w:lsdException w:name="Light Grid Accent 2" w:uiPriority="62"/>
+    <w:lsdException w:name="Medium Shading 1 Accent 2" w:uiPriority="63"/>
+    <w:lsdException w:name="Medium Shading 2 Accent 2" w:uiPriority="64"/>
+    <w:lsdException w:name="Medium List 1 Accent 2" w:uiPriority="65"/>
+    <w:lsdException w:name="Medium List 2 Accent 2" w:uiPriority="66"/>
+    <w:lsdException w:name="Medium Grid 1 Accent 2" w:uiPriority="67"/>
+    <w:lsdException w:name="Medium Grid 2 Accent 2" w:uiPriority="68"/>
+    <w:lsdException w:name="Medium Grid 3 Accent 2" w:uiPriority="69"/>
+    <w:lsdException w:name="Dark List Accent 2" w:uiPriority="70"/>
+    <w:lsdException w:name="Colorful Shading Accent 2" w:uiPriority="71"/>
+    <w:lsdException w:name="Colorful List Accent 2" w:uiPriority="72"/>
+    <w:lsdException w:name="Colorful Grid Accent 2" w:uiPriority="73"/>
+    <w:lsdException w:name="Light Shading Accent 3" w:uiPriority="60"/>
+    <w:lsdException w:name="Light List Accent 3" w:uiPriority="61"/>
+    <w:lsdException w:name="Light Grid Accent 3" w:uiPriority="62"/>
+    <w:lsdException w:name="Medium Shading 1 Accent 3" w:uiPriority="63"/>
+    <w:lsdException w:name="Medium Shading 2 Accent 3" w:uiPriority="64"/>
+    <w:lsdException w:name="Medium List 1 Accent 3" w:uiPriority="65"/>
+    <w:lsdException w:name="Medium List 2 Accent 3" w:uiPriority="66"/>
+    <w:lsdException w:name="Medium Grid 1 Accent 3" w:uiPriority="67"/>
+    <w:lsdException w:name="Medium Grid 2 Accent 3" w:uiPriority="68"/>
+    <w:lsdException w:name="Medium Grid 3 Accent 3" w:uiPriority="69"/>
+    <w:lsdException w:name="Dark List Accent 3" w:uiPriority="70"/>
+    <w:lsdException w:name="Colorful Shading Accent 3" w:uiPriority="71"/>
+    <w:lsdException w:name="Colorful List Accent 3" w:uiPriority="72"/>
+    <w:lsdException w:name="Colorful Grid Accent 3" w:uiPriority="73"/>
+    <w:lsdException w:name="Light Shading Accent 4" w:uiPriority="60"/>
+    <w:lsdException w:name="Light List Accent 4" w:uiPriority="61"/>
+    <w:lsdException w:name="Light Grid Accent 4" w:uiPriority="62"/>
+    <w:lsdException w:name="Medium Shading 1 Accent 4" w:uiPriority="63"/>
+    <w:lsdException w:name="Medium Shading 2 Accent 4" w:uiPriority="64"/>
+    <w:lsdException w:name="Medium List 1 Accent 4" w:uiPriority="65"/>
+    <w:lsdException w:name="Medium List 2 Accent 4" w:uiPriority="66"/>
+    <w:lsdException w:name="Medium Grid 1 Accent 4" w:uiPriority="67"/>
+    <w:lsdException w:name="Medium Grid 2 Accent 4" w:uiPriority="68"/>
+    <w:lsdException w:name="Medium Grid 3 Accent 4" w:uiPriority="69"/>
+    <w:lsdException w:name="Dark List Accent 4" w:uiPriority="70"/>
+    <w:lsdException w:name="Colorful Shading Accent 4" w:uiPriority="71"/>
+    <w:lsdException w:name="Colorful List Accent 4" w:uiPriority="72"/>
+    <w:lsdException w:name="Colorful Grid Accent 4" w:uiPriority="73"/>
+    <w:lsdException w:name="Light Shading Accent 5" w:uiPriority="60"/>
+    <w:lsdException w:name="Light List Accent 5" w:uiPriority="61"/>
+    <w:lsdException w:name="Light Grid Accent 5" w:uiPriority="62"/>
+    <w:lsdException w:name="Medium Shading 1 Accent 5" w:uiPriority="63"/>
+    <w:lsdException w:name="Medium Shading 2 Accent 5" w:uiPriority="64"/>
+    <w:lsdException w:name="Medium List 1 Accent 5" w:uiPriority="65"/>
+    <w:lsdException w:name="Medium List 2 Accent 5" w:uiPriority="66"/>
+    <w:lsdException w:name="Medium Grid 1 Accent 5" w:uiPriority="67"/>
+    <w:lsdException w:name="Medium Grid 2 Accent 5" w:uiPriority="68"/>
+    <w:lsdException w:name="Medium Grid 3 Accent 5" w:uiPriority="69"/>
+    <w:lsdException w:name="Dark List Accent 5" w:uiPriority="70"/>
+    <w:lsdException w:name="Colorful Shading Accent 5" w:uiPriority="71"/>
+    <w:lsdException w:name="Colorful List Accent 5" w:uiPriority="72"/>
+    <w:lsdException w:name="Colorful Grid Accent 5" w:uiPriority="73"/>
+    <w:lsdException w:name="Light Shading Accent 6" w:uiPriority="60"/>
+    <w:lsdException w:name="Light List Accent 6" w:uiPriority="61"/>
+    <w:lsdException w:name="Light Grid Accent 6" w:uiPriority="62"/>
+    <w:lsdException w:name="Medium Shading 1 Accent 6" w:uiPriority="63"/>
+    <w:lsdException w:name="Medium Shading 2 Accent 6" w:uiPriority="64"/>
+    <w:lsdException w:name="Medium List 1 Accent 6" w:uiPriority="65"/>
+    <w:lsdException w:name="Medium List 2 Accent 6" w:uiPriority="66"/>
+    <w:lsdException w:name="Medium Grid 1 Accent 6" w:uiPriority="67"/>
+    <w:lsdException w:name="Medium Grid 2 Accent 6" w:uiPriority="68"/>
+    <w:lsdException w:name="Medium Grid 3 Accent 6" w:uiPriority="69"/>
+    <w:lsdException w:name="Dark List Accent 6" w:uiPriority="70"/>
+    <w:lsdException w:name="Colorful Shading Accent 6" w:uiPriority="71"/>
+    <w:lsdException w:name="Colorful List Accent 6" w:uiPriority="72"/>
+    <w:lsdException w:name="Colorful Grid Accent 6" w:uiPriority="73"/>
+    <w:lsdException w:name="Subtle Emphasis" w:uiPriority="19" w:qFormat="1"/>
+    <w:lsdException w:name="Intense Emphasis" w:uiPriority="21" w:qFormat="1"/>
+    <w:lsdException w:name="Subtle Reference" w:uiPriority="31" w:qFormat="1"/>
+    <w:lsdException w:name="Intense Reference" w:uiPriority="32" w:qFormat="1"/>
+    <w:lsdException w:name="Book Title" w:uiPriority="33" w:qFormat="1"/>
+    <w:lsdException w:name="Bibliography" w:semiHidden="1" w:uiPriority="37" w:unhideWhenUsed="1"/>
+    <w:lsdException w:name="TOC Heading" w:semiHidden="1" w:uiPriority="39" w:unhideWhenUsed="1" w:qFormat="1"/>
+    <w:lsdException w:name="Plain Table 1" w:uiPriority="41"/>
+    <w:lsdException w:name="Plain Table 2" w:uiPriority="42"/>
+    <w:lsdException w:name="Plain Table 3" w:uiPriority="43"/>
+    <w:lsdException w:name="Plain Table 4" w:uiPriority="44"/>
+    <w:lsdException w:name="Plain Table 5" w:uiPriority="45"/>
+    <w:lsdException w:name="Grid Table Light" w:uiPriority="40"/>
+    <w:lsdException w:name="Grid Table 1 Light" w:uiPriority="46"/>
+    <w:lsdException w:name="Grid Table 2" w:uiPriority="47"/>
+    <w:lsdException w:name="Grid Table 3" w:uiPriority="48"/>
+    <w:lsdException w:name="Grid Table 4" w:uiPriority="49"/>
+    <w:lsdException w:name="Grid Table 5 Dark" w:uiPriority="50"/>
+    <w:lsdException w:name="Grid Table 6 Colorful" w:uiPriority="51"/>
+    <w:lsdException w:name="Grid Table 7 Colorful" w:uiPriority="52"/>
+    <w:lsdException w:name="Grid Table 1 Light Accent 1" w:uiPriority="46"/>
+    <w:lsdException w:name="Grid Table 2 Accent 1" w:uiPriority="47"/>
+    <w:lsdException w:name="Grid Table 3 Accent 1" w:uiPriority="48"/>
+    <w:lsdException w:name="Grid Table 4 Accent 1" w:uiPriority="49"/>
+    <w:lsdException w:name="Grid Table 5 Dark Accent 1" w:uiPriority="50"/>
+    <w:lsdException w:name="Grid Table 6 Colorful Accent 1" w:uiPriority="51"/>
+    <w:lsdException w:name="Grid Table 7 Colorful Accent 1" w:uiPriority="52"/>
+    <w:lsdException w:name="Grid Table 1 Light Accent 2" w:uiPriority="46"/>
+    <w:lsdException w:name="Grid Table 2 Accent 2" w:uiPriority="47"/>
+    <w:lsdException w:name="Grid Table 3 Accent 2" w:uiPriority="48"/>
+    <w:lsdException w:name="Grid Table 4 Accent 2" w:uiPriority="49"/>
+    <w:lsdException w:name="Grid Table 5 Dark Accent 2" w:uiPriority="50"/>
+    <w:lsdException w:name="Grid Table 6 Colorful Accent 2" w:uiPriority="51"/>
+    <w:lsdException w:name="Grid Table 7 Colorful Accent 2" w:uiPriority="52"/>
+    <w:lsdException w:name="Grid Table 1 Light Accent 3" w:uiPriority="46"/>
+    <w:lsdException w:name="Grid Table 2 Accent 3" w:uiPriority="47"/>
+    <w:lsdException w:name="Grid Table 3 Accent 3" w:uiPriority="48"/>
+    <w:lsdException w:name="Grid Table 4 Accent 3" w:uiPriority="49"/>
+    <w:lsdException w:name="Grid Table 5 Dark Accent 3" w:uiPriority="50"/>
+    <w:lsdException w:name="Grid Table 6 Colorful Accent 3" w:uiPriority="51"/>
+    <w:lsdException w:name="Grid Table 7 Colorful Accent 3" w:uiPriority="52"/>
+    <w:lsdException w:name="Grid Table 1 Light Accent 4" w:uiPriority="46"/>
+    <w:lsdException w:name="Grid Table 2 Accent 4" w:uiPriority="47"/>
+    <w:lsdException w:name="Grid Table 3 Accent 4" w:uiPriority="48"/>
+    <w:lsdException w:name="Grid Table 4 Accent 4" w:uiPriority="49"/>
+    <w:lsdException w:name="Grid Table 5 Dark Accent 4" w:uiPriority="50"/>
+    <w:lsdException w:name="Grid Table 6 Colorful Accent 4" w:uiPriority="51"/>
+    <w:lsdException w:name="Grid Table 7 Colorful Accent 4" w:uiPriority="52"/>
+    <w:lsdException w:name="Grid Table 1 Light Accent 5" w:uiPriority="46"/>
+    <w:lsdException w:name="Grid Table 2 Accent 5" w:uiPriority="47"/>
+    <w:lsdException w:name="Grid Table 3 Accent 5" w:uiPriority="48"/>
+    <w:lsdException w:name="Grid Table 4 Accent 5" w:uiPriority="49"/>
+    <w:lsdException w:name="Grid Table 5 Dark Accent 5" w:uiPriority="50"/>
+    <w:lsdException w:name="Grid Table 6 Colorful Accent 5" w:uiPriority="51"/>
+    <w:lsdException w:name="Grid Table 7 Colorful Accent 5" w:uiPriority="52"/>
+    <w:lsdException w:name="Grid Table 1 Light Accent 6" w:uiPriority="46"/>
+    <w:lsdException w:name="Grid Table 2 Accent 6" w:uiPriority="47"/>
+    <w:lsdException w:name="Grid Table 3 Accent 6" w:uiPriority="48"/>
+    <w:lsdException w:name="Grid Table 4 Accent 6" w:uiPriority="49"/>
+    <w:lsdException w:name="Grid Table 5 Dark Accent 6" w:uiPriority="50"/>
+    <w:lsdException w:name="Grid Table 6 Colorful Accent 6" w:uiPriority="51"/>
+    <w:lsdException w:name="Grid Table 7 Colorful Accent 6" w:uiPriority="52"/>
+    <w:lsdException w:name="List Table 1 Light" w:uiPriority="46"/>
+    <w:lsdException w:name="List Table 2" w:uiPriority="47"/>
+    <w:lsdException w:name="List Table 3" w:uiPriority="48"/>
+    <w:lsdException w:name="List Table 4" w:uiPriority="49"/>
+    <w:lsdException w:name="List Table 5 Dark" w:uiPriority="50"/>
+    <w:lsdException w:name="List Table 6 Colorful" w:uiPriority="51"/>
+    <w:lsdException w:name="List Table 7 Colorful" w:uiPriority="52"/>
+    <w:lsdException w:name="List Table 1 Light Accent 1" w:uiPriority="46"/>
+    <w:lsdException w:name="List Table 2 Accent 1" w:uiPriority="47"/>
+    <w:lsdException w:name="List Table 3 Accent 1" w:uiPriority="48"/>
+    <w:lsdException w:name="List Table 4 Accent 1" w:uiPriority="49"/>
+    <w:lsdException w:name="List Table 5 Dark Accent 1" w:uiPriority="50"/>
+    <w:lsdException w:name="List Table 6 Colorful Accent 1" w:uiPriority="51"/>
+    <w:lsdException w:name="List Table 7 Colorful Accent 1" w:uiPriority="52"/>
+    <w:lsdException w:name="List Table 1 Light Accent 2" w:uiPriority="46"/>
+    <w:lsdException w:name="List Table 2 Accent 2" w:uiPriority="47"/>
+    <w:lsdException w:name="List Table 3 Accent 2" w:uiPriority="48"/>
+    <w:lsdException w:name="List Table 4 Accent 2" w:uiPriority="49"/>
+    <w:lsdException w:name="List Table 5 Dark Accent 2" w:uiPriority="50"/>
+    <w:lsdException w:name="List Table 6 Colorful Accent 2" w:uiPriority="51"/>
+    <w:lsdException w:name="List Table 7 Colorful Accent 2" w:uiPriority="52"/>
+    <w:lsdException w:name="List Table 1 Light Accent 3" w:uiPriority="46"/>
+    <w:lsdException w:name="List Table 2 Accent 3" w:uiPriority="47"/>
+    <w:lsdException w:name="List Table 3 Accent 3" w:uiPriority="48"/>
+    <w:lsdException w:name="List Table 4 Accent 3" w:uiPriority="49"/>
+    <w:lsdException w:name="List Table 5 Dark Accent 3" w:uiPriority="50"/>
+    <w:lsdException w:name="List Table 6 Colorful Accent 3" w:uiPriority="51"/>
+    <w:lsdException w:name="List Table 7 Colorful Accent 3" w:uiPriority="52"/>
+    <w:lsdException w:name="List Table 1 Light Accent 4" w:uiPriority="46"/>
+    <w:lsdException w:name="List Table 2 Accent 4" w:uiPriority="47"/>
+    <w:lsdException w:name="List Table 3 Accent 4" w:uiPriority="48"/>
+    <w:lsdException w:name="List Table 4 Accent 4" w:uiPriority="49"/>
+    <w:lsdException w:name="List Table 5 Dark Accent 4" w:uiPriority="50"/>
+    <w:lsdException w:name="List Table 6 Colorful Accent 4" w:uiPriority="51"/>
+    <w:lsdException w:name="List Table 7 Colorful Accent 4" w:uiPriority="52"/>
+    <w:lsdException w:name="List Table 1 Light Accent 5" w:uiPriority="46"/>
+    <w:lsdException w:name="List Table 2 Accent 5" w:uiPriority="47"/>
+    <w:lsdException w:name="List Table 3 Accent 5" w:uiPriority="48"/>
+    <w:lsdException w:name="List Table 4 Accent 5" w:uiPriority="49"/>
+    <w:lsdException w:name="List Table 5 Dark Accent 5" w:uiPriority="50"/>
+    <w:lsdException w:name="List Table 6 Colorful Accent 5" w:uiPriority="51"/>
+    <w:lsdException w:name="List Table 7 Colorful Accent 5" w:uiPriority="52"/>
+    <w:lsdException w:name="List Table 1 Light Accent 6" w:uiPriority="46"/>
+    <w:lsdException w:name="List Table 2 Accent 6" w:uiPriority="47"/>
+    <w:lsdException w:name="List Table 3 Accent 6" w:uiPriority="48"/>
+    <w:lsdException w:name="List Table 4 Accent 6" w:uiPriority="49"/>
+    <w:lsdException w:name="List Table 5 Dark Accent 6" w:uiPriority="50"/>
+    <w:lsdException w:name="List Table 6 Colorful Accent 6" w:uiPriority="51"/>
+    <w:lsdException w:name="List Table 7 Colorful Accent 6" w:uiPriority="52"/>
+    <w:lsdException w:name="Mention" w:semiHidden="1" w:uiPriority="99" w:unhideWhenUsed="1"/>
+    <w:lsdException w:name="Smart Hyperlink" w:semiHidden="1" w:uiPriority="99" w:unhideWhenUsed="1"/>
+    <w:lsdException w:name="Hashtag" w:semiHidden="1" w:uiPriority="99" w:unhideWhenUsed="1"/>
+    <w:lsdException w:name="Unresolved Mention" w:semiHidden="1" w:uiPriority="99" w:unhideWhenUsed="1"/>
+    <w:lsdException w:name="Smart Link" w:semiHidden="1" w:uiPriority="99" w:unhideWhenUsed="1"/>
   </w:latentStyles>
-  <w:style w:type="paragraph" w:default="1" w:styleId="1">
+  <w:style w:type="paragraph" w:default="1" w:styleId="a">
     <w:name w:val="Normal"/>
     <w:qFormat/>
-    <w:uiPriority w:val="0"/>
     <w:pPr>
       <w:wordWrap w:val="0"/>
       <w:autoSpaceDE w:val="0"/>
       <w:autoSpaceDN w:val="0"/>
       <w:spacing w:after="120" w:line="288" w:lineRule="auto"/>
     </w:pPr>
-    <w:rPr>
-      <w:rFonts w:ascii="맑은 고딕" w:hAnsi="맑은 고딕" w:eastAsia="맑은 고딕" w:cs="맑은 고딕"/>
-      <w:sz w:val="20"/>
-      <w:szCs w:val="20"/>
-      <w:lang w:val="en-US" w:eastAsia="ko-KR"/>
-    </w:rPr>
   </w:style>
-  <w:style w:type="paragraph" w:styleId="2">
+  <w:style w:type="paragraph" w:styleId="1">
     <w:name w:val="heading 1"/>
-    <w:basedOn w:val="1"/>
-    <w:next w:val="1"/>
+    <w:basedOn w:val="a"/>
+    <w:next w:val="a"/>
     <w:qFormat/>
-    <w:uiPriority w:val="0"/>
     <w:pPr>
       <w:keepNext/>
       <w:keepLines/>
       <w:pBdr>
-        <w:bottom w:val="single" w:color="2E5496" w:sz="8" w:space="4"/>
+        <w:bottom w:val="single" w:sz="8" w:space="4" w:color="2E5496"/>
       </w:pBdr>
       <w:spacing w:before="360" w:after="160"/>
       <w:outlineLvl w:val="0"/>
@@ -7897,12 +7358,11 @@
       <w:sz w:val="30"/>
     </w:rPr>
   </w:style>
-  <w:style w:type="paragraph" w:styleId="3">
+  <w:style w:type="paragraph" w:styleId="2">
     <w:name w:val="heading 2"/>
-    <w:basedOn w:val="1"/>
-    <w:next w:val="1"/>
+    <w:basedOn w:val="a"/>
+    <w:next w:val="a"/>
     <w:qFormat/>
-    <w:uiPriority w:val="0"/>
     <w:pPr>
       <w:keepNext/>
       <w:keepLines/>
@@ -7915,12 +7375,11 @@
       <w:sz w:val="25"/>
     </w:rPr>
   </w:style>
-  <w:style w:type="paragraph" w:styleId="4">
+  <w:style w:type="paragraph" w:styleId="3">
     <w:name w:val="heading 3"/>
-    <w:basedOn w:val="1"/>
-    <w:next w:val="1"/>
+    <w:basedOn w:val="a"/>
+    <w:next w:val="a"/>
     <w:qFormat/>
-    <w:uiPriority w:val="0"/>
     <w:pPr>
       <w:keepNext/>
       <w:spacing w:before="200" w:after="80"/>
@@ -7932,18 +7391,19 @@
       <w:sz w:val="21"/>
     </w:rPr>
   </w:style>
-  <w:style w:type="character" w:default="1" w:styleId="5">
+  <w:style w:type="character" w:default="1" w:styleId="a0">
     <w:name w:val="Default Paragraph Font"/>
+    <w:uiPriority w:val="1"/>
     <w:semiHidden/>
-    <w:qFormat/>
-    <w:uiPriority w:val="0"/>
+    <w:unhideWhenUsed/>
   </w:style>
-  <w:style w:type="table" w:default="1" w:styleId="6">
+  <w:style w:type="table" w:default="1" w:styleId="a1">
     <w:name w:val="Normal Table"/>
+    <w:uiPriority w:val="99"/>
     <w:semiHidden/>
-    <w:qFormat/>
-    <w:uiPriority w:val="0"/>
+    <w:unhideWhenUsed/>
     <w:tblPr>
+      <w:tblInd w:w="0" w:type="dxa"/>
       <w:tblCellMar>
         <w:top w:w="0" w:type="dxa"/>
         <w:left w:w="108" w:type="dxa"/>
@@ -7952,13 +7412,18 @@
       </w:tblCellMar>
     </w:tblPr>
   </w:style>
-  <w:style w:type="paragraph" w:styleId="7">
+  <w:style w:type="numbering" w:default="1" w:styleId="a2">
+    <w:name w:val="No List"/>
+    <w:uiPriority w:val="99"/>
+    <w:semiHidden/>
+    <w:unhideWhenUsed/>
+  </w:style>
+  <w:style w:type="paragraph" w:styleId="a3">
     <w:name w:val="caption"/>
-    <w:basedOn w:val="1"/>
+    <w:basedOn w:val="a"/>
     <w:qFormat/>
-    <w:uiPriority w:val="0"/>
     <w:pPr>
-      <w:spacing w:before="0" w:after="200"/>
+      <w:spacing w:after="200"/>
       <w:jc w:val="center"/>
     </w:pPr>
     <w:rPr>
@@ -7966,29 +7431,10 @@
       <w:sz w:val="17"/>
     </w:rPr>
   </w:style>
-  <w:style w:type="paragraph" w:styleId="8">
+  <w:style w:type="paragraph" w:styleId="a4">
     <w:name w:val="footer"/>
-    <w:basedOn w:val="1"/>
+    <w:basedOn w:val="a"/>
     <w:qFormat/>
-    <w:uiPriority w:val="0"/>
-    <w:pPr>
-      <w:tabs>
-        <w:tab w:val="center" w:pos="4153"/>
-        <w:tab w:val="right" w:pos="8306"/>
-      </w:tabs>
-      <w:snapToGrid w:val="0"/>
-      <w:jc w:val="left"/>
-    </w:pPr>
-    <w:rPr>
-      <w:sz w:val="18"/>
-      <w:szCs w:val="18"/>
-    </w:rPr>
-  </w:style>
-  <w:style w:type="paragraph" w:styleId="9">
-    <w:name w:val="header"/>
-    <w:basedOn w:val="1"/>
-    <w:qFormat/>
-    <w:uiPriority w:val="0"/>
     <w:pPr>
       <w:tabs>
         <w:tab w:val="center" w:pos="4153"/>
@@ -8001,14 +7447,29 @@
       <w:szCs w:val="18"/>
     </w:rPr>
   </w:style>
-  <w:style w:type="paragraph" w:styleId="10">
+  <w:style w:type="paragraph" w:styleId="a5">
+    <w:name w:val="header"/>
+    <w:basedOn w:val="a"/>
+    <w:qFormat/>
+    <w:pPr>
+      <w:tabs>
+        <w:tab w:val="center" w:pos="4153"/>
+        <w:tab w:val="right" w:pos="8306"/>
+      </w:tabs>
+      <w:snapToGrid w:val="0"/>
+    </w:pPr>
+    <w:rPr>
+      <w:sz w:val="18"/>
+      <w:szCs w:val="18"/>
+    </w:rPr>
+  </w:style>
+  <w:style w:type="paragraph" w:styleId="a6">
     <w:name w:val="Subtitle"/>
-    <w:basedOn w:val="1"/>
+    <w:basedOn w:val="a"/>
     <w:qFormat/>
-    <w:uiPriority w:val="0"/>
     <w:pPr>
       <w:pBdr>
-        <w:bottom w:val="single" w:color="2E5496" w:sz="12" w:space="8"/>
+        <w:bottom w:val="single" w:sz="12" w:space="8" w:color="2E5496"/>
       </w:pBdr>
       <w:spacing w:after="200"/>
     </w:pPr>
@@ -8017,11 +7478,10 @@
       <w:sz w:val="32"/>
     </w:rPr>
   </w:style>
-  <w:style w:type="paragraph" w:styleId="11">
+  <w:style w:type="paragraph" w:styleId="a7">
     <w:name w:val="Title"/>
-    <w:basedOn w:val="1"/>
+    <w:basedOn w:val="a"/>
     <w:qFormat/>
-    <w:uiPriority w:val="0"/>
     <w:pPr>
       <w:spacing w:after="200"/>
     </w:pPr>
@@ -8031,28 +7491,25 @@
       <w:sz w:val="56"/>
     </w:rPr>
   </w:style>
-  <w:style w:type="paragraph" w:styleId="12">
+  <w:style w:type="paragraph" w:styleId="10">
     <w:name w:val="toc 1"/>
-    <w:basedOn w:val="1"/>
-    <w:next w:val="1"/>
-    <w:uiPriority w:val="0"/>
+    <w:basedOn w:val="a"/>
+    <w:next w:val="a"/>
   </w:style>
-  <w:style w:type="paragraph" w:styleId="13">
+  <w:style w:type="paragraph" w:styleId="20">
     <w:name w:val="toc 2"/>
-    <w:basedOn w:val="1"/>
-    <w:next w:val="1"/>
-    <w:uiPriority w:val="0"/>
+    <w:basedOn w:val="a"/>
+    <w:next w:val="a"/>
     <w:pPr>
-      <w:ind w:left="420" w:leftChars="200"/>
+      <w:ind w:leftChars="200" w:left="420"/>
     </w:pPr>
   </w:style>
-  <w:style w:type="paragraph" w:customStyle="1" w:styleId="14">
-    <w:name w:val="TOC Heading"/>
-    <w:basedOn w:val="1"/>
+  <w:style w:type="paragraph" w:customStyle="1" w:styleId="TOC1">
+    <w:name w:val="TOC 제목1"/>
+    <w:basedOn w:val="a"/>
     <w:qFormat/>
-    <w:uiPriority w:val="0"/>
     <w:pPr>
-      <w:spacing w:before="0" w:after="240"/>
+      <w:spacing w:after="240"/>
     </w:pPr>
     <w:rPr>
       <w:b/>
@@ -8060,11 +7517,10 @@
       <w:sz w:val="30"/>
     </w:rPr>
   </w:style>
-  <w:style w:type="paragraph" w:styleId="15">
+  <w:style w:type="paragraph" w:styleId="a8">
     <w:name w:val="List Paragraph"/>
-    <w:basedOn w:val="1"/>
+    <w:basedOn w:val="a"/>
     <w:qFormat/>
-    <w:uiPriority w:val="0"/>
     <w:pPr>
       <w:spacing w:after="60"/>
       <w:ind w:left="440"/>
@@ -8354,5 +7810,6 @@
     </a:fmtScheme>
   </a:themeElements>
   <a:objectDefaults/>
+  <a:extraClrSchemeLst/>
 </a:theme>
 </file>
--- a/Doc/ValidationStage_메뉴얼.docx
+++ b/Doc/ValidationStage_메뉴얼.docx
@@ -1343,7 +1343,7 @@
         <w:rPr>
           <w:rFonts w:hint="eastAsia"/>
         </w:rPr>
-        <w:t>선형 스테이지의 기계 원점을 찾습니다</w:t>
+        <w:t>선형 스테이지의 기계 원점을 찾습니다 (찾는 방향은 축별로 (-) / (+) 선택, 기본 (-))</w:t>
       </w:r>
       <w:r>
         <w:t>.</w:t>
@@ -2401,7 +2401,7 @@
               <w:t>의</w:t>
             </w:r>
             <w:r>
-              <w:t xml:space="preserve"> 원점을 찾음</w:t>
+              <w:t xml:space="preserve"> 원점을 찾음 (⑪에서 고른 방향의 리밋 쪽으로 이동)</w:t>
             </w:r>
           </w:p>
         </w:tc>
@@ -2440,7 +2440,7 @@
               <w:spacing w:after="0" w:line="264" w:lineRule="auto"/>
             </w:pPr>
             <w:r>
-              <w:t>[현재 위치를 원점으로]</w:t>
+              <w:t>찾는 방향 (X, Y, Z)</w:t>
             </w:r>
           </w:p>
         </w:tc>
@@ -2454,7 +2454,7 @@
               <w:spacing w:after="0" w:line="264" w:lineRule="auto"/>
             </w:pPr>
             <w:r>
-              <w:t>현재 X, Y, Z 위치를 0으로 설정</w:t>
+              <w:t>[기계 원점 찾기] 때 축별로 이동할 리밋 방향 선택 ((-) 또는 (+)). 프로그램을 켜면 모두 (-)로 시작</w:t>
             </w:r>
           </w:p>
         </w:tc>
@@ -2495,6 +2495,60 @@
               <w:spacing w:after="0" w:line="264" w:lineRule="auto"/>
             </w:pPr>
             <w:r>
+              <w:t>[현재 위치를 원점으로]</w:t>
+            </w:r>
+          </w:p>
+        </w:tc>
+        <w:tc>
+          <w:tcPr>
+            <w:tcW w:w="6361" w:type="dxa"/>
+            <w:shd w:val="clear" w:color="auto" w:fill="F5F7FA"/>
+            <w:vAlign w:val="center"/>
+          </w:tcPr>
+          <w:p>
+            <w:pPr>
+              <w:spacing w:after="0" w:line="264" w:lineRule="auto"/>
+            </w:pPr>
+            <w:r>
+              <w:t>현재 X, Y, Z 위치를 0으로 설정</w:t>
+            </w:r>
+          </w:p>
+        </w:tc>
+      </w:tr>
+      <w:tr>
+        <w:trPr>
+          <w:cantSplit/>
+        </w:trPr>
+        <w:tc>
+          <w:tcPr>
+            <w:tcW w:w="771" w:type="dxa"/>
+            <w:vAlign w:val="center"/>
+          </w:tcPr>
+          <w:p>
+            <w:pPr>
+              <w:spacing w:after="0" w:line="264" w:lineRule="auto"/>
+              <w:jc w:val="center"/>
+            </w:pPr>
+            <w:r>
+              <w:rPr>
+                <w:b/>
+                <w:color w:val="C00000"/>
+                <w:sz w:val="24"/>
+              </w:rPr>
+              <w:t>⑬</w:t>
+            </w:r>
+          </w:p>
+        </w:tc>
+        <w:tc>
+          <w:tcPr>
+            <w:tcW w:w="2506" w:type="dxa"/>
+            <w:vAlign w:val="center"/>
+          </w:tcPr>
+          <w:p>
+            <w:pPr>
+              <w:spacing w:after="0" w:line="264" w:lineRule="auto"/>
+            </w:pPr>
+            <w:r>
               <w:t>[원점으로 이동]</w:t>
             </w:r>
           </w:p>
@@ -2502,7 +2556,6 @@
         <w:tc>
           <w:tcPr>
             <w:tcW w:w="6361" w:type="dxa"/>
-            <w:shd w:val="clear" w:color="auto" w:fill="F5F7FA"/>
             <w:vAlign w:val="center"/>
           </w:tcPr>
           <w:p>
